--- a/docs/submission/학습한_ML_DL_모델_산출물.docx
+++ b/docs/submission/학습한_ML_DL_모델_산출물.docx
@@ -43,7 +43,7 @@
           <w:color w:val="667085"/>
           <w:sz w:val="20"/>
         </w:rPr>
-        <w:t>deal-stacking-lr-v1 · 2026-08-26</w:t>
+        <w:t>deal-paper-rf-ensemble-v1 · 2026-08-31</w:t>
       </w:r>
     </w:p>
     <w:tbl>
@@ -63,33 +63,34 @@
         </w:tblBorders>
       </w:tblPr>
       <w:tblGrid>
-        <w:gridCol w:w="2350"/>
-        <w:gridCol w:w="7628"/>
+        <w:gridCol w:w="2450"/>
+        <w:gridCol w:w="7528"/>
       </w:tblGrid>
       <w:tr>
         <w:trPr>
           <w:cantSplit/>
-          <w:tblHeader w:val="true"/>
+          <w:tblHeader/>
         </w:trPr>
         <w:tc>
           <w:tcPr>
-            <w:tcW w:type="dxa" w:w="2350"/>
+            <w:tcW w:type="dxa" w:w="2450"/>
             <w:tcMar>
-              <w:top w:w="65" w:type="dxa"/>
-              <w:start w:w="100" w:type="dxa"/>
-              <w:bottom w:w="65" w:type="dxa"/>
-              <w:end w:w="100" w:type="dxa"/>
+              <w:top w:type="dxa" w:w="65"/>
+              <w:bottom w:type="dxa" w:w="65"/>
+              <w:start w:type="dxa" w:w="100"/>
+              <w:end w:type="dxa" w:w="100"/>
             </w:tcMar>
             <w:vAlign w:val="center"/>
             <w:shd w:fill="E8EEF5"/>
           </w:tcPr>
           <w:p>
             <w:pPr>
+              <w:keepNext w:val="0"/>
+              <w:widowControl/>
               <w:spacing w:before="0" w:after="0" w:line="240" w:lineRule="auto"/>
             </w:pPr>
             <w:r>
               <w:rPr>
-                <w:rFonts w:ascii="Arial Unicode MS" w:hAnsi="Arial Unicode MS" w:eastAsia="Arial Unicode MS"/>
                 <w:b/>
                 <w:color w:val="1F4D78"/>
                 <w:sz w:val="17"/>
@@ -100,23 +101,24 @@
         </w:tc>
         <w:tc>
           <w:tcPr>
-            <w:tcW w:type="dxa" w:w="7628"/>
+            <w:tcW w:type="dxa" w:w="7528"/>
             <w:tcMar>
-              <w:top w:w="65" w:type="dxa"/>
-              <w:start w:w="100" w:type="dxa"/>
-              <w:bottom w:w="65" w:type="dxa"/>
-              <w:end w:w="100" w:type="dxa"/>
+              <w:top w:type="dxa" w:w="65"/>
+              <w:bottom w:type="dxa" w:w="65"/>
+              <w:start w:type="dxa" w:w="100"/>
+              <w:end w:type="dxa" w:w="100"/>
             </w:tcMar>
             <w:vAlign w:val="center"/>
             <w:shd w:fill="E8EEF5"/>
           </w:tcPr>
           <w:p>
             <w:pPr>
+              <w:keepNext w:val="0"/>
+              <w:widowControl/>
               <w:spacing w:before="0" w:after="0" w:line="240" w:lineRule="auto"/>
             </w:pPr>
             <w:r>
               <w:rPr>
-                <w:rFonts w:ascii="Arial Unicode MS" w:hAnsi="Arial Unicode MS" w:eastAsia="Arial Unicode MS"/>
                 <w:b/>
                 <w:color w:val="1F4D78"/>
                 <w:sz w:val="17"/>
@@ -132,132 +134,65 @@
         </w:trPr>
         <w:tc>
           <w:tcPr>
-            <w:tcW w:type="dxa" w:w="2350"/>
+            <w:tcW w:type="dxa" w:w="2450"/>
             <w:tcMar>
-              <w:top w:w="65" w:type="dxa"/>
-              <w:start w:w="100" w:type="dxa"/>
-              <w:bottom w:w="65" w:type="dxa"/>
-              <w:end w:w="100" w:type="dxa"/>
+              <w:top w:type="dxa" w:w="65"/>
+              <w:bottom w:type="dxa" w:w="65"/>
+              <w:start w:type="dxa" w:w="100"/>
+              <w:end w:type="dxa" w:w="100"/>
             </w:tcMar>
             <w:vAlign w:val="center"/>
+            <w:shd w:fill="FFFFFF"/>
           </w:tcPr>
           <w:p>
             <w:pPr>
+              <w:keepNext w:val="0"/>
+              <w:widowControl/>
               <w:spacing w:before="0" w:after="0" w:line="240" w:lineRule="auto"/>
-              <w:jc w:val="left"/>
             </w:pPr>
             <w:r>
               <w:rPr>
-                <w:rFonts w:ascii="Arial Unicode MS" w:hAnsi="Arial Unicode MS" w:eastAsia="Arial Unicode MS"/>
-                <w:b w:val="0"/>
-                <w:color w:val="18212B"/>
-                <w:sz w:val="16"/>
+                <w:sz w:val="17"/>
               </w:rPr>
-              <w:t>제품</w:t>
+              <w:t>제품·역할</w:t>
             </w:r>
           </w:p>
         </w:tc>
         <w:tc>
           <w:tcPr>
-            <w:tcW w:type="dxa" w:w="7628"/>
+            <w:tcW w:type="dxa" w:w="7528"/>
             <w:tcMar>
-              <w:top w:w="65" w:type="dxa"/>
-              <w:start w:w="100" w:type="dxa"/>
-              <w:bottom w:w="65" w:type="dxa"/>
-              <w:end w:w="100" w:type="dxa"/>
+              <w:top w:type="dxa" w:w="65"/>
+              <w:bottom w:type="dxa" w:w="65"/>
+              <w:start w:type="dxa" w:w="100"/>
+              <w:end w:type="dxa" w:w="100"/>
             </w:tcMar>
             <w:vAlign w:val="center"/>
+            <w:shd w:fill="FFFFFF"/>
           </w:tcPr>
           <w:p>
             <w:pPr>
+              <w:keepNext w:val="0"/>
+              <w:widowControl/>
               <w:spacing w:before="0" w:after="0" w:line="240" w:lineRule="auto"/>
-              <w:jc w:val="left"/>
             </w:pPr>
             <w:r>
               <w:rPr>
-                <w:rFonts w:ascii="Arial Unicode MS" w:hAnsi="Arial Unicode MS" w:eastAsia="Arial Unicode MS"/>
-                <w:b w:val="0"/>
-                <w:color w:val="18212B"/>
-                <w:sz w:val="16"/>
+                <w:sz w:val="17"/>
               </w:rPr>
-              <w:t>SalesLuv</w:t>
-            </w:r>
-          </w:p>
-        </w:tc>
-      </w:tr>
-      <w:tr>
-        <w:trPr>
-          <w:cantSplit/>
-        </w:trPr>
-        <w:tc>
-          <w:tcPr>
-            <w:tcW w:type="dxa" w:w="2350"/>
-            <w:tcMar>
-              <w:top w:w="65" w:type="dxa"/>
-              <w:start w:w="100" w:type="dxa"/>
-              <w:bottom w:w="65" w:type="dxa"/>
-              <w:end w:w="100" w:type="dxa"/>
-            </w:tcMar>
-            <w:vAlign w:val="center"/>
-            <w:shd w:fill="FAFBFC"/>
-          </w:tcPr>
-          <w:p>
-            <w:pPr>
-              <w:spacing w:before="0" w:after="0" w:line="240" w:lineRule="auto"/>
-              <w:jc w:val="left"/>
-            </w:pPr>
-            <w:r>
-              <w:rPr>
-                <w:rFonts w:ascii="Arial Unicode MS" w:hAnsi="Arial Unicode MS" w:eastAsia="Arial Unicode MS"/>
-                <w:b w:val="0"/>
-                <w:color w:val="18212B"/>
-                <w:sz w:val="16"/>
-              </w:rPr>
-              <w:t>모델 역할</w:t>
-            </w:r>
-          </w:p>
-        </w:tc>
-        <w:tc>
-          <w:tcPr>
-            <w:tcW w:type="dxa" w:w="7628"/>
-            <w:tcMar>
-              <w:top w:w="65" w:type="dxa"/>
-              <w:start w:w="100" w:type="dxa"/>
-              <w:bottom w:w="65" w:type="dxa"/>
-              <w:end w:w="100" w:type="dxa"/>
-            </w:tcMar>
-            <w:vAlign w:val="center"/>
-            <w:shd w:fill="FAFBFC"/>
-          </w:tcPr>
-          <w:p>
-            <w:pPr>
-              <w:spacing w:before="0" w:after="0" w:line="240" w:lineRule="auto"/>
-              <w:jc w:val="left"/>
-            </w:pPr>
-            <w:r>
-              <w:rPr>
-                <w:rFonts w:ascii="Arial Unicode MS" w:hAnsi="Arial Unicode MS" w:eastAsia="Arial Unicode MS"/>
-                <w:b w:val="0"/>
-                <w:color w:val="18212B"/>
-                <w:sz w:val="16"/>
-              </w:rPr>
-              <w:t xml:space="preserve">B2B 딜의 </w:t>
+              <w:t xml:space="preserve">SalesLuv B2B 딜의 </w:t>
             </w:r>
             <w:r>
               <w:rPr>
-                <w:rFonts w:ascii="Arial Unicode MS" w:hAnsi="Arial Unicode MS" w:eastAsia="Arial Unicode MS"/>
                 <w:color w:val="1F4D78"/>
-                <w:sz w:val="16"/>
+                <w:sz w:val="17"/>
                 <w:shd w:fill="F2F4F7"/>
               </w:rPr>
               <w:t>Won</w:t>
             </w:r>
             <w:r>
               <w:rPr>
-                <w:rFonts w:ascii="Arial Unicode MS" w:hAnsi="Arial Unicode MS" w:eastAsia="Arial Unicode MS"/>
-                <w:b w:val="0"/>
-                <w:color w:val="18212B"/>
-                <w:sz w:val="16"/>
+                <w:sz w:val="17"/>
               </w:rPr>
               <w:t xml:space="preserve"> 확률 및 승패 예측</w:t>
             </w:r>
@@ -270,114 +205,53 @@
         </w:trPr>
         <w:tc>
           <w:tcPr>
-            <w:tcW w:type="dxa" w:w="2350"/>
+            <w:tcW w:type="dxa" w:w="2450"/>
             <w:tcMar>
-              <w:top w:w="65" w:type="dxa"/>
-              <w:start w:w="100" w:type="dxa"/>
-              <w:bottom w:w="65" w:type="dxa"/>
-              <w:end w:w="100" w:type="dxa"/>
+              <w:top w:type="dxa" w:w="65"/>
+              <w:bottom w:type="dxa" w:w="65"/>
+              <w:start w:type="dxa" w:w="100"/>
+              <w:end w:type="dxa" w:w="100"/>
             </w:tcMar>
             <w:vAlign w:val="center"/>
+            <w:shd w:fill="F8FAFC"/>
           </w:tcPr>
           <w:p>
             <w:pPr>
+              <w:keepNext w:val="0"/>
+              <w:widowControl/>
               <w:spacing w:before="0" w:after="0" w:line="240" w:lineRule="auto"/>
-              <w:jc w:val="left"/>
             </w:pPr>
             <w:r>
               <w:rPr>
-                <w:rFonts w:ascii="Arial Unicode MS" w:hAnsi="Arial Unicode MS" w:eastAsia="Arial Unicode MS"/>
-                <w:b w:val="0"/>
-                <w:color w:val="18212B"/>
-                <w:sz w:val="16"/>
+                <w:sz w:val="17"/>
               </w:rPr>
-              <w:t>모델 버전</w:t>
+              <w:t>선정 모델</w:t>
             </w:r>
           </w:p>
         </w:tc>
         <w:tc>
           <w:tcPr>
-            <w:tcW w:type="dxa" w:w="7628"/>
+            <w:tcW w:type="dxa" w:w="7528"/>
             <w:tcMar>
-              <w:top w:w="65" w:type="dxa"/>
-              <w:start w:w="100" w:type="dxa"/>
-              <w:bottom w:w="65" w:type="dxa"/>
-              <w:end w:w="100" w:type="dxa"/>
+              <w:top w:type="dxa" w:w="65"/>
+              <w:bottom w:type="dxa" w:w="65"/>
+              <w:start w:type="dxa" w:w="100"/>
+              <w:end w:type="dxa" w:w="100"/>
             </w:tcMar>
             <w:vAlign w:val="center"/>
+            <w:shd w:fill="F8FAFC"/>
           </w:tcPr>
           <w:p>
             <w:pPr>
+              <w:keepNext w:val="0"/>
+              <w:widowControl/>
               <w:spacing w:before="0" w:after="0" w:line="240" w:lineRule="auto"/>
-              <w:jc w:val="left"/>
             </w:pPr>
             <w:r>
               <w:rPr>
-                <w:rFonts w:ascii="Arial Unicode MS" w:hAnsi="Arial Unicode MS" w:eastAsia="Arial Unicode MS"/>
                 <w:color w:val="1F4D78"/>
-                <w:sz w:val="16"/>
+                <w:sz w:val="17"/>
                 <w:shd w:fill="F2F4F7"/>
-              </w:rPr>
-              <w:t>deal-stacking-lr-v1</w:t>
-            </w:r>
-          </w:p>
-        </w:tc>
-      </w:tr>
-      <w:tr>
-        <w:trPr>
-          <w:cantSplit/>
-        </w:trPr>
-        <w:tc>
-          <w:tcPr>
-            <w:tcW w:type="dxa" w:w="2350"/>
-            <w:tcMar>
-              <w:top w:w="65" w:type="dxa"/>
-              <w:start w:w="100" w:type="dxa"/>
-              <w:bottom w:w="65" w:type="dxa"/>
-              <w:end w:w="100" w:type="dxa"/>
-            </w:tcMar>
-            <w:vAlign w:val="center"/>
-            <w:shd w:fill="FAFBFC"/>
-          </w:tcPr>
-          <w:p>
-            <w:pPr>
-              <w:spacing w:before="0" w:after="0" w:line="240" w:lineRule="auto"/>
-              <w:jc w:val="left"/>
-            </w:pPr>
-            <w:r>
-              <w:rPr>
-                <w:rFonts w:ascii="Arial Unicode MS" w:hAnsi="Arial Unicode MS" w:eastAsia="Arial Unicode MS"/>
-                <w:b w:val="0"/>
-                <w:color w:val="18212B"/>
-                <w:sz w:val="16"/>
-              </w:rPr>
-              <w:t>최종 모델</w:t>
-            </w:r>
-          </w:p>
-        </w:tc>
-        <w:tc>
-          <w:tcPr>
-            <w:tcW w:type="dxa" w:w="7628"/>
-            <w:tcMar>
-              <w:top w:w="65" w:type="dxa"/>
-              <w:start w:w="100" w:type="dxa"/>
-              <w:bottom w:w="65" w:type="dxa"/>
-              <w:end w:w="100" w:type="dxa"/>
-            </w:tcMar>
-            <w:vAlign w:val="center"/>
-            <w:shd w:fill="FAFBFC"/>
-          </w:tcPr>
-          <w:p>
-            <w:pPr>
-              <w:spacing w:before="0" w:after="0" w:line="240" w:lineRule="auto"/>
-              <w:jc w:val="left"/>
-            </w:pPr>
-            <w:r>
-              <w:rPr>
-                <w:rFonts w:ascii="Arial Unicode MS" w:hAnsi="Arial Unicode MS" w:eastAsia="Arial Unicode MS"/>
-                <w:b w:val="0"/>
-                <w:color w:val="18212B"/>
-                <w:sz w:val="16"/>
               </w:rPr>
               <w:t>Stacking_LR</w:t>
             </w:r>
@@ -390,57 +264,55 @@
         </w:trPr>
         <w:tc>
           <w:tcPr>
-            <w:tcW w:type="dxa" w:w="2350"/>
+            <w:tcW w:type="dxa" w:w="2450"/>
             <w:tcMar>
-              <w:top w:w="65" w:type="dxa"/>
-              <w:start w:w="100" w:type="dxa"/>
-              <w:bottom w:w="65" w:type="dxa"/>
-              <w:end w:w="100" w:type="dxa"/>
+              <w:top w:type="dxa" w:w="65"/>
+              <w:bottom w:type="dxa" w:w="65"/>
+              <w:start w:type="dxa" w:w="100"/>
+              <w:end w:type="dxa" w:w="100"/>
             </w:tcMar>
             <w:vAlign w:val="center"/>
-            <w:shd w:fill="FAFBFC"/>
+            <w:shd w:fill="FFFFFF"/>
           </w:tcPr>
           <w:p>
             <w:pPr>
+              <w:keepNext w:val="0"/>
+              <w:widowControl/>
               <w:spacing w:before="0" w:after="0" w:line="240" w:lineRule="auto"/>
-              <w:jc w:val="left"/>
             </w:pPr>
             <w:r>
               <w:rPr>
-                <w:rFonts w:ascii="Arial Unicode MS" w:hAnsi="Arial Unicode MS" w:eastAsia="Arial Unicode MS"/>
-                <w:b w:val="0"/>
-                <w:color w:val="18212B"/>
-                <w:sz w:val="16"/>
+                <w:sz w:val="17"/>
               </w:rPr>
-              <w:t>모델 유형</w:t>
+              <w:t>모델 버전</w:t>
             </w:r>
           </w:p>
         </w:tc>
         <w:tc>
           <w:tcPr>
-            <w:tcW w:type="dxa" w:w="7628"/>
+            <w:tcW w:type="dxa" w:w="7528"/>
             <w:tcMar>
-              <w:top w:w="65" w:type="dxa"/>
-              <w:start w:w="100" w:type="dxa"/>
-              <w:bottom w:w="65" w:type="dxa"/>
-              <w:end w:w="100" w:type="dxa"/>
+              <w:top w:type="dxa" w:w="65"/>
+              <w:bottom w:type="dxa" w:w="65"/>
+              <w:start w:type="dxa" w:w="100"/>
+              <w:end w:type="dxa" w:w="100"/>
             </w:tcMar>
             <w:vAlign w:val="center"/>
-            <w:shd w:fill="FAFBFC"/>
+            <w:shd w:fill="FFFFFF"/>
           </w:tcPr>
           <w:p>
             <w:pPr>
+              <w:keepNext w:val="0"/>
+              <w:widowControl/>
               <w:spacing w:before="0" w:after="0" w:line="240" w:lineRule="auto"/>
-              <w:jc w:val="left"/>
             </w:pPr>
             <w:r>
               <w:rPr>
-                <w:rFonts w:ascii="Arial Unicode MS" w:hAnsi="Arial Unicode MS" w:eastAsia="Arial Unicode MS"/>
-                <w:b w:val="0"/>
-                <w:color w:val="18212B"/>
-                <w:sz w:val="16"/>
+                <w:color w:val="1F4D78"/>
+                <w:sz w:val="17"/>
+                <w:shd w:fill="F2F4F7"/>
               </w:rPr>
-              <w:t>5개 기본 분류기 + LogisticRegression 메타모델</w:t>
+              <w:t>deal-paper-rf-ensemble-v1</w:t>
             </w:r>
           </w:p>
         </w:tc>
@@ -451,55 +323,53 @@
         </w:trPr>
         <w:tc>
           <w:tcPr>
-            <w:tcW w:type="dxa" w:w="2350"/>
+            <w:tcW w:type="dxa" w:w="2450"/>
             <w:tcMar>
-              <w:top w:w="65" w:type="dxa"/>
-              <w:start w:w="100" w:type="dxa"/>
-              <w:bottom w:w="65" w:type="dxa"/>
-              <w:end w:w="100" w:type="dxa"/>
+              <w:top w:type="dxa" w:w="65"/>
+              <w:bottom w:type="dxa" w:w="65"/>
+              <w:start w:type="dxa" w:w="100"/>
+              <w:end w:type="dxa" w:w="100"/>
             </w:tcMar>
             <w:vAlign w:val="center"/>
+            <w:shd w:fill="F8FAFC"/>
           </w:tcPr>
           <w:p>
             <w:pPr>
+              <w:keepNext w:val="0"/>
+              <w:widowControl/>
               <w:spacing w:before="0" w:after="0" w:line="240" w:lineRule="auto"/>
-              <w:jc w:val="left"/>
             </w:pPr>
             <w:r>
               <w:rPr>
-                <w:rFonts w:ascii="Arial Unicode MS" w:hAnsi="Arial Unicode MS" w:eastAsia="Arial Unicode MS"/>
-                <w:b w:val="0"/>
-                <w:color w:val="18212B"/>
-                <w:sz w:val="16"/>
+                <w:sz w:val="17"/>
               </w:rPr>
-              <w:t>입력</w:t>
+              <w:t>모델 유형</w:t>
             </w:r>
           </w:p>
         </w:tc>
         <w:tc>
           <w:tcPr>
-            <w:tcW w:type="dxa" w:w="7628"/>
+            <w:tcW w:type="dxa" w:w="7528"/>
             <w:tcMar>
-              <w:top w:w="65" w:type="dxa"/>
-              <w:start w:w="100" w:type="dxa"/>
-              <w:bottom w:w="65" w:type="dxa"/>
-              <w:end w:w="100" w:type="dxa"/>
+              <w:top w:type="dxa" w:w="65"/>
+              <w:bottom w:type="dxa" w:w="65"/>
+              <w:start w:type="dxa" w:w="100"/>
+              <w:end w:type="dxa" w:w="100"/>
             </w:tcMar>
             <w:vAlign w:val="center"/>
+            <w:shd w:fill="F8FAFC"/>
           </w:tcPr>
           <w:p>
             <w:pPr>
+              <w:keepNext w:val="0"/>
+              <w:widowControl/>
               <w:spacing w:before="0" w:after="0" w:line="240" w:lineRule="auto"/>
-              <w:jc w:val="left"/>
             </w:pPr>
             <w:r>
               <w:rPr>
-                <w:rFonts w:ascii="Arial Unicode MS" w:hAnsi="Arial Unicode MS" w:eastAsia="Arial Unicode MS"/>
-                <w:b w:val="0"/>
-                <w:color w:val="18212B"/>
-                <w:sz w:val="16"/>
+                <w:sz w:val="17"/>
               </w:rPr>
-              <w:t>13개 범주형 컬럼</w:t>
+              <w:t>RF·LR·ExtraTrees·CatBoost + LogisticRegression 메타모델</w:t>
             </w:r>
           </w:p>
         </w:tc>
@@ -510,54 +380,58 @@
         </w:trPr>
         <w:tc>
           <w:tcPr>
-            <w:tcW w:type="dxa" w:w="2350"/>
+            <w:tcW w:type="dxa" w:w="2450"/>
             <w:tcMar>
-              <w:top w:w="65" w:type="dxa"/>
-              <w:start w:w="100" w:type="dxa"/>
-              <w:bottom w:w="65" w:type="dxa"/>
-              <w:end w:w="100" w:type="dxa"/>
+              <w:top w:type="dxa" w:w="65"/>
+              <w:bottom w:type="dxa" w:w="65"/>
+              <w:start w:type="dxa" w:w="100"/>
+              <w:end w:type="dxa" w:w="100"/>
             </w:tcMar>
             <w:vAlign w:val="center"/>
-            <w:shd w:fill="FAFBFC"/>
+            <w:shd w:fill="FFFFFF"/>
           </w:tcPr>
           <w:p>
             <w:pPr>
+              <w:keepNext w:val="0"/>
+              <w:widowControl/>
               <w:spacing w:before="0" w:after="0" w:line="240" w:lineRule="auto"/>
-              <w:jc w:val="left"/>
             </w:pPr>
             <w:r>
               <w:rPr>
-                <w:rFonts w:ascii="Arial Unicode MS" w:hAnsi="Arial Unicode MS" w:eastAsia="Arial Unicode MS"/>
-                <w:b w:val="0"/>
-                <w:color w:val="18212B"/>
-                <w:sz w:val="16"/>
+                <w:sz w:val="17"/>
               </w:rPr>
-              <w:t>분류 임계값</w:t>
+              <w:t>입력·임계값</w:t>
             </w:r>
           </w:p>
         </w:tc>
         <w:tc>
           <w:tcPr>
-            <w:tcW w:type="dxa" w:w="7628"/>
+            <w:tcW w:type="dxa" w:w="7528"/>
             <w:tcMar>
-              <w:top w:w="65" w:type="dxa"/>
-              <w:start w:w="100" w:type="dxa"/>
-              <w:bottom w:w="65" w:type="dxa"/>
-              <w:end w:w="100" w:type="dxa"/>
+              <w:top w:type="dxa" w:w="65"/>
+              <w:bottom w:type="dxa" w:w="65"/>
+              <w:start w:type="dxa" w:w="100"/>
+              <w:end w:type="dxa" w:w="100"/>
             </w:tcMar>
             <w:vAlign w:val="center"/>
-            <w:shd w:fill="FAFBFC"/>
+            <w:shd w:fill="FFFFFF"/>
           </w:tcPr>
           <w:p>
             <w:pPr>
+              <w:keepNext w:val="0"/>
+              <w:widowControl/>
               <w:spacing w:before="0" w:after="0" w:line="240" w:lineRule="auto"/>
-              <w:jc w:val="right"/>
             </w:pPr>
             <w:r>
               <w:rPr>
-                <w:rFonts w:ascii="Arial Unicode MS" w:hAnsi="Arial Unicode MS" w:eastAsia="Arial Unicode MS"/>
+                <w:sz w:val="17"/>
+              </w:rPr>
+              <w:t xml:space="preserve">13개 범주형 컬럼, </w:t>
+            </w:r>
+            <w:r>
+              <w:rPr>
                 <w:color w:val="1F4D78"/>
-                <w:sz w:val="16"/>
+                <w:sz w:val="17"/>
                 <w:shd w:fill="F2F4F7"/>
               </w:rPr>
               <w:t>0.50</w:t>
@@ -571,26 +445,25 @@
         </w:trPr>
         <w:tc>
           <w:tcPr>
-            <w:tcW w:type="dxa" w:w="2350"/>
+            <w:tcW w:type="dxa" w:w="2450"/>
             <w:tcMar>
-              <w:top w:w="65" w:type="dxa"/>
-              <w:start w:w="100" w:type="dxa"/>
-              <w:bottom w:w="65" w:type="dxa"/>
-              <w:end w:w="100" w:type="dxa"/>
+              <w:top w:type="dxa" w:w="65"/>
+              <w:bottom w:type="dxa" w:w="65"/>
+              <w:start w:type="dxa" w:w="100"/>
+              <w:end w:type="dxa" w:w="100"/>
             </w:tcMar>
             <w:vAlign w:val="center"/>
+            <w:shd w:fill="F8FAFC"/>
           </w:tcPr>
           <w:p>
             <w:pPr>
+              <w:keepNext w:val="0"/>
+              <w:widowControl/>
               <w:spacing w:before="0" w:after="0" w:line="240" w:lineRule="auto"/>
-              <w:jc w:val="left"/>
             </w:pPr>
             <w:r>
               <w:rPr>
-                <w:rFonts w:ascii="Arial Unicode MS" w:hAnsi="Arial Unicode MS" w:eastAsia="Arial Unicode MS"/>
-                <w:b w:val="0"/>
-                <w:color w:val="18212B"/>
-                <w:sz w:val="16"/>
+                <w:sz w:val="17"/>
               </w:rPr>
               <w:t>작성 기준일</w:t>
             </w:r>
@@ -598,28 +471,28 @@
         </w:tc>
         <w:tc>
           <w:tcPr>
-            <w:tcW w:type="dxa" w:w="7628"/>
+            <w:tcW w:type="dxa" w:w="7528"/>
             <w:tcMar>
-              <w:top w:w="65" w:type="dxa"/>
-              <w:start w:w="100" w:type="dxa"/>
-              <w:bottom w:w="65" w:type="dxa"/>
-              <w:end w:w="100" w:type="dxa"/>
+              <w:top w:type="dxa" w:w="65"/>
+              <w:bottom w:type="dxa" w:w="65"/>
+              <w:start w:type="dxa" w:w="100"/>
+              <w:end w:type="dxa" w:w="100"/>
             </w:tcMar>
             <w:vAlign w:val="center"/>
+            <w:shd w:fill="F8FAFC"/>
           </w:tcPr>
           <w:p>
             <w:pPr>
+              <w:keepNext w:val="0"/>
+              <w:widowControl/>
               <w:spacing w:before="0" w:after="0" w:line="240" w:lineRule="auto"/>
               <w:jc w:val="right"/>
             </w:pPr>
             <w:r>
               <w:rPr>
-                <w:rFonts w:ascii="Arial Unicode MS" w:hAnsi="Arial Unicode MS" w:eastAsia="Arial Unicode MS"/>
-                <w:b w:val="0"/>
-                <w:color w:val="18212B"/>
-                <w:sz w:val="16"/>
+                <w:sz w:val="17"/>
               </w:rPr>
-              <w:t>2026-08-26</w:t>
+              <w:t>2026-08-31</w:t>
             </w:r>
           </w:p>
         </w:tc>
@@ -630,57 +503,53 @@
         </w:trPr>
         <w:tc>
           <w:tcPr>
-            <w:tcW w:type="dxa" w:w="2350"/>
+            <w:tcW w:type="dxa" w:w="2450"/>
             <w:tcMar>
-              <w:top w:w="65" w:type="dxa"/>
-              <w:start w:w="100" w:type="dxa"/>
-              <w:bottom w:w="65" w:type="dxa"/>
-              <w:end w:w="100" w:type="dxa"/>
+              <w:top w:type="dxa" w:w="65"/>
+              <w:bottom w:type="dxa" w:w="65"/>
+              <w:start w:type="dxa" w:w="100"/>
+              <w:end w:type="dxa" w:w="100"/>
             </w:tcMar>
             <w:vAlign w:val="center"/>
-            <w:shd w:fill="FAFBFC"/>
+            <w:shd w:fill="FFFFFF"/>
           </w:tcPr>
           <w:p>
             <w:pPr>
+              <w:keepNext w:val="0"/>
+              <w:widowControl/>
               <w:spacing w:before="0" w:after="0" w:line="240" w:lineRule="auto"/>
-              <w:jc w:val="left"/>
             </w:pPr>
             <w:r>
               <w:rPr>
-                <w:rFonts w:ascii="Arial Unicode MS" w:hAnsi="Arial Unicode MS" w:eastAsia="Arial Unicode MS"/>
-                <w:b w:val="0"/>
-                <w:color w:val="18212B"/>
-                <w:sz w:val="16"/>
+                <w:sz w:val="17"/>
               </w:rPr>
-              <w:t>산출물 상태</w:t>
+              <w:t>저장 모델 학습 범위</w:t>
             </w:r>
           </w:p>
         </w:tc>
         <w:tc>
           <w:tcPr>
-            <w:tcW w:type="dxa" w:w="7628"/>
+            <w:tcW w:type="dxa" w:w="7528"/>
             <w:tcMar>
-              <w:top w:w="65" w:type="dxa"/>
-              <w:start w:w="100" w:type="dxa"/>
-              <w:bottom w:w="65" w:type="dxa"/>
-              <w:end w:w="100" w:type="dxa"/>
+              <w:top w:type="dxa" w:w="65"/>
+              <w:bottom w:type="dxa" w:w="65"/>
+              <w:start w:type="dxa" w:w="100"/>
+              <w:end w:type="dxa" w:w="100"/>
             </w:tcMar>
             <w:vAlign w:val="center"/>
-            <w:shd w:fill="FAFBFC"/>
+            <w:shd w:fill="FFFFFF"/>
           </w:tcPr>
           <w:p>
             <w:pPr>
+              <w:keepNext w:val="0"/>
+              <w:widowControl/>
               <w:spacing w:before="0" w:after="0" w:line="240" w:lineRule="auto"/>
-              <w:jc w:val="left"/>
             </w:pPr>
             <w:r>
               <w:rPr>
-                <w:rFonts w:ascii="Arial Unicode MS" w:hAnsi="Arial Unicode MS" w:eastAsia="Arial Unicode MS"/>
-                <w:b w:val="0"/>
-                <w:color w:val="18212B"/>
-                <w:sz w:val="16"/>
+                <w:sz w:val="17"/>
               </w:rPr>
-              <w:t>전체 재학습·저장·해시·CPU 재로드 검증 완료, 백엔드 연결 전</w:t>
+              <w:t>1회차 Train 원본 357건 × 마스킹 10세트 = 3,570행; Test 원본 91건은 학습에서 제외</w:t>
             </w:r>
           </w:p>
         </w:tc>
@@ -688,7 +557,7 @@
     </w:tbl>
     <w:p>
       <w:pPr>
-        <w:spacing w:after="20"/>
+        <w:spacing w:after="40" w:before="0" w:line="40" w:lineRule="exact"/>
       </w:pPr>
     </w:p>
     <w:p>
@@ -696,3602 +565,30 @@
         <w:pStyle w:val="Heading1"/>
       </w:pPr>
       <w:r>
-        <w:rPr>
-          <w:rFonts w:ascii="Arial Unicode MS" w:hAnsi="Arial Unicode MS" w:eastAsia="Arial Unicode MS"/>
-          <w:b/>
-          <w:color w:val="2E74B5"/>
-          <w:sz w:val="30"/>
-        </w:rPr>
         <w:t>1. 모델 카드</w:t>
       </w:r>
     </w:p>
     <w:p>
       <w:pPr>
         <w:pStyle w:val="Heading2"/>
-        <w:keepNext/>
-        <w:widowControl/>
       </w:pPr>
       <w:r>
-        <w:rPr>
-          <w:rFonts w:ascii="Arial Unicode MS" w:hAnsi="Arial Unicode MS" w:eastAsia="Arial Unicode MS"/>
-        </w:rPr>
         <w:t>1.1 목적과 출력</w:t>
       </w:r>
     </w:p>
     <w:p>
-      <w:pPr>
-        <w:widowControl/>
-      </w:pPr>
+      <w:r>
+        <w:t xml:space="preserve">구조화 Agent가 업무 보고서에서 추출한 13개 범주형 값을 받아 </w:t>
+      </w:r>
       <w:r>
         <w:rPr>
-          <w:rFonts w:ascii="Arial Unicode MS" w:hAnsi="Arial Unicode MS" w:eastAsia="Arial Unicode MS"/>
+          <w:color w:val="1F4D78"/>
+          <w:shd w:fill="F2F4F7"/>
         </w:rPr>
-        <w:t>구조화 Agent가 미팅 보고서에서 추출한 13개 범주형 값을 받아 계약 성사 클래스 Won의 확률을 계산한다.</w:t>
+        <w:t>Won</w:t>
       </w:r>
-    </w:p>
-    <w:tbl>
-      <w:tblPr>
-        <w:tblW w:type="auto" w:w="0"/>
-        <w:tblLayout w:type="fixed"/>
-        <w:tblLook w:firstColumn="1" w:firstRow="1" w:lastColumn="0" w:lastRow="0" w:noHBand="0" w:noVBand="1" w:val="04A0"/>
-        <w:tblInd w:w="100" w:type="dxa"/>
-        <w:tblBorders>
-          <w:top w:val="single" w:sz="4" w:color="C9D1D9"/>
-          <w:left w:val="single" w:sz="4" w:color="C9D1D9"/>
-          <w:bottom w:val="single" w:sz="4" w:color="C9D1D9"/>
-          <w:right w:val="single" w:sz="4" w:color="C9D1D9"/>
-          <w:insideH w:val="single" w:sz="4" w:color="C9D1D9"/>
-          <w:insideV w:val="single" w:sz="4" w:color="C9D1D9"/>
-        </w:tblBorders>
-      </w:tblPr>
-      <w:tblGrid>
-        <w:gridCol w:w="3326"/>
-        <w:gridCol w:w="3326"/>
-        <w:gridCol w:w="3326"/>
-      </w:tblGrid>
-      <w:tr>
-        <w:trPr>
-          <w:cantSplit/>
-          <w:tblHeader w:val="true"/>
-        </w:trPr>
-        <w:tc>
-          <w:tcPr>
-            <w:tcW w:type="dxa" w:w="2200"/>
-            <w:tcMar>
-              <w:top w:w="70" w:type="dxa"/>
-              <w:start w:w="100" w:type="dxa"/>
-              <w:bottom w:w="70" w:type="dxa"/>
-              <w:end w:w="100" w:type="dxa"/>
-            </w:tcMar>
-            <w:vAlign w:val="center"/>
-            <w:shd w:fill="E8EEF5"/>
-          </w:tcPr>
-          <w:p>
-            <w:pPr>
-              <w:spacing w:before="0" w:after="0" w:line="240" w:lineRule="auto"/>
-            </w:pPr>
-            <w:r>
-              <w:rPr>
-                <w:rFonts w:ascii="Arial Unicode MS" w:hAnsi="Arial Unicode MS" w:eastAsia="Arial Unicode MS"/>
-                <w:b/>
-                <w:sz w:val="16"/>
-              </w:rPr>
-              <w:t>출력</w:t>
-            </w:r>
-          </w:p>
-        </w:tc>
-        <w:tc>
-          <w:tcPr>
-            <w:tcW w:type="dxa" w:w="3000"/>
-            <w:tcMar>
-              <w:top w:w="70" w:type="dxa"/>
-              <w:start w:w="100" w:type="dxa"/>
-              <w:bottom w:w="70" w:type="dxa"/>
-              <w:end w:w="100" w:type="dxa"/>
-            </w:tcMar>
-            <w:vAlign w:val="center"/>
-            <w:shd w:fill="E8EEF5"/>
-          </w:tcPr>
-          <w:p>
-            <w:pPr>
-              <w:spacing w:before="0" w:after="0" w:line="240" w:lineRule="auto"/>
-            </w:pPr>
-            <w:r>
-              <w:rPr>
-                <w:rFonts w:ascii="Arial Unicode MS" w:hAnsi="Arial Unicode MS" w:eastAsia="Arial Unicode MS"/>
-                <w:b/>
-                <w:sz w:val="16"/>
-              </w:rPr>
-              <w:t>형식</w:t>
-            </w:r>
-          </w:p>
-        </w:tc>
-        <w:tc>
-          <w:tcPr>
-            <w:tcW w:type="dxa" w:w="4778"/>
-            <w:tcMar>
-              <w:top w:w="70" w:type="dxa"/>
-              <w:start w:w="100" w:type="dxa"/>
-              <w:bottom w:w="70" w:type="dxa"/>
-              <w:end w:w="100" w:type="dxa"/>
-            </w:tcMar>
-            <w:vAlign w:val="center"/>
-            <w:shd w:fill="E8EEF5"/>
-          </w:tcPr>
-          <w:p>
-            <w:pPr>
-              <w:spacing w:before="0" w:after="0" w:line="240" w:lineRule="auto"/>
-            </w:pPr>
-            <w:r>
-              <w:rPr>
-                <w:rFonts w:ascii="Arial Unicode MS" w:hAnsi="Arial Unicode MS" w:eastAsia="Arial Unicode MS"/>
-                <w:b/>
-                <w:sz w:val="16"/>
-              </w:rPr>
-              <w:t>설명</w:t>
-            </w:r>
-          </w:p>
-        </w:tc>
-      </w:tr>
-      <w:tr>
-        <w:trPr>
-          <w:cantSplit/>
-        </w:trPr>
-        <w:tc>
-          <w:tcPr>
-            <w:tcW w:type="dxa" w:w="2200"/>
-            <w:tcMar>
-              <w:top w:w="70" w:type="dxa"/>
-              <w:start w:w="100" w:type="dxa"/>
-              <w:bottom w:w="70" w:type="dxa"/>
-              <w:end w:w="100" w:type="dxa"/>
-            </w:tcMar>
-            <w:vAlign w:val="center"/>
-          </w:tcPr>
-          <w:p>
-            <w:pPr>
-              <w:spacing w:before="0" w:after="0" w:line="240" w:lineRule="auto"/>
-            </w:pPr>
-            <w:r>
-              <w:rPr>
-                <w:rFonts w:ascii="Arial Unicode MS" w:hAnsi="Arial Unicode MS" w:eastAsia="Arial Unicode MS"/>
-                <w:sz w:val="16"/>
-              </w:rPr>
-              <w:t>won_probability</w:t>
-            </w:r>
-          </w:p>
-        </w:tc>
-        <w:tc>
-          <w:tcPr>
-            <w:tcW w:type="dxa" w:w="3000"/>
-            <w:tcMar>
-              <w:top w:w="70" w:type="dxa"/>
-              <w:start w:w="100" w:type="dxa"/>
-              <w:bottom w:w="70" w:type="dxa"/>
-              <w:end w:w="100" w:type="dxa"/>
-            </w:tcMar>
-            <w:vAlign w:val="center"/>
-          </w:tcPr>
-          <w:p>
-            <w:pPr>
-              <w:spacing w:before="0" w:after="0" w:line="240" w:lineRule="auto"/>
-            </w:pPr>
-            <w:r>
-              <w:rPr>
-                <w:rFonts w:ascii="Arial Unicode MS" w:hAnsi="Arial Unicode MS" w:eastAsia="Arial Unicode MS"/>
-                <w:sz w:val="16"/>
-              </w:rPr>
-              <w:t>0~1 실수</w:t>
-            </w:r>
-          </w:p>
-        </w:tc>
-        <w:tc>
-          <w:tcPr>
-            <w:tcW w:type="dxa" w:w="4778"/>
-            <w:tcMar>
-              <w:top w:w="70" w:type="dxa"/>
-              <w:start w:w="100" w:type="dxa"/>
-              <w:bottom w:w="70" w:type="dxa"/>
-              <w:end w:w="100" w:type="dxa"/>
-            </w:tcMar>
-            <w:vAlign w:val="center"/>
-          </w:tcPr>
-          <w:p>
-            <w:pPr>
-              <w:spacing w:before="0" w:after="0" w:line="240" w:lineRule="auto"/>
-            </w:pPr>
-            <w:r>
-              <w:rPr>
-                <w:rFonts w:ascii="Arial Unicode MS" w:hAnsi="Arial Unicode MS" w:eastAsia="Arial Unicode MS"/>
-                <w:sz w:val="16"/>
-              </w:rPr>
-              <w:t>Stacking 메타모델의 P(Won)</w:t>
-            </w:r>
-          </w:p>
-        </w:tc>
-      </w:tr>
-      <w:tr>
-        <w:trPr>
-          <w:cantSplit/>
-        </w:trPr>
-        <w:tc>
-          <w:tcPr>
-            <w:tcW w:type="dxa" w:w="2200"/>
-            <w:tcMar>
-              <w:top w:w="70" w:type="dxa"/>
-              <w:start w:w="100" w:type="dxa"/>
-              <w:bottom w:w="70" w:type="dxa"/>
-              <w:end w:w="100" w:type="dxa"/>
-            </w:tcMar>
-            <w:vAlign w:val="center"/>
-          </w:tcPr>
-          <w:p>
-            <w:pPr>
-              <w:spacing w:before="0" w:after="0" w:line="240" w:lineRule="auto"/>
-            </w:pPr>
-            <w:r>
-              <w:rPr>
-                <w:rFonts w:ascii="Arial Unicode MS" w:hAnsi="Arial Unicode MS" w:eastAsia="Arial Unicode MS"/>
-                <w:sz w:val="16"/>
-              </w:rPr>
-              <w:t>predicted_class</w:t>
-            </w:r>
-          </w:p>
-        </w:tc>
-        <w:tc>
-          <w:tcPr>
-            <w:tcW w:type="dxa" w:w="3000"/>
-            <w:tcMar>
-              <w:top w:w="70" w:type="dxa"/>
-              <w:start w:w="100" w:type="dxa"/>
-              <w:bottom w:w="70" w:type="dxa"/>
-              <w:end w:w="100" w:type="dxa"/>
-            </w:tcMar>
-            <w:vAlign w:val="center"/>
-          </w:tcPr>
-          <w:p>
-            <w:pPr>
-              <w:spacing w:before="0" w:after="0" w:line="240" w:lineRule="auto"/>
-            </w:pPr>
-            <w:r>
-              <w:rPr>
-                <w:rFonts w:ascii="Arial Unicode MS" w:hAnsi="Arial Unicode MS" w:eastAsia="Arial Unicode MS"/>
-                <w:sz w:val="16"/>
-              </w:rPr>
-              <w:t>Won / Lost</w:t>
-            </w:r>
-          </w:p>
-        </w:tc>
-        <w:tc>
-          <w:tcPr>
-            <w:tcW w:type="dxa" w:w="4778"/>
-            <w:tcMar>
-              <w:top w:w="70" w:type="dxa"/>
-              <w:start w:w="100" w:type="dxa"/>
-              <w:bottom w:w="70" w:type="dxa"/>
-              <w:end w:w="100" w:type="dxa"/>
-            </w:tcMar>
-            <w:vAlign w:val="center"/>
-          </w:tcPr>
-          <w:p>
-            <w:pPr>
-              <w:spacing w:before="0" w:after="0" w:line="240" w:lineRule="auto"/>
-            </w:pPr>
-            <w:r>
-              <w:rPr>
-                <w:rFonts w:ascii="Arial Unicode MS" w:hAnsi="Arial Unicode MS" w:eastAsia="Arial Unicode MS"/>
-                <w:sz w:val="16"/>
-              </w:rPr>
-              <w:t>won_probability &gt;= 0.50이면 Won</w:t>
-            </w:r>
-          </w:p>
-        </w:tc>
-      </w:tr>
-      <w:tr>
-        <w:trPr>
-          <w:cantSplit/>
-        </w:trPr>
-        <w:tc>
-          <w:tcPr>
-            <w:tcW w:type="dxa" w:w="2200"/>
-            <w:tcMar>
-              <w:top w:w="70" w:type="dxa"/>
-              <w:start w:w="100" w:type="dxa"/>
-              <w:bottom w:w="70" w:type="dxa"/>
-              <w:end w:w="100" w:type="dxa"/>
-            </w:tcMar>
-            <w:vAlign w:val="center"/>
-          </w:tcPr>
-          <w:p>
-            <w:pPr>
-              <w:spacing w:before="0" w:after="0" w:line="240" w:lineRule="auto"/>
-            </w:pPr>
-            <w:r>
-              <w:rPr>
-                <w:rFonts w:ascii="Arial Unicode MS" w:hAnsi="Arial Unicode MS" w:eastAsia="Arial Unicode MS"/>
-                <w:sz w:val="16"/>
-              </w:rPr>
-              <w:t>model_version</w:t>
-            </w:r>
-          </w:p>
-        </w:tc>
-        <w:tc>
-          <w:tcPr>
-            <w:tcW w:type="dxa" w:w="3000"/>
-            <w:tcMar>
-              <w:top w:w="70" w:type="dxa"/>
-              <w:start w:w="100" w:type="dxa"/>
-              <w:bottom w:w="70" w:type="dxa"/>
-              <w:end w:w="100" w:type="dxa"/>
-            </w:tcMar>
-            <w:vAlign w:val="center"/>
-          </w:tcPr>
-          <w:p>
-            <w:pPr>
-              <w:spacing w:before="0" w:after="0" w:line="240" w:lineRule="auto"/>
-            </w:pPr>
-            <w:r>
-              <w:rPr>
-                <w:rFonts w:ascii="Arial Unicode MS" w:hAnsi="Arial Unicode MS" w:eastAsia="Arial Unicode MS"/>
-                <w:sz w:val="16"/>
-              </w:rPr>
-              <w:t>문자열</w:t>
-            </w:r>
-          </w:p>
-        </w:tc>
-        <w:tc>
-          <w:tcPr>
-            <w:tcW w:type="dxa" w:w="4778"/>
-            <w:tcMar>
-              <w:top w:w="70" w:type="dxa"/>
-              <w:start w:w="100" w:type="dxa"/>
-              <w:bottom w:w="70" w:type="dxa"/>
-              <w:end w:w="100" w:type="dxa"/>
-            </w:tcMar>
-            <w:vAlign w:val="center"/>
-          </w:tcPr>
-          <w:p>
-            <w:pPr>
-              <w:spacing w:before="0" w:after="0" w:line="240" w:lineRule="auto"/>
-            </w:pPr>
-            <w:r>
-              <w:rPr>
-                <w:rFonts w:ascii="Arial Unicode MS" w:hAnsi="Arial Unicode MS" w:eastAsia="Arial Unicode MS"/>
-                <w:sz w:val="16"/>
-              </w:rPr>
-              <w:t>deal-stacking-lr-v1</w:t>
-            </w:r>
-          </w:p>
-        </w:tc>
-      </w:tr>
-    </w:tbl>
-    <w:p>
-      <w:pPr>
-        <w:widowControl/>
-      </w:pPr>
       <w:r>
-        <w:rPr>
-          <w:rFonts w:ascii="Arial Unicode MS" w:hAnsi="Arial Unicode MS" w:eastAsia="Arial Unicode MS"/>
-        </w:rPr>
-        <w:t>모델 확률은 영업 판단을 지원하는 참고 정보다. 계약 승인, 딜 상태 변경, 담당자 평가는 서비스 운영 규칙과 사람이 결정한다.</w:t>
-      </w:r>
-    </w:p>
-    <w:p>
-      <w:pPr>
-        <w:pStyle w:val="Heading2"/>
-        <w:keepNext/>
-        <w:widowControl/>
-      </w:pPr>
-      <w:r>
-        <w:rPr>
-          <w:rFonts w:ascii="Arial Unicode MS" w:hAnsi="Arial Unicode MS" w:eastAsia="Arial Unicode MS"/>
-        </w:rPr>
-        <w:t>1.2 구조</w:t>
-      </w:r>
-    </w:p>
-    <w:tbl>
-      <w:tblPr>
-        <w:tblW w:type="auto" w:w="0"/>
-        <w:tblLook w:firstColumn="1" w:firstRow="1" w:lastColumn="0" w:lastRow="0" w:noHBand="0" w:noVBand="1" w:val="04A0"/>
-      </w:tblPr>
-      <w:tblGrid>
-        <w:gridCol w:w="9978"/>
-      </w:tblGrid>
-      <w:tr>
-        <w:tc>
-          <w:tcPr>
-            <w:tcW w:type="dxa" w:w="9978"/>
-            <w:shd w:fill="F2F4F7"/>
-            <w:tcMar>
-              <w:top w:w="110" w:type="dxa"/>
-              <w:start w:w="140" w:type="dxa"/>
-              <w:bottom w:w="110" w:type="dxa"/>
-              <w:end w:w="140" w:type="dxa"/>
-            </w:tcMar>
-          </w:tcPr>
-          <w:p>
-            <w:pPr>
-              <w:spacing w:after="0" w:line="240" w:lineRule="auto"/>
-            </w:pPr>
-            <w:r>
-              <w:rPr>
-                <w:rFonts w:ascii="Arial Unicode MS" w:hAnsi="Arial Unicode MS" w:eastAsia="Arial Unicode MS"/>
-                <w:sz w:val="16"/>
-              </w:rPr>
-              <w:t>13개 범주형 입력</w:t>
-              <w:br/>
-              <w:t>├─ OneHotEncoder → LogisticRegression ─┐</w:t>
-              <w:br/>
-              <w:t>├─ OneHotEncoder → MultinomialNB ──────┤</w:t>
-              <w:br/>
-              <w:t>├─ OneHotEncoder → ExtraTrees ─────────┼─ 5개 P(Won)</w:t>
-              <w:br/>
-              <w:t>├─ CatBoost ────────────────────────────┤</w:t>
-              <w:br/>
-              <w:t>└─ TabICL ──────────────────────────────┘</w:t>
-              <w:br/>
-              <w:t xml:space="preserve">                      ↓</w:t>
-              <w:br/>
-              <w:t xml:space="preserve">        LogisticRegression 메타모델</w:t>
-              <w:br/>
-              <w:t xml:space="preserve">                      ↓</w:t>
-              <w:br/>
-              <w:t xml:space="preserve">              최종 P(Won), 임계값 0.50</w:t>
-            </w:r>
-          </w:p>
-        </w:tc>
-      </w:tr>
-    </w:tbl>
-    <w:p>
-      <w:pPr>
-        <w:widowControl/>
-      </w:pPr>
-      <w:r>
-        <w:rPr>
-          <w:rFonts w:ascii="Arial Unicode MS" w:hAnsi="Arial Unicode MS" w:eastAsia="Arial Unicode MS"/>
-        </w:rPr>
-        <w:t>Stacking 메타모델은 기본 모델의 OOF 확률로 학습한다. 최종 추론에는 다섯 기본 모델이 모두 필요하다.</w:t>
-      </w:r>
-    </w:p>
-    <w:p>
-      <w:pPr>
-        <w:widowControl/>
-      </w:pPr>
-      <w:r>
-        <w:rPr>
-          <w:rFonts w:ascii="Arial Unicode MS" w:hAnsi="Arial Unicode MS" w:eastAsia="Arial Unicode MS"/>
-        </w:rPr>
-        <w:t>다섯 기본 모델은 선형 확률 모델(LogisticRegression), 빈도 기반 확률 모델(MultinomialNB), 비선형 배깅 트리(ExtraTrees), 범주형 부스팅(CatBoost), 표형 파운데이션 모델(TabICL)을 각각 대표한다. 서로 다른 학습 방식의 확률을 비교하고 결합하기 위해 이 구성을 선택했다.</w:t>
-      </w:r>
-    </w:p>
-    <w:p>
-      <w:pPr>
-        <w:pStyle w:val="Heading1"/>
-        <w:keepNext/>
-        <w:widowControl/>
-      </w:pPr>
-      <w:r>
-        <w:rPr>
-          <w:rFonts w:ascii="Arial Unicode MS" w:hAnsi="Arial Unicode MS" w:eastAsia="Arial Unicode MS"/>
-        </w:rPr>
-        <w:t>2. 입력 계약</w:t>
-      </w:r>
-    </w:p>
-    <w:p>
-      <w:pPr>
-        <w:pStyle w:val="Heading2"/>
-        <w:keepNext/>
-        <w:widowControl/>
-      </w:pPr>
-      <w:r>
-        <w:rPr>
-          <w:rFonts w:ascii="Arial Unicode MS" w:hAnsi="Arial Unicode MS" w:eastAsia="Arial Unicode MS"/>
-        </w:rPr>
-        <w:t>2.1 필드 의미와 허용 범주</w:t>
-      </w:r>
-    </w:p>
-    <w:tbl>
-      <w:tblPr>
-        <w:tblW w:type="auto" w:w="0"/>
-        <w:tblLayout w:type="fixed"/>
-        <w:tblLook w:firstColumn="1" w:firstRow="1" w:lastColumn="0" w:lastRow="0" w:noHBand="0" w:noVBand="1" w:val="04A0"/>
-        <w:tblInd w:w="100" w:type="dxa"/>
-        <w:tblBorders>
-          <w:top w:val="single" w:sz="4" w:color="C9D1D9"/>
-          <w:left w:val="single" w:sz="4" w:color="C9D1D9"/>
-          <w:bottom w:val="single" w:sz="4" w:color="C9D1D9"/>
-          <w:right w:val="single" w:sz="4" w:color="C9D1D9"/>
-          <w:insideH w:val="single" w:sz="4" w:color="C9D1D9"/>
-          <w:insideV w:val="single" w:sz="4" w:color="C9D1D9"/>
-        </w:tblBorders>
-      </w:tblPr>
-      <w:tblGrid>
-        <w:gridCol w:w="3326"/>
-        <w:gridCol w:w="3326"/>
-        <w:gridCol w:w="3326"/>
-      </w:tblGrid>
-      <w:tr>
-        <w:trPr>
-          <w:cantSplit/>
-          <w:tblHeader w:val="true"/>
-        </w:trPr>
-        <w:tc>
-          <w:tcPr>
-            <w:tcW w:type="dxa" w:w="2200"/>
-            <w:tcMar>
-              <w:top w:w="70" w:type="dxa"/>
-              <w:start w:w="100" w:type="dxa"/>
-              <w:bottom w:w="70" w:type="dxa"/>
-              <w:end w:w="100" w:type="dxa"/>
-            </w:tcMar>
-            <w:vAlign w:val="center"/>
-            <w:shd w:fill="E8EEF5"/>
-          </w:tcPr>
-          <w:p>
-            <w:pPr>
-              <w:spacing w:before="0" w:after="0" w:line="240" w:lineRule="auto"/>
-            </w:pPr>
-            <w:r>
-              <w:rPr>
-                <w:rFonts w:ascii="Arial Unicode MS" w:hAnsi="Arial Unicode MS" w:eastAsia="Arial Unicode MS"/>
-                <w:b/>
-                <w:sz w:val="16"/>
-              </w:rPr>
-              <w:t>필드</w:t>
-            </w:r>
-          </w:p>
-        </w:tc>
-        <w:tc>
-          <w:tcPr>
-            <w:tcW w:type="dxa" w:w="3000"/>
-            <w:tcMar>
-              <w:top w:w="70" w:type="dxa"/>
-              <w:start w:w="100" w:type="dxa"/>
-              <w:bottom w:w="70" w:type="dxa"/>
-              <w:end w:w="100" w:type="dxa"/>
-            </w:tcMar>
-            <w:vAlign w:val="center"/>
-            <w:shd w:fill="E8EEF5"/>
-          </w:tcPr>
-          <w:p>
-            <w:pPr>
-              <w:spacing w:before="0" w:after="0" w:line="240" w:lineRule="auto"/>
-            </w:pPr>
-            <w:r>
-              <w:rPr>
-                <w:rFonts w:ascii="Arial Unicode MS" w:hAnsi="Arial Unicode MS" w:eastAsia="Arial Unicode MS"/>
-                <w:b/>
-                <w:sz w:val="16"/>
-              </w:rPr>
-              <w:t>의미</w:t>
-            </w:r>
-          </w:p>
-        </w:tc>
-        <w:tc>
-          <w:tcPr>
-            <w:tcW w:type="dxa" w:w="4778"/>
-            <w:tcMar>
-              <w:top w:w="70" w:type="dxa"/>
-              <w:start w:w="100" w:type="dxa"/>
-              <w:bottom w:w="70" w:type="dxa"/>
-              <w:end w:w="100" w:type="dxa"/>
-            </w:tcMar>
-            <w:vAlign w:val="center"/>
-            <w:shd w:fill="E8EEF5"/>
-          </w:tcPr>
-          <w:p>
-            <w:pPr>
-              <w:spacing w:before="0" w:after="0" w:line="240" w:lineRule="auto"/>
-            </w:pPr>
-            <w:r>
-              <w:rPr>
-                <w:rFonts w:ascii="Arial Unicode MS" w:hAnsi="Arial Unicode MS" w:eastAsia="Arial Unicode MS"/>
-                <w:b/>
-                <w:sz w:val="16"/>
-              </w:rPr>
-              <w:t>허용 범주</w:t>
-            </w:r>
-          </w:p>
-        </w:tc>
-      </w:tr>
-      <w:tr>
-        <w:trPr>
-          <w:cantSplit/>
-        </w:trPr>
-        <w:tc>
-          <w:tcPr>
-            <w:tcW w:type="dxa" w:w="2200"/>
-            <w:tcMar>
-              <w:top w:w="70" w:type="dxa"/>
-              <w:start w:w="100" w:type="dxa"/>
-              <w:bottom w:w="70" w:type="dxa"/>
-              <w:end w:w="100" w:type="dxa"/>
-            </w:tcMar>
-            <w:vAlign w:val="center"/>
-          </w:tcPr>
-          <w:p>
-            <w:pPr>
-              <w:spacing w:before="0" w:after="0" w:line="240" w:lineRule="auto"/>
-            </w:pPr>
-            <w:r>
-              <w:rPr>
-                <w:rFonts w:ascii="Arial Unicode MS" w:hAnsi="Arial Unicode MS" w:eastAsia="Arial Unicode MS"/>
-                <w:sz w:val="16"/>
-              </w:rPr>
-              <w:t>Authority</w:t>
-            </w:r>
-          </w:p>
-        </w:tc>
-        <w:tc>
-          <w:tcPr>
-            <w:tcW w:type="dxa" w:w="3000"/>
-            <w:tcMar>
-              <w:top w:w="70" w:type="dxa"/>
-              <w:start w:w="100" w:type="dxa"/>
-              <w:bottom w:w="70" w:type="dxa"/>
-              <w:end w:w="100" w:type="dxa"/>
-            </w:tcMar>
-            <w:vAlign w:val="center"/>
-          </w:tcPr>
-          <w:p>
-            <w:pPr>
-              <w:spacing w:before="0" w:after="0" w:line="240" w:lineRule="auto"/>
-            </w:pPr>
-            <w:r>
-              <w:rPr>
-                <w:rFonts w:ascii="Arial Unicode MS" w:hAnsi="Arial Unicode MS" w:eastAsia="Arial Unicode MS"/>
-                <w:sz w:val="16"/>
-              </w:rPr>
-              <w:t>고객 의사결정권자의 권한 수준</w:t>
-            </w:r>
-          </w:p>
-        </w:tc>
-        <w:tc>
-          <w:tcPr>
-            <w:tcW w:type="dxa" w:w="4778"/>
-            <w:tcMar>
-              <w:top w:w="70" w:type="dxa"/>
-              <w:start w:w="100" w:type="dxa"/>
-              <w:bottom w:w="70" w:type="dxa"/>
-              <w:end w:w="100" w:type="dxa"/>
-            </w:tcMar>
-            <w:vAlign w:val="center"/>
-          </w:tcPr>
-          <w:p>
-            <w:pPr>
-              <w:spacing w:before="0" w:after="0" w:line="240" w:lineRule="auto"/>
-            </w:pPr>
-            <w:r>
-              <w:rPr>
-                <w:rFonts w:ascii="Arial Unicode MS" w:hAnsi="Arial Unicode MS" w:eastAsia="Arial Unicode MS"/>
-                <w:sz w:val="16"/>
-              </w:rPr>
-              <w:t>High, Low, Mid, Unknown</w:t>
-            </w:r>
-          </w:p>
-        </w:tc>
-      </w:tr>
-      <w:tr>
-        <w:trPr>
-          <w:cantSplit/>
-        </w:trPr>
-        <w:tc>
-          <w:tcPr>
-            <w:tcW w:type="dxa" w:w="2200"/>
-            <w:tcMar>
-              <w:top w:w="70" w:type="dxa"/>
-              <w:start w:w="100" w:type="dxa"/>
-              <w:bottom w:w="70" w:type="dxa"/>
-              <w:end w:w="100" w:type="dxa"/>
-            </w:tcMar>
-            <w:vAlign w:val="center"/>
-          </w:tcPr>
-          <w:p>
-            <w:pPr>
-              <w:spacing w:before="0" w:after="0" w:line="240" w:lineRule="auto"/>
-            </w:pPr>
-            <w:r>
-              <w:rPr>
-                <w:rFonts w:ascii="Arial Unicode MS" w:hAnsi="Arial Unicode MS" w:eastAsia="Arial Unicode MS"/>
-                <w:sz w:val="16"/>
-              </w:rPr>
-              <w:t>Competitors</w:t>
-            </w:r>
-          </w:p>
-        </w:tc>
-        <w:tc>
-          <w:tcPr>
-            <w:tcW w:type="dxa" w:w="3000"/>
-            <w:tcMar>
-              <w:top w:w="70" w:type="dxa"/>
-              <w:start w:w="100" w:type="dxa"/>
-              <w:bottom w:w="70" w:type="dxa"/>
-              <w:end w:w="100" w:type="dxa"/>
-            </w:tcMar>
-            <w:vAlign w:val="center"/>
-          </w:tcPr>
-          <w:p>
-            <w:pPr>
-              <w:spacing w:before="0" w:after="0" w:line="240" w:lineRule="auto"/>
-            </w:pPr>
-            <w:r>
-              <w:rPr>
-                <w:rFonts w:ascii="Arial Unicode MS" w:hAnsi="Arial Unicode MS" w:eastAsia="Arial Unicode MS"/>
-                <w:sz w:val="16"/>
-              </w:rPr>
-              <w:t>경쟁사 존재·검토 여부</w:t>
-            </w:r>
-          </w:p>
-        </w:tc>
-        <w:tc>
-          <w:tcPr>
-            <w:tcW w:type="dxa" w:w="4778"/>
-            <w:tcMar>
-              <w:top w:w="70" w:type="dxa"/>
-              <w:start w:w="100" w:type="dxa"/>
-              <w:bottom w:w="70" w:type="dxa"/>
-              <w:end w:w="100" w:type="dxa"/>
-            </w:tcMar>
-            <w:vAlign w:val="center"/>
-          </w:tcPr>
-          <w:p>
-            <w:pPr>
-              <w:spacing w:before="0" w:after="0" w:line="240" w:lineRule="auto"/>
-            </w:pPr>
-            <w:r>
-              <w:rPr>
-                <w:rFonts w:ascii="Arial Unicode MS" w:hAnsi="Arial Unicode MS" w:eastAsia="Arial Unicode MS"/>
-                <w:sz w:val="16"/>
-              </w:rPr>
-              <w:t>No, Unknown, Yes</w:t>
-            </w:r>
-          </w:p>
-        </w:tc>
-      </w:tr>
-      <w:tr>
-        <w:trPr>
-          <w:cantSplit/>
-        </w:trPr>
-        <w:tc>
-          <w:tcPr>
-            <w:tcW w:type="dxa" w:w="2200"/>
-            <w:tcMar>
-              <w:top w:w="70" w:type="dxa"/>
-              <w:start w:w="100" w:type="dxa"/>
-              <w:bottom w:w="70" w:type="dxa"/>
-              <w:end w:w="100" w:type="dxa"/>
-            </w:tcMar>
-            <w:vAlign w:val="center"/>
-          </w:tcPr>
-          <w:p>
-            <w:pPr>
-              <w:spacing w:before="0" w:after="0" w:line="240" w:lineRule="auto"/>
-            </w:pPr>
-            <w:r>
-              <w:rPr>
-                <w:rFonts w:ascii="Arial Unicode MS" w:hAnsi="Arial Unicode MS" w:eastAsia="Arial Unicode MS"/>
-                <w:sz w:val="16"/>
-              </w:rPr>
-              <w:t>Purch_dept</w:t>
-            </w:r>
-          </w:p>
-        </w:tc>
-        <w:tc>
-          <w:tcPr>
-            <w:tcW w:type="dxa" w:w="3000"/>
-            <w:tcMar>
-              <w:top w:w="70" w:type="dxa"/>
-              <w:start w:w="100" w:type="dxa"/>
-              <w:bottom w:w="70" w:type="dxa"/>
-              <w:end w:w="100" w:type="dxa"/>
-            </w:tcMar>
-            <w:vAlign w:val="center"/>
-          </w:tcPr>
-          <w:p>
-            <w:pPr>
-              <w:spacing w:before="0" w:after="0" w:line="240" w:lineRule="auto"/>
-            </w:pPr>
-            <w:r>
-              <w:rPr>
-                <w:rFonts w:ascii="Arial Unicode MS" w:hAnsi="Arial Unicode MS" w:eastAsia="Arial Unicode MS"/>
-                <w:sz w:val="16"/>
-              </w:rPr>
-              <w:t>고객사 구매부서 참여 여부</w:t>
-            </w:r>
-          </w:p>
-        </w:tc>
-        <w:tc>
-          <w:tcPr>
-            <w:tcW w:type="dxa" w:w="4778"/>
-            <w:tcMar>
-              <w:top w:w="70" w:type="dxa"/>
-              <w:start w:w="100" w:type="dxa"/>
-              <w:bottom w:w="70" w:type="dxa"/>
-              <w:end w:w="100" w:type="dxa"/>
-            </w:tcMar>
-            <w:vAlign w:val="center"/>
-          </w:tcPr>
-          <w:p>
-            <w:pPr>
-              <w:spacing w:before="0" w:after="0" w:line="240" w:lineRule="auto"/>
-            </w:pPr>
-            <w:r>
-              <w:rPr>
-                <w:rFonts w:ascii="Arial Unicode MS" w:hAnsi="Arial Unicode MS" w:eastAsia="Arial Unicode MS"/>
-                <w:sz w:val="16"/>
-              </w:rPr>
-              <w:t>No, Unknown, Yes</w:t>
-            </w:r>
-          </w:p>
-        </w:tc>
-      </w:tr>
-      <w:tr>
-        <w:trPr>
-          <w:cantSplit/>
-        </w:trPr>
-        <w:tc>
-          <w:tcPr>
-            <w:tcW w:type="dxa" w:w="2200"/>
-            <w:tcMar>
-              <w:top w:w="70" w:type="dxa"/>
-              <w:start w:w="100" w:type="dxa"/>
-              <w:bottom w:w="70" w:type="dxa"/>
-              <w:end w:w="100" w:type="dxa"/>
-            </w:tcMar>
-            <w:vAlign w:val="center"/>
-          </w:tcPr>
-          <w:p>
-            <w:pPr>
-              <w:spacing w:before="0" w:after="0" w:line="240" w:lineRule="auto"/>
-            </w:pPr>
-            <w:r>
-              <w:rPr>
-                <w:rFonts w:ascii="Arial Unicode MS" w:hAnsi="Arial Unicode MS" w:eastAsia="Arial Unicode MS"/>
-                <w:sz w:val="16"/>
-              </w:rPr>
-              <w:t>Budgt_alloc</w:t>
-            </w:r>
-          </w:p>
-        </w:tc>
-        <w:tc>
-          <w:tcPr>
-            <w:tcW w:type="dxa" w:w="3000"/>
-            <w:tcMar>
-              <w:top w:w="70" w:type="dxa"/>
-              <w:start w:w="100" w:type="dxa"/>
-              <w:bottom w:w="70" w:type="dxa"/>
-              <w:end w:w="100" w:type="dxa"/>
-            </w:tcMar>
-            <w:vAlign w:val="center"/>
-          </w:tcPr>
-          <w:p>
-            <w:pPr>
-              <w:spacing w:before="0" w:after="0" w:line="240" w:lineRule="auto"/>
-            </w:pPr>
-            <w:r>
-              <w:rPr>
-                <w:rFonts w:ascii="Arial Unicode MS" w:hAnsi="Arial Unicode MS" w:eastAsia="Arial Unicode MS"/>
-                <w:sz w:val="16"/>
-              </w:rPr>
-              <w:t>고객 예산 확보·배정 여부</w:t>
-            </w:r>
-          </w:p>
-        </w:tc>
-        <w:tc>
-          <w:tcPr>
-            <w:tcW w:type="dxa" w:w="4778"/>
-            <w:tcMar>
-              <w:top w:w="70" w:type="dxa"/>
-              <w:start w:w="100" w:type="dxa"/>
-              <w:bottom w:w="70" w:type="dxa"/>
-              <w:end w:w="100" w:type="dxa"/>
-            </w:tcMar>
-            <w:vAlign w:val="center"/>
-          </w:tcPr>
-          <w:p>
-            <w:pPr>
-              <w:spacing w:before="0" w:after="0" w:line="240" w:lineRule="auto"/>
-            </w:pPr>
-            <w:r>
-              <w:rPr>
-                <w:rFonts w:ascii="Arial Unicode MS" w:hAnsi="Arial Unicode MS" w:eastAsia="Arial Unicode MS"/>
-                <w:sz w:val="16"/>
-              </w:rPr>
-              <w:t>No, Unknown, Yes</w:t>
-            </w:r>
-          </w:p>
-        </w:tc>
-      </w:tr>
-      <w:tr>
-        <w:trPr>
-          <w:cantSplit/>
-        </w:trPr>
-        <w:tc>
-          <w:tcPr>
-            <w:tcW w:type="dxa" w:w="2200"/>
-            <w:tcMar>
-              <w:top w:w="70" w:type="dxa"/>
-              <w:start w:w="100" w:type="dxa"/>
-              <w:bottom w:w="70" w:type="dxa"/>
-              <w:end w:w="100" w:type="dxa"/>
-            </w:tcMar>
-            <w:vAlign w:val="center"/>
-          </w:tcPr>
-          <w:p>
-            <w:pPr>
-              <w:spacing w:before="0" w:after="0" w:line="240" w:lineRule="auto"/>
-            </w:pPr>
-            <w:r>
-              <w:rPr>
-                <w:rFonts w:ascii="Arial Unicode MS" w:hAnsi="Arial Unicode MS" w:eastAsia="Arial Unicode MS"/>
-                <w:sz w:val="16"/>
-              </w:rPr>
-              <w:t>Forml_tend</w:t>
-            </w:r>
-          </w:p>
-        </w:tc>
-        <w:tc>
-          <w:tcPr>
-            <w:tcW w:type="dxa" w:w="3000"/>
-            <w:tcMar>
-              <w:top w:w="70" w:type="dxa"/>
-              <w:start w:w="100" w:type="dxa"/>
-              <w:bottom w:w="70" w:type="dxa"/>
-              <w:end w:w="100" w:type="dxa"/>
-            </w:tcMar>
-            <w:vAlign w:val="center"/>
-          </w:tcPr>
-          <w:p>
-            <w:pPr>
-              <w:spacing w:before="0" w:after="0" w:line="240" w:lineRule="auto"/>
-            </w:pPr>
-            <w:r>
-              <w:rPr>
-                <w:rFonts w:ascii="Arial Unicode MS" w:hAnsi="Arial Unicode MS" w:eastAsia="Arial Unicode MS"/>
-                <w:sz w:val="16"/>
-              </w:rPr>
-              <w:t>공식 입찰 절차 여부</w:t>
-            </w:r>
-          </w:p>
-        </w:tc>
-        <w:tc>
-          <w:tcPr>
-            <w:tcW w:type="dxa" w:w="4778"/>
-            <w:tcMar>
-              <w:top w:w="70" w:type="dxa"/>
-              <w:start w:w="100" w:type="dxa"/>
-              <w:bottom w:w="70" w:type="dxa"/>
-              <w:end w:w="100" w:type="dxa"/>
-            </w:tcMar>
-            <w:vAlign w:val="center"/>
-          </w:tcPr>
-          <w:p>
-            <w:pPr>
-              <w:spacing w:before="0" w:after="0" w:line="240" w:lineRule="auto"/>
-            </w:pPr>
-            <w:r>
-              <w:rPr>
-                <w:rFonts w:ascii="Arial Unicode MS" w:hAnsi="Arial Unicode MS" w:eastAsia="Arial Unicode MS"/>
-                <w:sz w:val="16"/>
-              </w:rPr>
-              <w:t>No, Unknown, Yes</w:t>
-            </w:r>
-          </w:p>
-        </w:tc>
-      </w:tr>
-      <w:tr>
-        <w:trPr>
-          <w:cantSplit/>
-        </w:trPr>
-        <w:tc>
-          <w:tcPr>
-            <w:tcW w:type="dxa" w:w="2200"/>
-            <w:tcMar>
-              <w:top w:w="70" w:type="dxa"/>
-              <w:start w:w="100" w:type="dxa"/>
-              <w:bottom w:w="70" w:type="dxa"/>
-              <w:end w:w="100" w:type="dxa"/>
-            </w:tcMar>
-            <w:vAlign w:val="center"/>
-          </w:tcPr>
-          <w:p>
-            <w:pPr>
-              <w:spacing w:before="0" w:after="0" w:line="240" w:lineRule="auto"/>
-            </w:pPr>
-            <w:r>
-              <w:rPr>
-                <w:rFonts w:ascii="Arial Unicode MS" w:hAnsi="Arial Unicode MS" w:eastAsia="Arial Unicode MS"/>
-                <w:sz w:val="16"/>
-              </w:rPr>
-              <w:t>RFP</w:t>
-            </w:r>
-          </w:p>
-        </w:tc>
-        <w:tc>
-          <w:tcPr>
-            <w:tcW w:type="dxa" w:w="3000"/>
-            <w:tcMar>
-              <w:top w:w="70" w:type="dxa"/>
-              <w:start w:w="100" w:type="dxa"/>
-              <w:bottom w:w="70" w:type="dxa"/>
-              <w:end w:w="100" w:type="dxa"/>
-            </w:tcMar>
-            <w:vAlign w:val="center"/>
-          </w:tcPr>
-          <w:p>
-            <w:pPr>
-              <w:spacing w:before="0" w:after="0" w:line="240" w:lineRule="auto"/>
-            </w:pPr>
-            <w:r>
-              <w:rPr>
-                <w:rFonts w:ascii="Arial Unicode MS" w:hAnsi="Arial Unicode MS" w:eastAsia="Arial Unicode MS"/>
-                <w:sz w:val="16"/>
-              </w:rPr>
-              <w:t>제안요청서 진행 여부</w:t>
-            </w:r>
-          </w:p>
-        </w:tc>
-        <w:tc>
-          <w:tcPr>
-            <w:tcW w:type="dxa" w:w="4778"/>
-            <w:tcMar>
-              <w:top w:w="70" w:type="dxa"/>
-              <w:start w:w="100" w:type="dxa"/>
-              <w:bottom w:w="70" w:type="dxa"/>
-              <w:end w:w="100" w:type="dxa"/>
-            </w:tcMar>
-            <w:vAlign w:val="center"/>
-          </w:tcPr>
-          <w:p>
-            <w:pPr>
-              <w:spacing w:before="0" w:after="0" w:line="240" w:lineRule="auto"/>
-            </w:pPr>
-            <w:r>
-              <w:rPr>
-                <w:rFonts w:ascii="Arial Unicode MS" w:hAnsi="Arial Unicode MS" w:eastAsia="Arial Unicode MS"/>
-                <w:sz w:val="16"/>
-              </w:rPr>
-              <w:t>No, Unknown, Yes</w:t>
-            </w:r>
-          </w:p>
-        </w:tc>
-      </w:tr>
-      <w:tr>
-        <w:trPr>
-          <w:cantSplit/>
-        </w:trPr>
-        <w:tc>
-          <w:tcPr>
-            <w:tcW w:type="dxa" w:w="2200"/>
-            <w:tcMar>
-              <w:top w:w="70" w:type="dxa"/>
-              <w:start w:w="100" w:type="dxa"/>
-              <w:bottom w:w="70" w:type="dxa"/>
-              <w:end w:w="100" w:type="dxa"/>
-            </w:tcMar>
-            <w:vAlign w:val="center"/>
-          </w:tcPr>
-          <w:p>
-            <w:pPr>
-              <w:spacing w:before="0" w:after="0" w:line="240" w:lineRule="auto"/>
-            </w:pPr>
-            <w:r>
-              <w:rPr>
-                <w:rFonts w:ascii="Arial Unicode MS" w:hAnsi="Arial Unicode MS" w:eastAsia="Arial Unicode MS"/>
-                <w:sz w:val="16"/>
-              </w:rPr>
-              <w:t>Posit_statm</w:t>
-            </w:r>
-          </w:p>
-        </w:tc>
-        <w:tc>
-          <w:tcPr>
-            <w:tcW w:type="dxa" w:w="3000"/>
-            <w:tcMar>
-              <w:top w:w="70" w:type="dxa"/>
-              <w:start w:w="100" w:type="dxa"/>
-              <w:bottom w:w="70" w:type="dxa"/>
-              <w:end w:w="100" w:type="dxa"/>
-            </w:tcMar>
-            <w:vAlign w:val="center"/>
-          </w:tcPr>
-          <w:p>
-            <w:pPr>
-              <w:spacing w:before="0" w:after="0" w:line="240" w:lineRule="auto"/>
-            </w:pPr>
-            <w:r>
-              <w:rPr>
-                <w:rFonts w:ascii="Arial Unicode MS" w:hAnsi="Arial Unicode MS" w:eastAsia="Arial Unicode MS"/>
-                <w:sz w:val="16"/>
-              </w:rPr>
-              <w:t>고객의 명시적 구매 표현</w:t>
-            </w:r>
-          </w:p>
-        </w:tc>
-        <w:tc>
-          <w:tcPr>
-            <w:tcW w:type="dxa" w:w="4778"/>
-            <w:tcMar>
-              <w:top w:w="70" w:type="dxa"/>
-              <w:start w:w="100" w:type="dxa"/>
-              <w:bottom w:w="70" w:type="dxa"/>
-              <w:end w:w="100" w:type="dxa"/>
-            </w:tcMar>
-            <w:vAlign w:val="center"/>
-          </w:tcPr>
-          <w:p>
-            <w:pPr>
-              <w:spacing w:before="0" w:after="0" w:line="240" w:lineRule="auto"/>
-            </w:pPr>
-            <w:r>
-              <w:rPr>
-                <w:rFonts w:ascii="Arial Unicode MS" w:hAnsi="Arial Unicode MS" w:eastAsia="Arial Unicode MS"/>
-                <w:sz w:val="16"/>
-              </w:rPr>
-              <w:t>Neutral, No, Unknown, Yes</w:t>
-            </w:r>
-          </w:p>
-        </w:tc>
-      </w:tr>
-      <w:tr>
-        <w:trPr>
-          <w:cantSplit/>
-        </w:trPr>
-        <w:tc>
-          <w:tcPr>
-            <w:tcW w:type="dxa" w:w="2200"/>
-            <w:tcMar>
-              <w:top w:w="70" w:type="dxa"/>
-              <w:start w:w="100" w:type="dxa"/>
-              <w:bottom w:w="70" w:type="dxa"/>
-              <w:end w:w="100" w:type="dxa"/>
-            </w:tcMar>
-            <w:vAlign w:val="center"/>
-          </w:tcPr>
-          <w:p>
-            <w:pPr>
-              <w:spacing w:before="0" w:after="0" w:line="240" w:lineRule="auto"/>
-            </w:pPr>
-            <w:r>
-              <w:rPr>
-                <w:rFonts w:ascii="Arial Unicode MS" w:hAnsi="Arial Unicode MS" w:eastAsia="Arial Unicode MS"/>
-                <w:sz w:val="16"/>
-              </w:rPr>
-              <w:t>Source</w:t>
-            </w:r>
-          </w:p>
-        </w:tc>
-        <w:tc>
-          <w:tcPr>
-            <w:tcW w:type="dxa" w:w="3000"/>
-            <w:tcMar>
-              <w:top w:w="70" w:type="dxa"/>
-              <w:start w:w="100" w:type="dxa"/>
-              <w:bottom w:w="70" w:type="dxa"/>
-              <w:end w:w="100" w:type="dxa"/>
-            </w:tcMar>
-            <w:vAlign w:val="center"/>
-          </w:tcPr>
-          <w:p>
-            <w:pPr>
-              <w:spacing w:before="0" w:after="0" w:line="240" w:lineRule="auto"/>
-            </w:pPr>
-            <w:r>
-              <w:rPr>
-                <w:rFonts w:ascii="Arial Unicode MS" w:hAnsi="Arial Unicode MS" w:eastAsia="Arial Unicode MS"/>
-                <w:sz w:val="16"/>
-              </w:rPr>
-              <w:t>영업기회 유입 경로</w:t>
-            </w:r>
-          </w:p>
-        </w:tc>
-        <w:tc>
-          <w:tcPr>
-            <w:tcW w:type="dxa" w:w="4778"/>
-            <w:tcMar>
-              <w:top w:w="70" w:type="dxa"/>
-              <w:start w:w="100" w:type="dxa"/>
-              <w:bottom w:w="70" w:type="dxa"/>
-              <w:end w:w="100" w:type="dxa"/>
-            </w:tcMar>
-            <w:vAlign w:val="center"/>
-          </w:tcPr>
-          <w:p>
-            <w:pPr>
-              <w:spacing w:before="0" w:after="0" w:line="240" w:lineRule="auto"/>
-            </w:pPr>
-            <w:r>
-              <w:rPr>
-                <w:rFonts w:ascii="Arial Unicode MS" w:hAnsi="Arial Unicode MS" w:eastAsia="Arial Unicode MS"/>
-                <w:sz w:val="16"/>
-              </w:rPr>
-              <w:t>Direct mail, Event, Joint past, Media, Online form, Other, Referral, Unknown</w:t>
-            </w:r>
-          </w:p>
-        </w:tc>
-      </w:tr>
-      <w:tr>
-        <w:trPr>
-          <w:cantSplit/>
-        </w:trPr>
-        <w:tc>
-          <w:tcPr>
-            <w:tcW w:type="dxa" w:w="2200"/>
-            <w:tcMar>
-              <w:top w:w="70" w:type="dxa"/>
-              <w:start w:w="100" w:type="dxa"/>
-              <w:bottom w:w="70" w:type="dxa"/>
-              <w:end w:w="100" w:type="dxa"/>
-            </w:tcMar>
-            <w:vAlign w:val="center"/>
-          </w:tcPr>
-          <w:p>
-            <w:pPr>
-              <w:spacing w:before="0" w:after="0" w:line="240" w:lineRule="auto"/>
-            </w:pPr>
-            <w:r>
-              <w:rPr>
-                <w:rFonts w:ascii="Arial Unicode MS" w:hAnsi="Arial Unicode MS" w:eastAsia="Arial Unicode MS"/>
-                <w:sz w:val="16"/>
-              </w:rPr>
-              <w:t>Client</w:t>
-            </w:r>
-          </w:p>
-        </w:tc>
-        <w:tc>
-          <w:tcPr>
-            <w:tcW w:type="dxa" w:w="3000"/>
-            <w:tcMar>
-              <w:top w:w="70" w:type="dxa"/>
-              <w:start w:w="100" w:type="dxa"/>
-              <w:bottom w:w="70" w:type="dxa"/>
-              <w:end w:w="100" w:type="dxa"/>
-            </w:tcMar>
-            <w:vAlign w:val="center"/>
-          </w:tcPr>
-          <w:p>
-            <w:pPr>
-              <w:spacing w:before="0" w:after="0" w:line="240" w:lineRule="auto"/>
-            </w:pPr>
-            <w:r>
-              <w:rPr>
-                <w:rFonts w:ascii="Arial Unicode MS" w:hAnsi="Arial Unicode MS" w:eastAsia="Arial Unicode MS"/>
-                <w:sz w:val="16"/>
-              </w:rPr>
-              <w:t>고객과의 거래 관계</w:t>
-            </w:r>
-          </w:p>
-        </w:tc>
-        <w:tc>
-          <w:tcPr>
-            <w:tcW w:type="dxa" w:w="4778"/>
-            <w:tcMar>
-              <w:top w:w="70" w:type="dxa"/>
-              <w:start w:w="100" w:type="dxa"/>
-              <w:bottom w:w="70" w:type="dxa"/>
-              <w:end w:w="100" w:type="dxa"/>
-            </w:tcMar>
-            <w:vAlign w:val="center"/>
-          </w:tcPr>
-          <w:p>
-            <w:pPr>
-              <w:spacing w:before="0" w:after="0" w:line="240" w:lineRule="auto"/>
-            </w:pPr>
-            <w:r>
-              <w:rPr>
-                <w:rFonts w:ascii="Arial Unicode MS" w:hAnsi="Arial Unicode MS" w:eastAsia="Arial Unicode MS"/>
-                <w:sz w:val="16"/>
-              </w:rPr>
-              <w:t>Current, New, Past, Unknown</w:t>
-            </w:r>
-          </w:p>
-        </w:tc>
-      </w:tr>
-      <w:tr>
-        <w:trPr>
-          <w:cantSplit/>
-        </w:trPr>
-        <w:tc>
-          <w:tcPr>
-            <w:tcW w:type="dxa" w:w="2200"/>
-            <w:tcMar>
-              <w:top w:w="70" w:type="dxa"/>
-              <w:start w:w="100" w:type="dxa"/>
-              <w:bottom w:w="70" w:type="dxa"/>
-              <w:end w:w="100" w:type="dxa"/>
-            </w:tcMar>
-            <w:vAlign w:val="center"/>
-          </w:tcPr>
-          <w:p>
-            <w:pPr>
-              <w:spacing w:before="0" w:after="0" w:line="240" w:lineRule="auto"/>
-            </w:pPr>
-            <w:r>
-              <w:rPr>
-                <w:rFonts w:ascii="Arial Unicode MS" w:hAnsi="Arial Unicode MS" w:eastAsia="Arial Unicode MS"/>
-                <w:sz w:val="16"/>
-              </w:rPr>
-              <w:t>Scope</w:t>
-            </w:r>
-          </w:p>
-        </w:tc>
-        <w:tc>
-          <w:tcPr>
-            <w:tcW w:type="dxa" w:w="3000"/>
-            <w:tcMar>
-              <w:top w:w="70" w:type="dxa"/>
-              <w:start w:w="100" w:type="dxa"/>
-              <w:bottom w:w="70" w:type="dxa"/>
-              <w:end w:w="100" w:type="dxa"/>
-            </w:tcMar>
-            <w:vAlign w:val="center"/>
-          </w:tcPr>
-          <w:p>
-            <w:pPr>
-              <w:spacing w:before="0" w:after="0" w:line="240" w:lineRule="auto"/>
-            </w:pPr>
-            <w:r>
-              <w:rPr>
-                <w:rFonts w:ascii="Arial Unicode MS" w:hAnsi="Arial Unicode MS" w:eastAsia="Arial Unicode MS"/>
-                <w:sz w:val="16"/>
-              </w:rPr>
-              <w:t>계약·수행 범위의 명확성</w:t>
-            </w:r>
-          </w:p>
-        </w:tc>
-        <w:tc>
-          <w:tcPr>
-            <w:tcW w:type="dxa" w:w="4778"/>
-            <w:tcMar>
-              <w:top w:w="70" w:type="dxa"/>
-              <w:start w:w="100" w:type="dxa"/>
-              <w:bottom w:w="70" w:type="dxa"/>
-              <w:end w:w="100" w:type="dxa"/>
-            </w:tcMar>
-            <w:vAlign w:val="center"/>
-          </w:tcPr>
-          <w:p>
-            <w:pPr>
-              <w:spacing w:before="0" w:after="0" w:line="240" w:lineRule="auto"/>
-            </w:pPr>
-            <w:r>
-              <w:rPr>
-                <w:rFonts w:ascii="Arial Unicode MS" w:hAnsi="Arial Unicode MS" w:eastAsia="Arial Unicode MS"/>
-                <w:sz w:val="16"/>
-              </w:rPr>
-              <w:t>Clear, Few questions, Low, Unknown</w:t>
-            </w:r>
-          </w:p>
-        </w:tc>
-      </w:tr>
-      <w:tr>
-        <w:trPr>
-          <w:cantSplit/>
-        </w:trPr>
-        <w:tc>
-          <w:tcPr>
-            <w:tcW w:type="dxa" w:w="2200"/>
-            <w:tcMar>
-              <w:top w:w="70" w:type="dxa"/>
-              <w:start w:w="100" w:type="dxa"/>
-              <w:bottom w:w="70" w:type="dxa"/>
-              <w:end w:w="100" w:type="dxa"/>
-            </w:tcMar>
-            <w:vAlign w:val="center"/>
-          </w:tcPr>
-          <w:p>
-            <w:pPr>
-              <w:spacing w:before="0" w:after="0" w:line="240" w:lineRule="auto"/>
-            </w:pPr>
-            <w:r>
-              <w:rPr>
-                <w:rFonts w:ascii="Arial Unicode MS" w:hAnsi="Arial Unicode MS" w:eastAsia="Arial Unicode MS"/>
-                <w:sz w:val="16"/>
-              </w:rPr>
-              <w:t>Cross_sale</w:t>
-            </w:r>
-          </w:p>
-        </w:tc>
-        <w:tc>
-          <w:tcPr>
-            <w:tcW w:type="dxa" w:w="3000"/>
-            <w:tcMar>
-              <w:top w:w="70" w:type="dxa"/>
-              <w:start w:w="100" w:type="dxa"/>
-              <w:bottom w:w="70" w:type="dxa"/>
-              <w:end w:w="100" w:type="dxa"/>
-            </w:tcMar>
-            <w:vAlign w:val="center"/>
-          </w:tcPr>
-          <w:p>
-            <w:pPr>
-              <w:spacing w:before="0" w:after="0" w:line="240" w:lineRule="auto"/>
-            </w:pPr>
-            <w:r>
-              <w:rPr>
-                <w:rFonts w:ascii="Arial Unicode MS" w:hAnsi="Arial Unicode MS" w:eastAsia="Arial Unicode MS"/>
-                <w:sz w:val="16"/>
-              </w:rPr>
-              <w:t>기존 고객 대상 교차판매 여부</w:t>
-            </w:r>
-          </w:p>
-        </w:tc>
-        <w:tc>
-          <w:tcPr>
-            <w:tcW w:type="dxa" w:w="4778"/>
-            <w:tcMar>
-              <w:top w:w="70" w:type="dxa"/>
-              <w:start w:w="100" w:type="dxa"/>
-              <w:bottom w:w="70" w:type="dxa"/>
-              <w:end w:w="100" w:type="dxa"/>
-            </w:tcMar>
-            <w:vAlign w:val="center"/>
-          </w:tcPr>
-          <w:p>
-            <w:pPr>
-              <w:spacing w:before="0" w:after="0" w:line="240" w:lineRule="auto"/>
-            </w:pPr>
-            <w:r>
-              <w:rPr>
-                <w:rFonts w:ascii="Arial Unicode MS" w:hAnsi="Arial Unicode MS" w:eastAsia="Arial Unicode MS"/>
-                <w:sz w:val="16"/>
-              </w:rPr>
-              <w:t>No, Unknown, Yes</w:t>
-            </w:r>
-          </w:p>
-        </w:tc>
-      </w:tr>
-      <w:tr>
-        <w:trPr>
-          <w:cantSplit/>
-        </w:trPr>
-        <w:tc>
-          <w:tcPr>
-            <w:tcW w:type="dxa" w:w="2200"/>
-            <w:tcMar>
-              <w:top w:w="70" w:type="dxa"/>
-              <w:start w:w="100" w:type="dxa"/>
-              <w:bottom w:w="70" w:type="dxa"/>
-              <w:end w:w="100" w:type="dxa"/>
-            </w:tcMar>
-            <w:vAlign w:val="center"/>
-          </w:tcPr>
-          <w:p>
-            <w:pPr>
-              <w:spacing w:before="0" w:after="0" w:line="240" w:lineRule="auto"/>
-            </w:pPr>
-            <w:r>
-              <w:rPr>
-                <w:rFonts w:ascii="Arial Unicode MS" w:hAnsi="Arial Unicode MS" w:eastAsia="Arial Unicode MS"/>
-                <w:sz w:val="16"/>
-              </w:rPr>
-              <w:t>Deal_type</w:t>
-            </w:r>
-          </w:p>
-        </w:tc>
-        <w:tc>
-          <w:tcPr>
-            <w:tcW w:type="dxa" w:w="3000"/>
-            <w:tcMar>
-              <w:top w:w="70" w:type="dxa"/>
-              <w:start w:w="100" w:type="dxa"/>
-              <w:bottom w:w="70" w:type="dxa"/>
-              <w:end w:w="100" w:type="dxa"/>
-            </w:tcMar>
-            <w:vAlign w:val="center"/>
-          </w:tcPr>
-          <w:p>
-            <w:pPr>
-              <w:spacing w:before="0" w:after="0" w:line="240" w:lineRule="auto"/>
-            </w:pPr>
-            <w:r>
-              <w:rPr>
-                <w:rFonts w:ascii="Arial Unicode MS" w:hAnsi="Arial Unicode MS" w:eastAsia="Arial Unicode MS"/>
-                <w:sz w:val="16"/>
-              </w:rPr>
-              <w:t>거래 유형</w:t>
-            </w:r>
-          </w:p>
-        </w:tc>
-        <w:tc>
-          <w:tcPr>
-            <w:tcW w:type="dxa" w:w="4778"/>
-            <w:tcMar>
-              <w:top w:w="70" w:type="dxa"/>
-              <w:start w:w="100" w:type="dxa"/>
-              <w:bottom w:w="70" w:type="dxa"/>
-              <w:end w:w="100" w:type="dxa"/>
-            </w:tcMar>
-            <w:vAlign w:val="center"/>
-          </w:tcPr>
-          <w:p>
-            <w:pPr>
-              <w:spacing w:before="0" w:after="0" w:line="240" w:lineRule="auto"/>
-            </w:pPr>
-            <w:r>
-              <w:rPr>
-                <w:rFonts w:ascii="Arial Unicode MS" w:hAnsi="Arial Unicode MS" w:eastAsia="Arial Unicode MS"/>
-                <w:sz w:val="16"/>
-              </w:rPr>
-              <w:t>Consulting, Maintenance, Project, Solution, Unknown</w:t>
-            </w:r>
-          </w:p>
-        </w:tc>
-      </w:tr>
-      <w:tr>
-        <w:trPr>
-          <w:cantSplit/>
-        </w:trPr>
-        <w:tc>
-          <w:tcPr>
-            <w:tcW w:type="dxa" w:w="2200"/>
-            <w:tcMar>
-              <w:top w:w="70" w:type="dxa"/>
-              <w:start w:w="100" w:type="dxa"/>
-              <w:bottom w:w="70" w:type="dxa"/>
-              <w:end w:w="100" w:type="dxa"/>
-            </w:tcMar>
-            <w:vAlign w:val="center"/>
-          </w:tcPr>
-          <w:p>
-            <w:pPr>
-              <w:spacing w:before="0" w:after="0" w:line="240" w:lineRule="auto"/>
-            </w:pPr>
-            <w:r>
-              <w:rPr>
-                <w:rFonts w:ascii="Arial Unicode MS" w:hAnsi="Arial Unicode MS" w:eastAsia="Arial Unicode MS"/>
-                <w:sz w:val="16"/>
-              </w:rPr>
-              <w:t>Needs_def</w:t>
-            </w:r>
-          </w:p>
-        </w:tc>
-        <w:tc>
-          <w:tcPr>
-            <w:tcW w:type="dxa" w:w="3000"/>
-            <w:tcMar>
-              <w:top w:w="70" w:type="dxa"/>
-              <w:start w:w="100" w:type="dxa"/>
-              <w:bottom w:w="70" w:type="dxa"/>
-              <w:end w:w="100" w:type="dxa"/>
-            </w:tcMar>
-            <w:vAlign w:val="center"/>
-          </w:tcPr>
-          <w:p>
-            <w:pPr>
-              <w:spacing w:before="0" w:after="0" w:line="240" w:lineRule="auto"/>
-            </w:pPr>
-            <w:r>
-              <w:rPr>
-                <w:rFonts w:ascii="Arial Unicode MS" w:hAnsi="Arial Unicode MS" w:eastAsia="Arial Unicode MS"/>
-                <w:sz w:val="16"/>
-              </w:rPr>
-              <w:t>고객 요구사항의 정의 수준</w:t>
-            </w:r>
-          </w:p>
-        </w:tc>
-        <w:tc>
-          <w:tcPr>
-            <w:tcW w:type="dxa" w:w="4778"/>
-            <w:tcMar>
-              <w:top w:w="70" w:type="dxa"/>
-              <w:start w:w="100" w:type="dxa"/>
-              <w:bottom w:w="70" w:type="dxa"/>
-              <w:end w:w="100" w:type="dxa"/>
-            </w:tcMar>
-            <w:vAlign w:val="center"/>
-          </w:tcPr>
-          <w:p>
-            <w:pPr>
-              <w:spacing w:before="0" w:after="0" w:line="240" w:lineRule="auto"/>
-            </w:pPr>
-            <w:r>
-              <w:rPr>
-                <w:rFonts w:ascii="Arial Unicode MS" w:hAnsi="Arial Unicode MS" w:eastAsia="Arial Unicode MS"/>
-                <w:sz w:val="16"/>
-              </w:rPr>
-              <w:t>Info gathering, No, Poor, Unknown, Yes</w:t>
-            </w:r>
-          </w:p>
-        </w:tc>
-      </w:tr>
-    </w:tbl>
-    <w:p>
-      <w:pPr>
-        <w:pStyle w:val="Heading2"/>
-        <w:keepNext/>
-        <w:widowControl/>
-      </w:pPr>
-      <w:r>
-        <w:rPr>
-          <w:rFonts w:ascii="Arial Unicode MS" w:hAnsi="Arial Unicode MS" w:eastAsia="Arial Unicode MS"/>
-        </w:rPr>
-        <w:t>2.2 검증 규칙</w:t>
-      </w:r>
-    </w:p>
-    <w:tbl>
-      <w:tblPr>
-        <w:tblW w:type="auto" w:w="0"/>
-        <w:tblLayout w:type="fixed"/>
-        <w:tblLook w:firstColumn="1" w:firstRow="1" w:lastColumn="0" w:lastRow="0" w:noHBand="0" w:noVBand="1" w:val="04A0"/>
-        <w:tblInd w:w="100" w:type="dxa"/>
-        <w:tblBorders>
-          <w:top w:val="single" w:sz="4" w:color="C9D1D9"/>
-          <w:left w:val="single" w:sz="4" w:color="C9D1D9"/>
-          <w:bottom w:val="single" w:sz="4" w:color="C9D1D9"/>
-          <w:right w:val="single" w:sz="4" w:color="C9D1D9"/>
-          <w:insideH w:val="single" w:sz="4" w:color="C9D1D9"/>
-          <w:insideV w:val="single" w:sz="4" w:color="C9D1D9"/>
-        </w:tblBorders>
-      </w:tblPr>
-      <w:tblGrid>
-        <w:gridCol w:w="4989"/>
-        <w:gridCol w:w="4989"/>
-      </w:tblGrid>
-      <w:tr>
-        <w:trPr>
-          <w:cantSplit/>
-          <w:tblHeader w:val="true"/>
-        </w:trPr>
-        <w:tc>
-          <w:tcPr>
-            <w:tcW w:type="dxa" w:w="2600"/>
-            <w:tcMar>
-              <w:top w:w="70" w:type="dxa"/>
-              <w:start w:w="100" w:type="dxa"/>
-              <w:bottom w:w="70" w:type="dxa"/>
-              <w:end w:w="100" w:type="dxa"/>
-            </w:tcMar>
-            <w:vAlign w:val="center"/>
-            <w:shd w:fill="E8EEF5"/>
-          </w:tcPr>
-          <w:p>
-            <w:pPr>
-              <w:spacing w:before="0" w:after="0" w:line="240" w:lineRule="auto"/>
-            </w:pPr>
-            <w:r>
-              <w:rPr>
-                <w:rFonts w:ascii="Arial Unicode MS" w:hAnsi="Arial Unicode MS" w:eastAsia="Arial Unicode MS"/>
-                <w:b/>
-                <w:sz w:val="16"/>
-              </w:rPr>
-              <w:t>검증 항목</w:t>
-            </w:r>
-          </w:p>
-        </w:tc>
-        <w:tc>
-          <w:tcPr>
-            <w:tcW w:type="dxa" w:w="7378"/>
-            <w:tcMar>
-              <w:top w:w="70" w:type="dxa"/>
-              <w:start w:w="100" w:type="dxa"/>
-              <w:bottom w:w="70" w:type="dxa"/>
-              <w:end w:w="100" w:type="dxa"/>
-            </w:tcMar>
-            <w:vAlign w:val="center"/>
-            <w:shd w:fill="E8EEF5"/>
-          </w:tcPr>
-          <w:p>
-            <w:pPr>
-              <w:spacing w:before="0" w:after="0" w:line="240" w:lineRule="auto"/>
-            </w:pPr>
-            <w:r>
-              <w:rPr>
-                <w:rFonts w:ascii="Arial Unicode MS" w:hAnsi="Arial Unicode MS" w:eastAsia="Arial Unicode MS"/>
-                <w:b/>
-                <w:sz w:val="16"/>
-              </w:rPr>
-              <w:t>규칙</w:t>
-            </w:r>
-          </w:p>
-        </w:tc>
-      </w:tr>
-      <w:tr>
-        <w:trPr>
-          <w:cantSplit/>
-        </w:trPr>
-        <w:tc>
-          <w:tcPr>
-            <w:tcW w:type="dxa" w:w="2600"/>
-            <w:tcMar>
-              <w:top w:w="70" w:type="dxa"/>
-              <w:start w:w="100" w:type="dxa"/>
-              <w:bottom w:w="70" w:type="dxa"/>
-              <w:end w:w="100" w:type="dxa"/>
-            </w:tcMar>
-            <w:vAlign w:val="center"/>
-          </w:tcPr>
-          <w:p>
-            <w:pPr>
-              <w:spacing w:before="0" w:after="0" w:line="240" w:lineRule="auto"/>
-            </w:pPr>
-            <w:r>
-              <w:rPr>
-                <w:rFonts w:ascii="Arial Unicode MS" w:hAnsi="Arial Unicode MS" w:eastAsia="Arial Unicode MS"/>
-                <w:sz w:val="16"/>
-              </w:rPr>
-              <w:t>필드</w:t>
-            </w:r>
-          </w:p>
-        </w:tc>
-        <w:tc>
-          <w:tcPr>
-            <w:tcW w:type="dxa" w:w="7378"/>
-            <w:tcMar>
-              <w:top w:w="70" w:type="dxa"/>
-              <w:start w:w="100" w:type="dxa"/>
-              <w:bottom w:w="70" w:type="dxa"/>
-              <w:end w:w="100" w:type="dxa"/>
-            </w:tcMar>
-            <w:vAlign w:val="center"/>
-          </w:tcPr>
-          <w:p>
-            <w:pPr>
-              <w:spacing w:before="0" w:after="0" w:line="240" w:lineRule="auto"/>
-            </w:pPr>
-            <w:r>
-              <w:rPr>
-                <w:rFonts w:ascii="Arial Unicode MS" w:hAnsi="Arial Unicode MS" w:eastAsia="Arial Unicode MS"/>
-                <w:sz w:val="16"/>
-              </w:rPr>
-              <w:t>요청은 13개 필드를 모두 포함한다.</w:t>
-            </w:r>
-          </w:p>
-        </w:tc>
-      </w:tr>
-      <w:tr>
-        <w:trPr>
-          <w:cantSplit/>
-        </w:trPr>
-        <w:tc>
-          <w:tcPr>
-            <w:tcW w:type="dxa" w:w="2600"/>
-            <w:tcMar>
-              <w:top w:w="70" w:type="dxa"/>
-              <w:start w:w="100" w:type="dxa"/>
-              <w:bottom w:w="70" w:type="dxa"/>
-              <w:end w:w="100" w:type="dxa"/>
-            </w:tcMar>
-            <w:vAlign w:val="center"/>
-          </w:tcPr>
-          <w:p>
-            <w:pPr>
-              <w:spacing w:before="0" w:after="0" w:line="240" w:lineRule="auto"/>
-            </w:pPr>
-            <w:r>
-              <w:rPr>
-                <w:rFonts w:ascii="Arial Unicode MS" w:hAnsi="Arial Unicode MS" w:eastAsia="Arial Unicode MS"/>
-                <w:sz w:val="16"/>
-              </w:rPr>
-              <w:t>결측</w:t>
-            </w:r>
-          </w:p>
-        </w:tc>
-        <w:tc>
-          <w:tcPr>
-            <w:tcW w:type="dxa" w:w="7378"/>
-            <w:tcMar>
-              <w:top w:w="70" w:type="dxa"/>
-              <w:start w:w="100" w:type="dxa"/>
-              <w:bottom w:w="70" w:type="dxa"/>
-              <w:end w:w="100" w:type="dxa"/>
-            </w:tcMar>
-            <w:vAlign w:val="center"/>
-          </w:tcPr>
-          <w:p>
-            <w:pPr>
-              <w:spacing w:before="0" w:after="0" w:line="240" w:lineRule="auto"/>
-            </w:pPr>
-            <w:r>
-              <w:rPr>
-                <w:rFonts w:ascii="Arial Unicode MS" w:hAnsi="Arial Unicode MS" w:eastAsia="Arial Unicode MS"/>
-                <w:sz w:val="16"/>
-              </w:rPr>
-              <w:t>측정되지 않은 값과 빈값은 구조화 단계에서 문자열 Unknown으로 변환한다.</w:t>
-            </w:r>
-          </w:p>
-        </w:tc>
-      </w:tr>
-      <w:tr>
-        <w:trPr>
-          <w:cantSplit/>
-        </w:trPr>
-        <w:tc>
-          <w:tcPr>
-            <w:tcW w:type="dxa" w:w="2600"/>
-            <w:tcMar>
-              <w:top w:w="70" w:type="dxa"/>
-              <w:start w:w="100" w:type="dxa"/>
-              <w:bottom w:w="70" w:type="dxa"/>
-              <w:end w:w="100" w:type="dxa"/>
-            </w:tcMar>
-            <w:vAlign w:val="center"/>
-          </w:tcPr>
-          <w:p>
-            <w:pPr>
-              <w:spacing w:before="0" w:after="0" w:line="240" w:lineRule="auto"/>
-            </w:pPr>
-            <w:r>
-              <w:rPr>
-                <w:rFonts w:ascii="Arial Unicode MS" w:hAnsi="Arial Unicode MS" w:eastAsia="Arial Unicode MS"/>
-                <w:sz w:val="16"/>
-              </w:rPr>
-              <w:t>범주</w:t>
-            </w:r>
-          </w:p>
-        </w:tc>
-        <w:tc>
-          <w:tcPr>
-            <w:tcW w:type="dxa" w:w="7378"/>
-            <w:tcMar>
-              <w:top w:w="70" w:type="dxa"/>
-              <w:start w:w="100" w:type="dxa"/>
-              <w:bottom w:w="70" w:type="dxa"/>
-              <w:end w:w="100" w:type="dxa"/>
-            </w:tcMar>
-            <w:vAlign w:val="center"/>
-          </w:tcPr>
-          <w:p>
-            <w:pPr>
-              <w:spacing w:before="0" w:after="0" w:line="240" w:lineRule="auto"/>
-            </w:pPr>
-            <w:r>
-              <w:rPr>
-                <w:rFonts w:ascii="Arial Unicode MS" w:hAnsi="Arial Unicode MS" w:eastAsia="Arial Unicode MS"/>
-                <w:sz w:val="16"/>
-              </w:rPr>
-              <w:t>허용 목록에 없는 범주는 입력 오류로 처리한다.</w:t>
-            </w:r>
-          </w:p>
-        </w:tc>
-      </w:tr>
-      <w:tr>
-        <w:trPr>
-          <w:cantSplit/>
-        </w:trPr>
-        <w:tc>
-          <w:tcPr>
-            <w:tcW w:type="dxa" w:w="2600"/>
-            <w:tcMar>
-              <w:top w:w="70" w:type="dxa"/>
-              <w:start w:w="100" w:type="dxa"/>
-              <w:bottom w:w="70" w:type="dxa"/>
-              <w:end w:w="100" w:type="dxa"/>
-            </w:tcMar>
-            <w:vAlign w:val="center"/>
-          </w:tcPr>
-          <w:p>
-            <w:pPr>
-              <w:spacing w:before="0" w:after="0" w:line="240" w:lineRule="auto"/>
-            </w:pPr>
-            <w:r>
-              <w:rPr>
-                <w:rFonts w:ascii="Arial Unicode MS" w:hAnsi="Arial Unicode MS" w:eastAsia="Arial Unicode MS"/>
-                <w:sz w:val="16"/>
-              </w:rPr>
-              <w:t>스키마</w:t>
-            </w:r>
-          </w:p>
-        </w:tc>
-        <w:tc>
-          <w:tcPr>
-            <w:tcW w:type="dxa" w:w="7378"/>
-            <w:tcMar>
-              <w:top w:w="70" w:type="dxa"/>
-              <w:start w:w="100" w:type="dxa"/>
-              <w:bottom w:w="70" w:type="dxa"/>
-              <w:end w:w="100" w:type="dxa"/>
-            </w:tcMar>
-            <w:vAlign w:val="center"/>
-          </w:tcPr>
-          <w:p>
-            <w:pPr>
-              <w:spacing w:before="0" w:after="0" w:line="240" w:lineRule="auto"/>
-            </w:pPr>
-            <w:r>
-              <w:rPr>
-                <w:rFonts w:ascii="Arial Unicode MS" w:hAnsi="Arial Unicode MS" w:eastAsia="Arial Unicode MS"/>
-                <w:sz w:val="16"/>
-              </w:rPr>
-              <w:t>컬럼 이름과 순서를 저장된 모델 스키마와 대조한다.</w:t>
-            </w:r>
-          </w:p>
-        </w:tc>
-      </w:tr>
-      <w:tr>
-        <w:trPr>
-          <w:cantSplit/>
-        </w:trPr>
-        <w:tc>
-          <w:tcPr>
-            <w:tcW w:type="dxa" w:w="2600"/>
-            <w:tcMar>
-              <w:top w:w="70" w:type="dxa"/>
-              <w:start w:w="100" w:type="dxa"/>
-              <w:bottom w:w="70" w:type="dxa"/>
-              <w:end w:w="100" w:type="dxa"/>
-            </w:tcMar>
-            <w:vAlign w:val="center"/>
-          </w:tcPr>
-          <w:p>
-            <w:pPr>
-              <w:spacing w:before="0" w:after="0" w:line="240" w:lineRule="auto"/>
-            </w:pPr>
-            <w:r>
-              <w:rPr>
-                <w:rFonts w:ascii="Arial Unicode MS" w:hAnsi="Arial Unicode MS" w:eastAsia="Arial Unicode MS"/>
-                <w:sz w:val="16"/>
-              </w:rPr>
-              <w:t>정답</w:t>
-            </w:r>
-          </w:p>
-        </w:tc>
-        <w:tc>
-          <w:tcPr>
-            <w:tcW w:type="dxa" w:w="7378"/>
-            <w:tcMar>
-              <w:top w:w="70" w:type="dxa"/>
-              <w:start w:w="100" w:type="dxa"/>
-              <w:bottom w:w="70" w:type="dxa"/>
-              <w:end w:w="100" w:type="dxa"/>
-            </w:tcMar>
-            <w:vAlign w:val="center"/>
-          </w:tcPr>
-          <w:p>
-            <w:pPr>
-              <w:spacing w:before="0" w:after="0" w:line="240" w:lineRule="auto"/>
-            </w:pPr>
-            <w:r>
-              <w:rPr>
-                <w:rFonts w:ascii="Arial Unicode MS" w:hAnsi="Arial Unicode MS" w:eastAsia="Arial Unicode MS"/>
-                <w:sz w:val="16"/>
-              </w:rPr>
-              <w:t>학습 정답은 Lost=0, Won=1로 매핑한다.</w:t>
-            </w:r>
-          </w:p>
-        </w:tc>
-      </w:tr>
-    </w:tbl>
-    <w:p>
-      <w:pPr>
-        <w:pStyle w:val="Heading1"/>
-        <w:keepNext/>
-        <w:widowControl/>
-      </w:pPr>
-      <w:r>
-        <w:rPr>
-          <w:rFonts w:ascii="Arial Unicode MS" w:hAnsi="Arial Unicode MS" w:eastAsia="Arial Unicode MS"/>
-        </w:rPr>
-        <w:t>3. 전처리 계약과 최적 파라미터</w:t>
-      </w:r>
-    </w:p>
-    <w:p>
-      <w:pPr>
-        <w:widowControl/>
-      </w:pPr>
-      <w:r>
-        <w:rPr>
-          <w:rFonts w:ascii="Arial Unicode MS" w:hAnsi="Arial Unicode MS" w:eastAsia="Arial Unicode MS"/>
-        </w:rPr>
-        <w:t>모델 입력은 다음 순서로 정규화한다.</w:t>
-      </w:r>
-    </w:p>
-    <w:p>
-      <w:pPr>
-        <w:ind w:left="360" w:hanging="360"/>
-      </w:pPr>
-      <w:r>
-        <w:rPr>
-          <w:rFonts w:ascii="Arial Unicode MS" w:hAnsi="Arial Unicode MS" w:eastAsia="Arial Unicode MS"/>
-        </w:rPr>
-        <w:t>1.  문자열 앞뒤 공백을 제거한다. 의미가 있는 값은 임의로 바꾸지 않는다.</w:t>
-      </w:r>
-    </w:p>
-    <w:p>
-      <w:pPr>
-        <w:ind w:left="360" w:hanging="360"/>
-      </w:pPr>
-      <w:r>
-        <w:rPr>
-          <w:rFonts w:ascii="Arial Unicode MS" w:hAnsi="Arial Unicode MS" w:eastAsia="Arial Unicode MS"/>
-        </w:rPr>
-        <w:t>2.  빈값과 측정되지 않은 값은 No가 아닌 문자열 Unknown으로 변환한다.</w:t>
-      </w:r>
-    </w:p>
-    <w:p>
-      <w:pPr>
-        <w:ind w:left="360" w:hanging="360"/>
-      </w:pPr>
-      <w:r>
-        <w:rPr>
-          <w:rFonts w:ascii="Arial Unicode MS" w:hAnsi="Arial Unicode MS" w:eastAsia="Arial Unicode MS"/>
-        </w:rPr>
-        <w:t>3.  13개 필드의 존재 여부, 순서, 허용 범주를 저장된 스키마와 대조한다.</w:t>
-      </w:r>
-    </w:p>
-    <w:p>
-      <w:pPr>
-        <w:ind w:left="360" w:hanging="360"/>
-      </w:pPr>
-      <w:r>
-        <w:rPr>
-          <w:rFonts w:ascii="Arial Unicode MS" w:hAnsi="Arial Unicode MS" w:eastAsia="Arial Unicode MS"/>
-        </w:rPr>
-        <w:t>4.  LogisticRegression, MultinomialNB, ExtraTrees는 고정 범주 One-Hot Encoder로 39개 컬럼을 만든다.</w:t>
-      </w:r>
-    </w:p>
-    <w:p>
-      <w:pPr>
-        <w:ind w:left="360" w:hanging="360"/>
-      </w:pPr>
-      <w:r>
-        <w:rPr>
-          <w:rFonts w:ascii="Arial Unicode MS" w:hAnsi="Arial Unicode MS" w:eastAsia="Arial Unicode MS"/>
-        </w:rPr>
-        <w:t>5.  CatBoost와 TabICL은 범주 정보를 보존하기 위해 원본 13개 범주형 컬럼을 직접 사용한다.</w:t>
-      </w:r>
-    </w:p>
-    <w:p>
-      <w:pPr>
-        <w:widowControl/>
-      </w:pPr>
-      <w:r>
-        <w:rPr>
-          <w:rFonts w:ascii="Arial Unicode MS" w:hAnsi="Arial Unicode MS" w:eastAsia="Arial Unicode MS"/>
-        </w:rPr>
-        <w:t>학습 단계의 30% 마스킹은 값 누락에 대한 강건성을 확보하기 위한 데이터 증강이다. 실제 추론에서는 구조화 Agent가 확인하지 못한 필드만 Unknown으로 전달하며, 임의로 네 개를 다시 마스킹하지 않는다.</w:t>
-      </w:r>
-    </w:p>
-    <w:tbl>
-      <w:tblPr>
-        <w:tblW w:type="auto" w:w="0"/>
-        <w:tblLayout w:type="fixed"/>
-        <w:tblLook w:firstColumn="1" w:firstRow="1" w:lastColumn="0" w:lastRow="0" w:noHBand="0" w:noVBand="1" w:val="04A0"/>
-        <w:tblInd w:w="100" w:type="dxa"/>
-        <w:tblBorders>
-          <w:top w:val="single" w:sz="4" w:color="C9D1D9"/>
-          <w:left w:val="single" w:sz="4" w:color="C9D1D9"/>
-          <w:bottom w:val="single" w:sz="4" w:color="C9D1D9"/>
-          <w:right w:val="single" w:sz="4" w:color="C9D1D9"/>
-          <w:insideH w:val="single" w:sz="4" w:color="C9D1D9"/>
-          <w:insideV w:val="single" w:sz="4" w:color="C9D1D9"/>
-        </w:tblBorders>
-      </w:tblPr>
-      <w:tblGrid>
-        <w:gridCol w:w="4989"/>
-        <w:gridCol w:w="4989"/>
-      </w:tblGrid>
-      <w:tr>
-        <w:trPr>
-          <w:cantSplit/>
-          <w:tblHeader w:val="true"/>
-        </w:trPr>
-        <w:tc>
-          <w:tcPr>
-            <w:tcW w:type="dxa" w:w="2600"/>
-            <w:tcMar>
-              <w:top w:w="70" w:type="dxa"/>
-              <w:start w:w="100" w:type="dxa"/>
-              <w:bottom w:w="70" w:type="dxa"/>
-              <w:end w:w="100" w:type="dxa"/>
-            </w:tcMar>
-            <w:vAlign w:val="center"/>
-            <w:shd w:fill="E8EEF5"/>
-          </w:tcPr>
-          <w:p>
-            <w:pPr>
-              <w:spacing w:before="0" w:after="0" w:line="240" w:lineRule="auto"/>
-            </w:pPr>
-            <w:r>
-              <w:rPr>
-                <w:rFonts w:ascii="Arial Unicode MS" w:hAnsi="Arial Unicode MS" w:eastAsia="Arial Unicode MS"/>
-                <w:b/>
-                <w:sz w:val="16"/>
-              </w:rPr>
-              <w:t>모델</w:t>
-            </w:r>
-          </w:p>
-        </w:tc>
-        <w:tc>
-          <w:tcPr>
-            <w:tcW w:type="dxa" w:w="7378"/>
-            <w:tcMar>
-              <w:top w:w="70" w:type="dxa"/>
-              <w:start w:w="100" w:type="dxa"/>
-              <w:bottom w:w="70" w:type="dxa"/>
-              <w:end w:w="100" w:type="dxa"/>
-            </w:tcMar>
-            <w:vAlign w:val="center"/>
-            <w:shd w:fill="E8EEF5"/>
-          </w:tcPr>
-          <w:p>
-            <w:pPr>
-              <w:spacing w:before="0" w:after="0" w:line="240" w:lineRule="auto"/>
-            </w:pPr>
-            <w:r>
-              <w:rPr>
-                <w:rFonts w:ascii="Arial Unicode MS" w:hAnsi="Arial Unicode MS" w:eastAsia="Arial Unicode MS"/>
-                <w:b/>
-                <w:sz w:val="16"/>
-              </w:rPr>
-              <w:t>선택 파라미터</w:t>
-            </w:r>
-          </w:p>
-        </w:tc>
-      </w:tr>
-      <w:tr>
-        <w:trPr>
-          <w:cantSplit/>
-        </w:trPr>
-        <w:tc>
-          <w:tcPr>
-            <w:tcW w:type="dxa" w:w="2600"/>
-            <w:tcMar>
-              <w:top w:w="70" w:type="dxa"/>
-              <w:start w:w="100" w:type="dxa"/>
-              <w:bottom w:w="70" w:type="dxa"/>
-              <w:end w:w="100" w:type="dxa"/>
-            </w:tcMar>
-            <w:vAlign w:val="center"/>
-          </w:tcPr>
-          <w:p>
-            <w:pPr>
-              <w:spacing w:before="0" w:after="0" w:line="240" w:lineRule="auto"/>
-            </w:pPr>
-            <w:r>
-              <w:rPr>
-                <w:rFonts w:ascii="Arial Unicode MS" w:hAnsi="Arial Unicode MS" w:eastAsia="Arial Unicode MS"/>
-                <w:sz w:val="16"/>
-              </w:rPr>
-              <w:t>LogisticRegression</w:t>
-            </w:r>
-          </w:p>
-        </w:tc>
-        <w:tc>
-          <w:tcPr>
-            <w:tcW w:type="dxa" w:w="7378"/>
-            <w:tcMar>
-              <w:top w:w="70" w:type="dxa"/>
-              <w:start w:w="100" w:type="dxa"/>
-              <w:bottom w:w="70" w:type="dxa"/>
-              <w:end w:w="100" w:type="dxa"/>
-            </w:tcMar>
-            <w:vAlign w:val="center"/>
-          </w:tcPr>
-          <w:p>
-            <w:pPr>
-              <w:spacing w:before="0" w:after="0" w:line="240" w:lineRule="auto"/>
-            </w:pPr>
-            <w:r>
-              <w:rPr>
-                <w:rFonts w:ascii="Arial Unicode MS" w:hAnsi="Arial Unicode MS" w:eastAsia="Arial Unicode MS"/>
-                <w:sz w:val="16"/>
-              </w:rPr>
-              <w:t>C=0.03, class_weight="balanced"</w:t>
-            </w:r>
-          </w:p>
-        </w:tc>
-      </w:tr>
-      <w:tr>
-        <w:trPr>
-          <w:cantSplit/>
-        </w:trPr>
-        <w:tc>
-          <w:tcPr>
-            <w:tcW w:type="dxa" w:w="2600"/>
-            <w:tcMar>
-              <w:top w:w="70" w:type="dxa"/>
-              <w:start w:w="100" w:type="dxa"/>
-              <w:bottom w:w="70" w:type="dxa"/>
-              <w:end w:w="100" w:type="dxa"/>
-            </w:tcMar>
-            <w:vAlign w:val="center"/>
-          </w:tcPr>
-          <w:p>
-            <w:pPr>
-              <w:spacing w:before="0" w:after="0" w:line="240" w:lineRule="auto"/>
-            </w:pPr>
-            <w:r>
-              <w:rPr>
-                <w:rFonts w:ascii="Arial Unicode MS" w:hAnsi="Arial Unicode MS" w:eastAsia="Arial Unicode MS"/>
-                <w:sz w:val="16"/>
-              </w:rPr>
-              <w:t>MultinomialNB</w:t>
-            </w:r>
-          </w:p>
-        </w:tc>
-        <w:tc>
-          <w:tcPr>
-            <w:tcW w:type="dxa" w:w="7378"/>
-            <w:tcMar>
-              <w:top w:w="70" w:type="dxa"/>
-              <w:start w:w="100" w:type="dxa"/>
-              <w:bottom w:w="70" w:type="dxa"/>
-              <w:end w:w="100" w:type="dxa"/>
-            </w:tcMar>
-            <w:vAlign w:val="center"/>
-          </w:tcPr>
-          <w:p>
-            <w:pPr>
-              <w:spacing w:before="0" w:after="0" w:line="240" w:lineRule="auto"/>
-            </w:pPr>
-            <w:r>
-              <w:rPr>
-                <w:rFonts w:ascii="Arial Unicode MS" w:hAnsi="Arial Unicode MS" w:eastAsia="Arial Unicode MS"/>
-                <w:sz w:val="16"/>
-              </w:rPr>
-              <w:t>alpha=75.0, fit_prior=False</w:t>
-            </w:r>
-          </w:p>
-        </w:tc>
-      </w:tr>
-      <w:tr>
-        <w:trPr>
-          <w:cantSplit/>
-        </w:trPr>
-        <w:tc>
-          <w:tcPr>
-            <w:tcW w:type="dxa" w:w="2600"/>
-            <w:tcMar>
-              <w:top w:w="70" w:type="dxa"/>
-              <w:start w:w="100" w:type="dxa"/>
-              <w:bottom w:w="70" w:type="dxa"/>
-              <w:end w:w="100" w:type="dxa"/>
-            </w:tcMar>
-            <w:vAlign w:val="center"/>
-          </w:tcPr>
-          <w:p>
-            <w:pPr>
-              <w:spacing w:before="0" w:after="0" w:line="240" w:lineRule="auto"/>
-            </w:pPr>
-            <w:r>
-              <w:rPr>
-                <w:rFonts w:ascii="Arial Unicode MS" w:hAnsi="Arial Unicode MS" w:eastAsia="Arial Unicode MS"/>
-                <w:sz w:val="16"/>
-              </w:rPr>
-              <w:t>ExtraTrees</w:t>
-            </w:r>
-          </w:p>
-        </w:tc>
-        <w:tc>
-          <w:tcPr>
-            <w:tcW w:type="dxa" w:w="7378"/>
-            <w:tcMar>
-              <w:top w:w="70" w:type="dxa"/>
-              <w:start w:w="100" w:type="dxa"/>
-              <w:bottom w:w="70" w:type="dxa"/>
-              <w:end w:w="100" w:type="dxa"/>
-            </w:tcMar>
-            <w:vAlign w:val="center"/>
-          </w:tcPr>
-          <w:p>
-            <w:pPr>
-              <w:spacing w:before="0" w:after="0" w:line="240" w:lineRule="auto"/>
-            </w:pPr>
-            <w:r>
-              <w:rPr>
-                <w:rFonts w:ascii="Arial Unicode MS" w:hAnsi="Arial Unicode MS" w:eastAsia="Arial Unicode MS"/>
-                <w:sz w:val="16"/>
-              </w:rPr>
-              <w:t>n_estimators=300, max_depth=8, max_features="sqrt", min_samples_leaf=6</w:t>
-            </w:r>
-          </w:p>
-        </w:tc>
-      </w:tr>
-      <w:tr>
-        <w:trPr>
-          <w:cantSplit/>
-        </w:trPr>
-        <w:tc>
-          <w:tcPr>
-            <w:tcW w:type="dxa" w:w="2600"/>
-            <w:tcMar>
-              <w:top w:w="70" w:type="dxa"/>
-              <w:start w:w="100" w:type="dxa"/>
-              <w:bottom w:w="70" w:type="dxa"/>
-              <w:end w:w="100" w:type="dxa"/>
-            </w:tcMar>
-            <w:vAlign w:val="center"/>
-          </w:tcPr>
-          <w:p>
-            <w:pPr>
-              <w:spacing w:before="0" w:after="0" w:line="240" w:lineRule="auto"/>
-            </w:pPr>
-            <w:r>
-              <w:rPr>
-                <w:rFonts w:ascii="Arial Unicode MS" w:hAnsi="Arial Unicode MS" w:eastAsia="Arial Unicode MS"/>
-                <w:sz w:val="16"/>
-              </w:rPr>
-              <w:t>CatBoost</w:t>
-            </w:r>
-          </w:p>
-        </w:tc>
-        <w:tc>
-          <w:tcPr>
-            <w:tcW w:type="dxa" w:w="7378"/>
-            <w:tcMar>
-              <w:top w:w="70" w:type="dxa"/>
-              <w:start w:w="100" w:type="dxa"/>
-              <w:bottom w:w="70" w:type="dxa"/>
-              <w:end w:w="100" w:type="dxa"/>
-            </w:tcMar>
-            <w:vAlign w:val="center"/>
-          </w:tcPr>
-          <w:p>
-            <w:pPr>
-              <w:spacing w:before="0" w:after="0" w:line="240" w:lineRule="auto"/>
-            </w:pPr>
-            <w:r>
-              <w:rPr>
-                <w:rFonts w:ascii="Arial Unicode MS" w:hAnsi="Arial Unicode MS" w:eastAsia="Arial Unicode MS"/>
-                <w:sz w:val="16"/>
-              </w:rPr>
-              <w:t>iterations=200, depth=4, learning_rate=0.01, l2_leaf_reg=7.0, random_strength=0.5</w:t>
-            </w:r>
-          </w:p>
-        </w:tc>
-      </w:tr>
-      <w:tr>
-        <w:trPr>
-          <w:cantSplit/>
-        </w:trPr>
-        <w:tc>
-          <w:tcPr>
-            <w:tcW w:type="dxa" w:w="2600"/>
-            <w:tcMar>
-              <w:top w:w="70" w:type="dxa"/>
-              <w:start w:w="100" w:type="dxa"/>
-              <w:bottom w:w="70" w:type="dxa"/>
-              <w:end w:w="100" w:type="dxa"/>
-            </w:tcMar>
-            <w:vAlign w:val="center"/>
-          </w:tcPr>
-          <w:p>
-            <w:pPr>
-              <w:spacing w:before="0" w:after="0" w:line="240" w:lineRule="auto"/>
-            </w:pPr>
-            <w:r>
-              <w:rPr>
-                <w:rFonts w:ascii="Arial Unicode MS" w:hAnsi="Arial Unicode MS" w:eastAsia="Arial Unicode MS"/>
-                <w:sz w:val="16"/>
-              </w:rPr>
-              <w:t>TabICL</w:t>
-            </w:r>
-          </w:p>
-        </w:tc>
-        <w:tc>
-          <w:tcPr>
-            <w:tcW w:type="dxa" w:w="7378"/>
-            <w:tcMar>
-              <w:top w:w="70" w:type="dxa"/>
-              <w:start w:w="100" w:type="dxa"/>
-              <w:bottom w:w="70" w:type="dxa"/>
-              <w:end w:w="100" w:type="dxa"/>
-            </w:tcMar>
-            <w:vAlign w:val="center"/>
-          </w:tcPr>
-          <w:p>
-            <w:pPr>
-              <w:spacing w:before="0" w:after="0" w:line="240" w:lineRule="auto"/>
-            </w:pPr>
-            <w:r>
-              <w:rPr>
-                <w:rFonts w:ascii="Arial Unicode MS" w:hAnsi="Arial Unicode MS" w:eastAsia="Arial Unicode MS"/>
-                <w:sz w:val="16"/>
-              </w:rPr>
-              <w:t>n_estimators=8, norm_methods="quantile", feat_shuffle_method="latin", average_logits=True, softmax_temperature=1.1</w:t>
-            </w:r>
-          </w:p>
-        </w:tc>
-      </w:tr>
-      <w:tr>
-        <w:trPr>
-          <w:cantSplit/>
-        </w:trPr>
-        <w:tc>
-          <w:tcPr>
-            <w:tcW w:type="dxa" w:w="2600"/>
-            <w:tcMar>
-              <w:top w:w="70" w:type="dxa"/>
-              <w:start w:w="100" w:type="dxa"/>
-              <w:bottom w:w="70" w:type="dxa"/>
-              <w:end w:w="100" w:type="dxa"/>
-            </w:tcMar>
-            <w:vAlign w:val="center"/>
-          </w:tcPr>
-          <w:p>
-            <w:pPr>
-              <w:spacing w:before="0" w:after="0" w:line="240" w:lineRule="auto"/>
-            </w:pPr>
-            <w:r>
-              <w:rPr>
-                <w:rFonts w:ascii="Arial Unicode MS" w:hAnsi="Arial Unicode MS" w:eastAsia="Arial Unicode MS"/>
-                <w:sz w:val="16"/>
-              </w:rPr>
-              <w:t>Stacking meta</w:t>
-            </w:r>
-          </w:p>
-        </w:tc>
-        <w:tc>
-          <w:tcPr>
-            <w:tcW w:type="dxa" w:w="7378"/>
-            <w:tcMar>
-              <w:top w:w="70" w:type="dxa"/>
-              <w:start w:w="100" w:type="dxa"/>
-              <w:bottom w:w="70" w:type="dxa"/>
-              <w:end w:w="100" w:type="dxa"/>
-            </w:tcMar>
-            <w:vAlign w:val="center"/>
-          </w:tcPr>
-          <w:p>
-            <w:pPr>
-              <w:spacing w:before="0" w:after="0" w:line="240" w:lineRule="auto"/>
-            </w:pPr>
-            <w:r>
-              <w:rPr>
-                <w:rFonts w:ascii="Arial Unicode MS" w:hAnsi="Arial Unicode MS" w:eastAsia="Arial Unicode MS"/>
-                <w:sz w:val="16"/>
-              </w:rPr>
-              <w:t>LogisticRegression(C=0.1, max_iter=3000, solver="lbfgs")</w:t>
-            </w:r>
-          </w:p>
-        </w:tc>
-      </w:tr>
-    </w:tbl>
-    <w:p>
-      <w:pPr>
-        <w:pStyle w:val="Heading1"/>
-        <w:keepNext/>
-        <w:widowControl/>
-      </w:pPr>
-      <w:r>
-        <w:rPr>
-          <w:rFonts w:ascii="Arial Unicode MS" w:hAnsi="Arial Unicode MS" w:eastAsia="Arial Unicode MS"/>
-        </w:rPr>
-        <w:t>4. 학습 데이터와 성능 근거</w:t>
-      </w:r>
-    </w:p>
-    <w:tbl>
-      <w:tblPr>
-        <w:tblW w:type="auto" w:w="0"/>
-        <w:tblLayout w:type="fixed"/>
-        <w:tblLook w:firstColumn="1" w:firstRow="1" w:lastColumn="0" w:lastRow="0" w:noHBand="0" w:noVBand="1" w:val="04A0"/>
-        <w:tblInd w:w="100" w:type="dxa"/>
-        <w:tblBorders>
-          <w:top w:val="single" w:sz="4" w:color="C9D1D9"/>
-          <w:left w:val="single" w:sz="4" w:color="C9D1D9"/>
-          <w:bottom w:val="single" w:sz="4" w:color="C9D1D9"/>
-          <w:right w:val="single" w:sz="4" w:color="C9D1D9"/>
-          <w:insideH w:val="single" w:sz="4" w:color="C9D1D9"/>
-          <w:insideV w:val="single" w:sz="4" w:color="C9D1D9"/>
-        </w:tblBorders>
-      </w:tblPr>
-      <w:tblGrid>
-        <w:gridCol w:w="4989"/>
-        <w:gridCol w:w="4989"/>
-      </w:tblGrid>
-      <w:tr>
-        <w:trPr>
-          <w:cantSplit/>
-          <w:tblHeader w:val="true"/>
-        </w:trPr>
-        <w:tc>
-          <w:tcPr>
-            <w:tcW w:type="dxa" w:w="2600"/>
-            <w:tcMar>
-              <w:top w:w="70" w:type="dxa"/>
-              <w:start w:w="100" w:type="dxa"/>
-              <w:bottom w:w="70" w:type="dxa"/>
-              <w:end w:w="100" w:type="dxa"/>
-            </w:tcMar>
-            <w:vAlign w:val="center"/>
-            <w:shd w:fill="E8EEF5"/>
-          </w:tcPr>
-          <w:p>
-            <w:pPr>
-              <w:spacing w:before="0" w:after="0" w:line="240" w:lineRule="auto"/>
-            </w:pPr>
-            <w:r>
-              <w:rPr>
-                <w:rFonts w:ascii="Arial Unicode MS" w:hAnsi="Arial Unicode MS" w:eastAsia="Arial Unicode MS"/>
-                <w:b/>
-                <w:sz w:val="16"/>
-              </w:rPr>
-              <w:t>항목</w:t>
-            </w:r>
-          </w:p>
-        </w:tc>
-        <w:tc>
-          <w:tcPr>
-            <w:tcW w:type="dxa" w:w="7378"/>
-            <w:tcMar>
-              <w:top w:w="70" w:type="dxa"/>
-              <w:start w:w="100" w:type="dxa"/>
-              <w:bottom w:w="70" w:type="dxa"/>
-              <w:end w:w="100" w:type="dxa"/>
-            </w:tcMar>
-            <w:vAlign w:val="center"/>
-            <w:shd w:fill="E8EEF5"/>
-          </w:tcPr>
-          <w:p>
-            <w:pPr>
-              <w:spacing w:before="0" w:after="0" w:line="240" w:lineRule="auto"/>
-            </w:pPr>
-            <w:r>
-              <w:rPr>
-                <w:rFonts w:ascii="Arial Unicode MS" w:hAnsi="Arial Unicode MS" w:eastAsia="Arial Unicode MS"/>
-                <w:b/>
-                <w:sz w:val="16"/>
-              </w:rPr>
-              <w:t>값</w:t>
-            </w:r>
-          </w:p>
-        </w:tc>
-      </w:tr>
-      <w:tr>
-        <w:trPr>
-          <w:cantSplit/>
-        </w:trPr>
-        <w:tc>
-          <w:tcPr>
-            <w:tcW w:type="dxa" w:w="2600"/>
-            <w:tcMar>
-              <w:top w:w="70" w:type="dxa"/>
-              <w:start w:w="100" w:type="dxa"/>
-              <w:bottom w:w="70" w:type="dxa"/>
-              <w:end w:w="100" w:type="dxa"/>
-            </w:tcMar>
-            <w:vAlign w:val="center"/>
-          </w:tcPr>
-          <w:p>
-            <w:pPr>
-              <w:spacing w:before="0" w:after="0" w:line="240" w:lineRule="auto"/>
-            </w:pPr>
-            <w:r>
-              <w:rPr>
-                <w:rFonts w:ascii="Arial Unicode MS" w:hAnsi="Arial Unicode MS" w:eastAsia="Arial Unicode MS"/>
-                <w:sz w:val="16"/>
-              </w:rPr>
-              <w:t>데이터 출처</w:t>
-            </w:r>
-          </w:p>
-        </w:tc>
-        <w:tc>
-          <w:tcPr>
-            <w:tcW w:type="dxa" w:w="7378"/>
-            <w:tcMar>
-              <w:top w:w="70" w:type="dxa"/>
-              <w:start w:w="100" w:type="dxa"/>
-              <w:bottom w:w="70" w:type="dxa"/>
-              <w:end w:w="100" w:type="dxa"/>
-            </w:tcMar>
-            <w:vAlign w:val="center"/>
-          </w:tcPr>
-          <w:p>
-            <w:pPr>
-              <w:spacing w:before="0" w:after="0" w:line="240" w:lineRule="auto"/>
-            </w:pPr>
-            <w:r>
-              <w:rPr>
-                <w:rFonts w:ascii="Arial Unicode MS" w:hAnsi="Arial Unicode MS" w:eastAsia="Arial Unicode MS"/>
-                <w:sz w:val="16"/>
-              </w:rPr>
-              <w:t>Salvirt B2B Sales Dataset, 실제 익명화 B2B 영업기회</w:t>
-            </w:r>
-          </w:p>
-        </w:tc>
-      </w:tr>
-      <w:tr>
-        <w:trPr>
-          <w:cantSplit/>
-        </w:trPr>
-        <w:tc>
-          <w:tcPr>
-            <w:tcW w:type="dxa" w:w="2600"/>
-            <w:tcMar>
-              <w:top w:w="70" w:type="dxa"/>
-              <w:start w:w="100" w:type="dxa"/>
-              <w:bottom w:w="70" w:type="dxa"/>
-              <w:end w:w="100" w:type="dxa"/>
-            </w:tcMar>
-            <w:vAlign w:val="center"/>
-          </w:tcPr>
-          <w:p>
-            <w:pPr>
-              <w:spacing w:before="0" w:after="0" w:line="240" w:lineRule="auto"/>
-            </w:pPr>
-            <w:r>
-              <w:rPr>
-                <w:rFonts w:ascii="Arial Unicode MS" w:hAnsi="Arial Unicode MS" w:eastAsia="Arial Unicode MS"/>
-                <w:sz w:val="16"/>
-              </w:rPr>
-              <w:t>원본 파일 SHA-256</w:t>
-            </w:r>
-          </w:p>
-        </w:tc>
-        <w:tc>
-          <w:tcPr>
-            <w:tcW w:type="dxa" w:w="7378"/>
-            <w:tcMar>
-              <w:top w:w="70" w:type="dxa"/>
-              <w:start w:w="100" w:type="dxa"/>
-              <w:bottom w:w="70" w:type="dxa"/>
-              <w:end w:w="100" w:type="dxa"/>
-            </w:tcMar>
-            <w:vAlign w:val="center"/>
-          </w:tcPr>
-          <w:p>
-            <w:pPr>
-              <w:spacing w:before="0" w:after="0" w:line="240" w:lineRule="auto"/>
-            </w:pPr>
-            <w:r>
-              <w:rPr>
-                <w:rFonts w:ascii="Arial Unicode MS" w:hAnsi="Arial Unicode MS" w:eastAsia="Arial Unicode MS"/>
-                <w:sz w:val="16"/>
-              </w:rPr>
-              <w:t>8dee635b95bdcb00896b654efe62fc20177090081c81ef5224e8641ba31c3061</w:t>
-            </w:r>
-          </w:p>
-        </w:tc>
-      </w:tr>
-      <w:tr>
-        <w:trPr>
-          <w:cantSplit/>
-        </w:trPr>
-        <w:tc>
-          <w:tcPr>
-            <w:tcW w:type="dxa" w:w="2600"/>
-            <w:tcMar>
-              <w:top w:w="70" w:type="dxa"/>
-              <w:start w:w="100" w:type="dxa"/>
-              <w:bottom w:w="70" w:type="dxa"/>
-              <w:end w:w="100" w:type="dxa"/>
-            </w:tcMar>
-            <w:vAlign w:val="center"/>
-          </w:tcPr>
-          <w:p>
-            <w:pPr>
-              <w:spacing w:before="0" w:after="0" w:line="240" w:lineRule="auto"/>
-            </w:pPr>
-            <w:r>
-              <w:rPr>
-                <w:rFonts w:ascii="Arial Unicode MS" w:hAnsi="Arial Unicode MS" w:eastAsia="Arial Unicode MS"/>
-                <w:sz w:val="16"/>
-              </w:rPr>
-              <w:t>원본</w:t>
-            </w:r>
-          </w:p>
-        </w:tc>
-        <w:tc>
-          <w:tcPr>
-            <w:tcW w:type="dxa" w:w="7378"/>
-            <w:tcMar>
-              <w:top w:w="70" w:type="dxa"/>
-              <w:start w:w="100" w:type="dxa"/>
-              <w:bottom w:w="70" w:type="dxa"/>
-              <w:end w:w="100" w:type="dxa"/>
-            </w:tcMar>
-            <w:vAlign w:val="center"/>
-          </w:tcPr>
-          <w:p>
-            <w:pPr>
-              <w:spacing w:before="0" w:after="0" w:line="240" w:lineRule="auto"/>
-            </w:pPr>
-            <w:r>
-              <w:rPr>
-                <w:rFonts w:ascii="Arial Unicode MS" w:hAnsi="Arial Unicode MS" w:eastAsia="Arial Unicode MS"/>
-                <w:sz w:val="16"/>
-              </w:rPr>
-              <w:t>448건, Lost 221 / Won 227</w:t>
-            </w:r>
-          </w:p>
-        </w:tc>
-      </w:tr>
-      <w:tr>
-        <w:trPr>
-          <w:cantSplit/>
-        </w:trPr>
-        <w:tc>
-          <w:tcPr>
-            <w:tcW w:type="dxa" w:w="2600"/>
-            <w:tcMar>
-              <w:top w:w="70" w:type="dxa"/>
-              <w:start w:w="100" w:type="dxa"/>
-              <w:bottom w:w="70" w:type="dxa"/>
-              <w:end w:w="100" w:type="dxa"/>
-            </w:tcMar>
-            <w:vAlign w:val="center"/>
-          </w:tcPr>
-          <w:p>
-            <w:pPr>
-              <w:spacing w:before="0" w:after="0" w:line="240" w:lineRule="auto"/>
-            </w:pPr>
-            <w:r>
-              <w:rPr>
-                <w:rFonts w:ascii="Arial Unicode MS" w:hAnsi="Arial Unicode MS" w:eastAsia="Arial Unicode MS"/>
-                <w:sz w:val="16"/>
-              </w:rPr>
-              <w:t>평가 분할</w:t>
-            </w:r>
-          </w:p>
-        </w:tc>
-        <w:tc>
-          <w:tcPr>
-            <w:tcW w:type="dxa" w:w="7378"/>
-            <w:tcMar>
-              <w:top w:w="70" w:type="dxa"/>
-              <w:start w:w="100" w:type="dxa"/>
-              <w:bottom w:w="70" w:type="dxa"/>
-              <w:end w:w="100" w:type="dxa"/>
-            </w:tcMar>
-            <w:vAlign w:val="center"/>
-          </w:tcPr>
-          <w:p>
-            <w:pPr>
-              <w:spacing w:before="0" w:after="0" w:line="240" w:lineRule="auto"/>
-            </w:pPr>
-            <w:r>
-              <w:rPr>
-                <w:rFonts w:ascii="Arial Unicode MS" w:hAnsi="Arial Unicode MS" w:eastAsia="Arial Unicode MS"/>
-                <w:sz w:val="16"/>
-              </w:rPr>
-              <w:t>Train 313건 / Test 135건, 입력 그룹 분리</w:t>
-            </w:r>
-          </w:p>
-        </w:tc>
-      </w:tr>
-      <w:tr>
-        <w:trPr>
-          <w:cantSplit/>
-        </w:trPr>
-        <w:tc>
-          <w:tcPr>
-            <w:tcW w:type="dxa" w:w="2600"/>
-            <w:tcMar>
-              <w:top w:w="70" w:type="dxa"/>
-              <w:start w:w="100" w:type="dxa"/>
-              <w:bottom w:w="70" w:type="dxa"/>
-              <w:end w:w="100" w:type="dxa"/>
-            </w:tcMar>
-            <w:vAlign w:val="center"/>
-          </w:tcPr>
-          <w:p>
-            <w:pPr>
-              <w:spacing w:before="0" w:after="0" w:line="240" w:lineRule="auto"/>
-            </w:pPr>
-            <w:r>
-              <w:rPr>
-                <w:rFonts w:ascii="Arial Unicode MS" w:hAnsi="Arial Unicode MS" w:eastAsia="Arial Unicode MS"/>
-                <w:sz w:val="16"/>
-              </w:rPr>
-              <w:t>마스킹</w:t>
-            </w:r>
-          </w:p>
-        </w:tc>
-        <w:tc>
-          <w:tcPr>
-            <w:tcW w:type="dxa" w:w="7378"/>
-            <w:tcMar>
-              <w:top w:w="70" w:type="dxa"/>
-              <w:start w:w="100" w:type="dxa"/>
-              <w:bottom w:w="70" w:type="dxa"/>
-              <w:end w:w="100" w:type="dxa"/>
-            </w:tcMar>
-            <w:vAlign w:val="center"/>
-          </w:tcPr>
-          <w:p>
-            <w:pPr>
-              <w:spacing w:before="0" w:after="0" w:line="240" w:lineRule="auto"/>
-            </w:pPr>
-            <w:r>
-              <w:rPr>
-                <w:rFonts w:ascii="Arial Unicode MS" w:hAnsi="Arial Unicode MS" w:eastAsia="Arial Unicode MS"/>
-                <w:sz w:val="16"/>
-              </w:rPr>
-              <w:t>행마다 13개 중 4개 Unknown, 서로 다른 10세트</w:t>
-            </w:r>
-          </w:p>
-        </w:tc>
-      </w:tr>
-      <w:tr>
-        <w:trPr>
-          <w:cantSplit/>
-        </w:trPr>
-        <w:tc>
-          <w:tcPr>
-            <w:tcW w:type="dxa" w:w="2600"/>
-            <w:tcMar>
-              <w:top w:w="70" w:type="dxa"/>
-              <w:start w:w="100" w:type="dxa"/>
-              <w:bottom w:w="70" w:type="dxa"/>
-              <w:end w:w="100" w:type="dxa"/>
-            </w:tcMar>
-            <w:vAlign w:val="center"/>
-          </w:tcPr>
-          <w:p>
-            <w:pPr>
-              <w:spacing w:before="0" w:after="0" w:line="240" w:lineRule="auto"/>
-            </w:pPr>
-            <w:r>
-              <w:rPr>
-                <w:rFonts w:ascii="Arial Unicode MS" w:hAnsi="Arial Unicode MS" w:eastAsia="Arial Unicode MS"/>
-                <w:sz w:val="16"/>
-              </w:rPr>
-              <w:t>최종 재학습</w:t>
-            </w:r>
-          </w:p>
-        </w:tc>
-        <w:tc>
-          <w:tcPr>
-            <w:tcW w:type="dxa" w:w="7378"/>
-            <w:tcMar>
-              <w:top w:w="70" w:type="dxa"/>
-              <w:start w:w="100" w:type="dxa"/>
-              <w:bottom w:w="70" w:type="dxa"/>
-              <w:end w:w="100" w:type="dxa"/>
-            </w:tcMar>
-            <w:vAlign w:val="center"/>
-          </w:tcPr>
-          <w:p>
-            <w:pPr>
-              <w:spacing w:before="0" w:after="0" w:line="240" w:lineRule="auto"/>
-            </w:pPr>
-            <w:r>
-              <w:rPr>
-                <w:rFonts w:ascii="Arial Unicode MS" w:hAnsi="Arial Unicode MS" w:eastAsia="Arial Unicode MS"/>
-                <w:sz w:val="16"/>
-              </w:rPr>
-              <w:t>전체 448건 × 10세트 = 4,480행</w:t>
-            </w:r>
-          </w:p>
-        </w:tc>
-      </w:tr>
-      <w:tr>
-        <w:trPr>
-          <w:cantSplit/>
-        </w:trPr>
-        <w:tc>
-          <w:tcPr>
-            <w:tcW w:type="dxa" w:w="2600"/>
-            <w:tcMar>
-              <w:top w:w="70" w:type="dxa"/>
-              <w:start w:w="100" w:type="dxa"/>
-              <w:bottom w:w="70" w:type="dxa"/>
-              <w:end w:w="100" w:type="dxa"/>
-            </w:tcMar>
-            <w:vAlign w:val="center"/>
-          </w:tcPr>
-          <w:p>
-            <w:pPr>
-              <w:spacing w:before="0" w:after="0" w:line="240" w:lineRule="auto"/>
-            </w:pPr>
-            <w:r>
-              <w:rPr>
-                <w:rFonts w:ascii="Arial Unicode MS" w:hAnsi="Arial Unicode MS" w:eastAsia="Arial Unicode MS"/>
-                <w:sz w:val="16"/>
-              </w:rPr>
-              <w:t>최종 재학습 그룹</w:t>
-            </w:r>
-          </w:p>
-        </w:tc>
-        <w:tc>
-          <w:tcPr>
-            <w:tcW w:type="dxa" w:w="7378"/>
-            <w:tcMar>
-              <w:top w:w="70" w:type="dxa"/>
-              <w:start w:w="100" w:type="dxa"/>
-              <w:bottom w:w="70" w:type="dxa"/>
-              <w:end w:w="100" w:type="dxa"/>
-            </w:tcMar>
-            <w:vAlign w:val="center"/>
-          </w:tcPr>
-          <w:p>
-            <w:pPr>
-              <w:spacing w:before="0" w:after="0" w:line="240" w:lineRule="auto"/>
-            </w:pPr>
-            <w:r>
-              <w:rPr>
-                <w:rFonts w:ascii="Arial Unicode MS" w:hAnsi="Arial Unicode MS" w:eastAsia="Arial Unicode MS"/>
-                <w:sz w:val="16"/>
-              </w:rPr>
-              <w:t>198개</w:t>
-            </w:r>
-          </w:p>
-        </w:tc>
-      </w:tr>
-    </w:tbl>
-    <w:tbl>
-      <w:tblPr>
-        <w:tblW w:type="auto" w:w="0"/>
-        <w:tblLayout w:type="fixed"/>
-        <w:tblLook w:firstColumn="1" w:firstRow="1" w:lastColumn="0" w:lastRow="0" w:noHBand="0" w:noVBand="1" w:val="04A0"/>
-        <w:tblInd w:w="100" w:type="dxa"/>
-        <w:tblBorders>
-          <w:top w:val="single" w:sz="4" w:color="C9D1D9"/>
-          <w:left w:val="single" w:sz="4" w:color="C9D1D9"/>
-          <w:bottom w:val="single" w:sz="4" w:color="C9D1D9"/>
-          <w:right w:val="single" w:sz="4" w:color="C9D1D9"/>
-          <w:insideH w:val="single" w:sz="4" w:color="C9D1D9"/>
-          <w:insideV w:val="single" w:sz="4" w:color="C9D1D9"/>
-        </w:tblBorders>
-      </w:tblPr>
-      <w:tblGrid>
-        <w:gridCol w:w="3326"/>
-        <w:gridCol w:w="3326"/>
-        <w:gridCol w:w="3326"/>
-      </w:tblGrid>
-      <w:tr>
-        <w:trPr>
-          <w:cantSplit/>
-          <w:tblHeader w:val="true"/>
-        </w:trPr>
-        <w:tc>
-          <w:tcPr>
-            <w:tcW w:type="dxa" w:w="2200"/>
-            <w:tcMar>
-              <w:top w:w="70" w:type="dxa"/>
-              <w:start w:w="100" w:type="dxa"/>
-              <w:bottom w:w="70" w:type="dxa"/>
-              <w:end w:w="100" w:type="dxa"/>
-            </w:tcMar>
-            <w:vAlign w:val="center"/>
-            <w:shd w:fill="E8EEF5"/>
-          </w:tcPr>
-          <w:p>
-            <w:pPr>
-              <w:spacing w:before="0" w:after="0" w:line="240" w:lineRule="auto"/>
-            </w:pPr>
-            <w:r>
-              <w:rPr>
-                <w:rFonts w:ascii="Arial Unicode MS" w:hAnsi="Arial Unicode MS" w:eastAsia="Arial Unicode MS"/>
-                <w:b/>
-                <w:sz w:val="16"/>
-              </w:rPr>
-              <w:t>지표</w:t>
-            </w:r>
-          </w:p>
-        </w:tc>
-        <w:tc>
-          <w:tcPr>
-            <w:tcW w:type="dxa" w:w="3000"/>
-            <w:tcMar>
-              <w:top w:w="70" w:type="dxa"/>
-              <w:start w:w="100" w:type="dxa"/>
-              <w:bottom w:w="70" w:type="dxa"/>
-              <w:end w:w="100" w:type="dxa"/>
-            </w:tcMar>
-            <w:vAlign w:val="center"/>
-            <w:shd w:fill="E8EEF5"/>
-          </w:tcPr>
-          <w:p>
-            <w:pPr>
-              <w:spacing w:before="0" w:after="0" w:line="240" w:lineRule="auto"/>
-            </w:pPr>
-            <w:r>
-              <w:rPr>
-                <w:rFonts w:ascii="Arial Unicode MS" w:hAnsi="Arial Unicode MS" w:eastAsia="Arial Unicode MS"/>
-                <w:b/>
-                <w:sz w:val="16"/>
-              </w:rPr>
-              <w:t>반복 Group CV</w:t>
-            </w:r>
-          </w:p>
-        </w:tc>
-        <w:tc>
-          <w:tcPr>
-            <w:tcW w:type="dxa" w:w="4778"/>
-            <w:tcMar>
-              <w:top w:w="70" w:type="dxa"/>
-              <w:start w:w="100" w:type="dxa"/>
-              <w:bottom w:w="70" w:type="dxa"/>
-              <w:end w:w="100" w:type="dxa"/>
-            </w:tcMar>
-            <w:vAlign w:val="center"/>
-            <w:shd w:fill="E8EEF5"/>
-          </w:tcPr>
-          <w:p>
-            <w:pPr>
-              <w:spacing w:before="0" w:after="0" w:line="240" w:lineRule="auto"/>
-            </w:pPr>
-            <w:r>
-              <w:rPr>
-                <w:rFonts w:ascii="Arial Unicode MS" w:hAnsi="Arial Unicode MS" w:eastAsia="Arial Unicode MS"/>
-                <w:b/>
-                <w:sz w:val="16"/>
-              </w:rPr>
-              <w:t>Test 10세트 평균</w:t>
-            </w:r>
-          </w:p>
-        </w:tc>
-      </w:tr>
-      <w:tr>
-        <w:trPr>
-          <w:cantSplit/>
-        </w:trPr>
-        <w:tc>
-          <w:tcPr>
-            <w:tcW w:type="dxa" w:w="2200"/>
-            <w:tcMar>
-              <w:top w:w="70" w:type="dxa"/>
-              <w:start w:w="100" w:type="dxa"/>
-              <w:bottom w:w="70" w:type="dxa"/>
-              <w:end w:w="100" w:type="dxa"/>
-            </w:tcMar>
-            <w:vAlign w:val="center"/>
-          </w:tcPr>
-          <w:p>
-            <w:pPr>
-              <w:spacing w:before="0" w:after="0" w:line="240" w:lineRule="auto"/>
-            </w:pPr>
-            <w:r>
-              <w:rPr>
-                <w:rFonts w:ascii="Arial Unicode MS" w:hAnsi="Arial Unicode MS" w:eastAsia="Arial Unicode MS"/>
-                <w:sz w:val="16"/>
-              </w:rPr>
-              <w:t>Brier ↓</w:t>
-            </w:r>
-          </w:p>
-        </w:tc>
-        <w:tc>
-          <w:tcPr>
-            <w:tcW w:type="dxa" w:w="3000"/>
-            <w:tcMar>
-              <w:top w:w="70" w:type="dxa"/>
-              <w:start w:w="100" w:type="dxa"/>
-              <w:bottom w:w="70" w:type="dxa"/>
-              <w:end w:w="100" w:type="dxa"/>
-            </w:tcMar>
-            <w:vAlign w:val="center"/>
-          </w:tcPr>
-          <w:p>
-            <w:pPr>
-              <w:spacing w:before="0" w:after="0" w:line="240" w:lineRule="auto"/>
-            </w:pPr>
-            <w:r>
-              <w:rPr>
-                <w:rFonts w:ascii="Arial Unicode MS" w:hAnsi="Arial Unicode MS" w:eastAsia="Arial Unicode MS"/>
-                <w:sz w:val="16"/>
-              </w:rPr>
-              <w:t>0.194406 ± 0.001928</w:t>
-            </w:r>
-          </w:p>
-        </w:tc>
-        <w:tc>
-          <w:tcPr>
-            <w:tcW w:type="dxa" w:w="4778"/>
-            <w:tcMar>
-              <w:top w:w="70" w:type="dxa"/>
-              <w:start w:w="100" w:type="dxa"/>
-              <w:bottom w:w="70" w:type="dxa"/>
-              <w:end w:w="100" w:type="dxa"/>
-            </w:tcMar>
-            <w:vAlign w:val="center"/>
-          </w:tcPr>
-          <w:p>
-            <w:pPr>
-              <w:spacing w:before="0" w:after="0" w:line="240" w:lineRule="auto"/>
-            </w:pPr>
-            <w:r>
-              <w:rPr>
-                <w:rFonts w:ascii="Arial Unicode MS" w:hAnsi="Arial Unicode MS" w:eastAsia="Arial Unicode MS"/>
-                <w:sz w:val="16"/>
-              </w:rPr>
-              <w:t>0.179131 ± 0.005902</w:t>
-            </w:r>
-          </w:p>
-        </w:tc>
-      </w:tr>
-      <w:tr>
-        <w:trPr>
-          <w:cantSplit/>
-        </w:trPr>
-        <w:tc>
-          <w:tcPr>
-            <w:tcW w:type="dxa" w:w="2200"/>
-            <w:tcMar>
-              <w:top w:w="70" w:type="dxa"/>
-              <w:start w:w="100" w:type="dxa"/>
-              <w:bottom w:w="70" w:type="dxa"/>
-              <w:end w:w="100" w:type="dxa"/>
-            </w:tcMar>
-            <w:vAlign w:val="center"/>
-          </w:tcPr>
-          <w:p>
-            <w:pPr>
-              <w:spacing w:before="0" w:after="0" w:line="240" w:lineRule="auto"/>
-            </w:pPr>
-            <w:r>
-              <w:rPr>
-                <w:rFonts w:ascii="Arial Unicode MS" w:hAnsi="Arial Unicode MS" w:eastAsia="Arial Unicode MS"/>
-                <w:sz w:val="16"/>
-              </w:rPr>
-              <w:t>ROC-AUC ↑</w:t>
-            </w:r>
-          </w:p>
-        </w:tc>
-        <w:tc>
-          <w:tcPr>
-            <w:tcW w:type="dxa" w:w="3000"/>
-            <w:tcMar>
-              <w:top w:w="70" w:type="dxa"/>
-              <w:start w:w="100" w:type="dxa"/>
-              <w:bottom w:w="70" w:type="dxa"/>
-              <w:end w:w="100" w:type="dxa"/>
-            </w:tcMar>
-            <w:vAlign w:val="center"/>
-          </w:tcPr>
-          <w:p>
-            <w:pPr>
-              <w:spacing w:before="0" w:after="0" w:line="240" w:lineRule="auto"/>
-            </w:pPr>
-            <w:r>
-              <w:rPr>
-                <w:rFonts w:ascii="Arial Unicode MS" w:hAnsi="Arial Unicode MS" w:eastAsia="Arial Unicode MS"/>
-                <w:sz w:val="16"/>
-              </w:rPr>
-              <w:t>0.766326</w:t>
-            </w:r>
-          </w:p>
-        </w:tc>
-        <w:tc>
-          <w:tcPr>
-            <w:tcW w:type="dxa" w:w="4778"/>
-            <w:tcMar>
-              <w:top w:w="70" w:type="dxa"/>
-              <w:start w:w="100" w:type="dxa"/>
-              <w:bottom w:w="70" w:type="dxa"/>
-              <w:end w:w="100" w:type="dxa"/>
-            </w:tcMar>
-            <w:vAlign w:val="center"/>
-          </w:tcPr>
-          <w:p>
-            <w:pPr>
-              <w:spacing w:before="0" w:after="0" w:line="240" w:lineRule="auto"/>
-            </w:pPr>
-            <w:r>
-              <w:rPr>
-                <w:rFonts w:ascii="Arial Unicode MS" w:hAnsi="Arial Unicode MS" w:eastAsia="Arial Unicode MS"/>
-                <w:sz w:val="16"/>
-              </w:rPr>
-              <w:t>0.817164</w:t>
-            </w:r>
-          </w:p>
-        </w:tc>
-      </w:tr>
-      <w:tr>
-        <w:trPr>
-          <w:cantSplit/>
-        </w:trPr>
-        <w:tc>
-          <w:tcPr>
-            <w:tcW w:type="dxa" w:w="2200"/>
-            <w:tcMar>
-              <w:top w:w="70" w:type="dxa"/>
-              <w:start w:w="100" w:type="dxa"/>
-              <w:bottom w:w="70" w:type="dxa"/>
-              <w:end w:w="100" w:type="dxa"/>
-            </w:tcMar>
-            <w:vAlign w:val="center"/>
-          </w:tcPr>
-          <w:p>
-            <w:pPr>
-              <w:spacing w:before="0" w:after="0" w:line="240" w:lineRule="auto"/>
-            </w:pPr>
-            <w:r>
-              <w:rPr>
-                <w:rFonts w:ascii="Arial Unicode MS" w:hAnsi="Arial Unicode MS" w:eastAsia="Arial Unicode MS"/>
-                <w:sz w:val="16"/>
-              </w:rPr>
-              <w:t>Accuracy ↑</w:t>
-            </w:r>
-          </w:p>
-        </w:tc>
-        <w:tc>
-          <w:tcPr>
-            <w:tcW w:type="dxa" w:w="3000"/>
-            <w:tcMar>
-              <w:top w:w="70" w:type="dxa"/>
-              <w:start w:w="100" w:type="dxa"/>
-              <w:bottom w:w="70" w:type="dxa"/>
-              <w:end w:w="100" w:type="dxa"/>
-            </w:tcMar>
-            <w:vAlign w:val="center"/>
-          </w:tcPr>
-          <w:p>
-            <w:pPr>
-              <w:spacing w:before="0" w:after="0" w:line="240" w:lineRule="auto"/>
-            </w:pPr>
-            <w:r>
-              <w:rPr>
-                <w:rFonts w:ascii="Arial Unicode MS" w:hAnsi="Arial Unicode MS" w:eastAsia="Arial Unicode MS"/>
-                <w:sz w:val="16"/>
-              </w:rPr>
-              <w:t>0.720873</w:t>
-            </w:r>
-          </w:p>
-        </w:tc>
-        <w:tc>
-          <w:tcPr>
-            <w:tcW w:type="dxa" w:w="4778"/>
-            <w:tcMar>
-              <w:top w:w="70" w:type="dxa"/>
-              <w:start w:w="100" w:type="dxa"/>
-              <w:bottom w:w="70" w:type="dxa"/>
-              <w:end w:w="100" w:type="dxa"/>
-            </w:tcMar>
-            <w:vAlign w:val="center"/>
-          </w:tcPr>
-          <w:p>
-            <w:pPr>
-              <w:spacing w:before="0" w:after="0" w:line="240" w:lineRule="auto"/>
-            </w:pPr>
-            <w:r>
-              <w:rPr>
-                <w:rFonts w:ascii="Arial Unicode MS" w:hAnsi="Arial Unicode MS" w:eastAsia="Arial Unicode MS"/>
-                <w:sz w:val="16"/>
-              </w:rPr>
-              <w:t>0.734074</w:t>
-            </w:r>
-          </w:p>
-        </w:tc>
-      </w:tr>
-      <w:tr>
-        <w:trPr>
-          <w:cantSplit/>
-        </w:trPr>
-        <w:tc>
-          <w:tcPr>
-            <w:tcW w:type="dxa" w:w="2200"/>
-            <w:tcMar>
-              <w:top w:w="70" w:type="dxa"/>
-              <w:start w:w="100" w:type="dxa"/>
-              <w:bottom w:w="70" w:type="dxa"/>
-              <w:end w:w="100" w:type="dxa"/>
-            </w:tcMar>
-            <w:vAlign w:val="center"/>
-          </w:tcPr>
-          <w:p>
-            <w:pPr>
-              <w:spacing w:before="0" w:after="0" w:line="240" w:lineRule="auto"/>
-            </w:pPr>
-            <w:r>
-              <w:rPr>
-                <w:rFonts w:ascii="Arial Unicode MS" w:hAnsi="Arial Unicode MS" w:eastAsia="Arial Unicode MS"/>
-                <w:sz w:val="16"/>
-              </w:rPr>
-              <w:t>Precision ↑</w:t>
-            </w:r>
-          </w:p>
-        </w:tc>
-        <w:tc>
-          <w:tcPr>
-            <w:tcW w:type="dxa" w:w="3000"/>
-            <w:tcMar>
-              <w:top w:w="70" w:type="dxa"/>
-              <w:start w:w="100" w:type="dxa"/>
-              <w:bottom w:w="70" w:type="dxa"/>
-              <w:end w:w="100" w:type="dxa"/>
-            </w:tcMar>
-            <w:vAlign w:val="center"/>
-          </w:tcPr>
-          <w:p>
-            <w:pPr>
-              <w:spacing w:before="0" w:after="0" w:line="240" w:lineRule="auto"/>
-            </w:pPr>
-            <w:r>
-              <w:rPr>
-                <w:rFonts w:ascii="Arial Unicode MS" w:hAnsi="Arial Unicode MS" w:eastAsia="Arial Unicode MS"/>
-                <w:sz w:val="16"/>
-              </w:rPr>
-              <w:t>0.695164</w:t>
-            </w:r>
-          </w:p>
-        </w:tc>
-        <w:tc>
-          <w:tcPr>
-            <w:tcW w:type="dxa" w:w="4778"/>
-            <w:tcMar>
-              <w:top w:w="70" w:type="dxa"/>
-              <w:start w:w="100" w:type="dxa"/>
-              <w:bottom w:w="70" w:type="dxa"/>
-              <w:end w:w="100" w:type="dxa"/>
-            </w:tcMar>
-            <w:vAlign w:val="center"/>
-          </w:tcPr>
-          <w:p>
-            <w:pPr>
-              <w:spacing w:before="0" w:after="0" w:line="240" w:lineRule="auto"/>
-            </w:pPr>
-            <w:r>
-              <w:rPr>
-                <w:rFonts w:ascii="Arial Unicode MS" w:hAnsi="Arial Unicode MS" w:eastAsia="Arial Unicode MS"/>
-                <w:sz w:val="16"/>
-              </w:rPr>
-              <w:t>0.720534</w:t>
-            </w:r>
-          </w:p>
-        </w:tc>
-      </w:tr>
-      <w:tr>
-        <w:trPr>
-          <w:cantSplit/>
-        </w:trPr>
-        <w:tc>
-          <w:tcPr>
-            <w:tcW w:type="dxa" w:w="2200"/>
-            <w:tcMar>
-              <w:top w:w="70" w:type="dxa"/>
-              <w:start w:w="100" w:type="dxa"/>
-              <w:bottom w:w="70" w:type="dxa"/>
-              <w:end w:w="100" w:type="dxa"/>
-            </w:tcMar>
-            <w:vAlign w:val="center"/>
-          </w:tcPr>
-          <w:p>
-            <w:pPr>
-              <w:spacing w:before="0" w:after="0" w:line="240" w:lineRule="auto"/>
-            </w:pPr>
-            <w:r>
-              <w:rPr>
-                <w:rFonts w:ascii="Arial Unicode MS" w:hAnsi="Arial Unicode MS" w:eastAsia="Arial Unicode MS"/>
-                <w:sz w:val="16"/>
-              </w:rPr>
-              <w:t>Recall ↑</w:t>
-            </w:r>
-          </w:p>
-        </w:tc>
-        <w:tc>
-          <w:tcPr>
-            <w:tcW w:type="dxa" w:w="3000"/>
-            <w:tcMar>
-              <w:top w:w="70" w:type="dxa"/>
-              <w:start w:w="100" w:type="dxa"/>
-              <w:bottom w:w="70" w:type="dxa"/>
-              <w:end w:w="100" w:type="dxa"/>
-            </w:tcMar>
-            <w:vAlign w:val="center"/>
-          </w:tcPr>
-          <w:p>
-            <w:pPr>
-              <w:spacing w:before="0" w:after="0" w:line="240" w:lineRule="auto"/>
-            </w:pPr>
-            <w:r>
-              <w:rPr>
-                <w:rFonts w:ascii="Arial Unicode MS" w:hAnsi="Arial Unicode MS" w:eastAsia="Arial Unicode MS"/>
-                <w:sz w:val="16"/>
-              </w:rPr>
-              <w:t>0.802935</w:t>
-            </w:r>
-          </w:p>
-        </w:tc>
-        <w:tc>
-          <w:tcPr>
-            <w:tcW w:type="dxa" w:w="4778"/>
-            <w:tcMar>
-              <w:top w:w="70" w:type="dxa"/>
-              <w:start w:w="100" w:type="dxa"/>
-              <w:bottom w:w="70" w:type="dxa"/>
-              <w:end w:w="100" w:type="dxa"/>
-            </w:tcMar>
-            <w:vAlign w:val="center"/>
-          </w:tcPr>
-          <w:p>
-            <w:pPr>
-              <w:spacing w:before="0" w:after="0" w:line="240" w:lineRule="auto"/>
-            </w:pPr>
-            <w:r>
-              <w:rPr>
-                <w:rFonts w:ascii="Arial Unicode MS" w:hAnsi="Arial Unicode MS" w:eastAsia="Arial Unicode MS"/>
-                <w:sz w:val="16"/>
-              </w:rPr>
-              <w:t>0.772059</w:t>
-            </w:r>
-          </w:p>
-        </w:tc>
-      </w:tr>
-      <w:tr>
-        <w:trPr>
-          <w:cantSplit/>
-        </w:trPr>
-        <w:tc>
-          <w:tcPr>
-            <w:tcW w:type="dxa" w:w="2200"/>
-            <w:tcMar>
-              <w:top w:w="70" w:type="dxa"/>
-              <w:start w:w="100" w:type="dxa"/>
-              <w:bottom w:w="70" w:type="dxa"/>
-              <w:end w:w="100" w:type="dxa"/>
-            </w:tcMar>
-            <w:vAlign w:val="center"/>
-          </w:tcPr>
-          <w:p>
-            <w:pPr>
-              <w:spacing w:before="0" w:after="0" w:line="240" w:lineRule="auto"/>
-            </w:pPr>
-            <w:r>
-              <w:rPr>
-                <w:rFonts w:ascii="Arial Unicode MS" w:hAnsi="Arial Unicode MS" w:eastAsia="Arial Unicode MS"/>
-                <w:sz w:val="16"/>
-              </w:rPr>
-              <w:t>F1 ↑</w:t>
-            </w:r>
-          </w:p>
-        </w:tc>
-        <w:tc>
-          <w:tcPr>
-            <w:tcW w:type="dxa" w:w="3000"/>
-            <w:tcMar>
-              <w:top w:w="70" w:type="dxa"/>
-              <w:start w:w="100" w:type="dxa"/>
-              <w:bottom w:w="70" w:type="dxa"/>
-              <w:end w:w="100" w:type="dxa"/>
-            </w:tcMar>
-            <w:vAlign w:val="center"/>
-          </w:tcPr>
-          <w:p>
-            <w:pPr>
-              <w:spacing w:before="0" w:after="0" w:line="240" w:lineRule="auto"/>
-            </w:pPr>
-            <w:r>
-              <w:rPr>
-                <w:rFonts w:ascii="Arial Unicode MS" w:hAnsi="Arial Unicode MS" w:eastAsia="Arial Unicode MS"/>
-                <w:sz w:val="16"/>
-              </w:rPr>
-              <w:t>0.745072</w:t>
-            </w:r>
-          </w:p>
-        </w:tc>
-        <w:tc>
-          <w:tcPr>
-            <w:tcW w:type="dxa" w:w="4778"/>
-            <w:tcMar>
-              <w:top w:w="70" w:type="dxa"/>
-              <w:start w:w="100" w:type="dxa"/>
-              <w:bottom w:w="70" w:type="dxa"/>
-              <w:end w:w="100" w:type="dxa"/>
-            </w:tcMar>
-            <w:vAlign w:val="center"/>
-          </w:tcPr>
-          <w:p>
-            <w:pPr>
-              <w:spacing w:before="0" w:after="0" w:line="240" w:lineRule="auto"/>
-            </w:pPr>
-            <w:r>
-              <w:rPr>
-                <w:rFonts w:ascii="Arial Unicode MS" w:hAnsi="Arial Unicode MS" w:eastAsia="Arial Unicode MS"/>
-                <w:sz w:val="16"/>
-              </w:rPr>
-              <w:t>0.745083</w:t>
-            </w:r>
-          </w:p>
-        </w:tc>
-      </w:tr>
-      <w:tr>
-        <w:trPr>
-          <w:cantSplit/>
-        </w:trPr>
-        <w:tc>
-          <w:tcPr>
-            <w:tcW w:type="dxa" w:w="2200"/>
-            <w:tcMar>
-              <w:top w:w="70" w:type="dxa"/>
-              <w:start w:w="100" w:type="dxa"/>
-              <w:bottom w:w="70" w:type="dxa"/>
-              <w:end w:w="100" w:type="dxa"/>
-            </w:tcMar>
-            <w:vAlign w:val="center"/>
-          </w:tcPr>
-          <w:p>
-            <w:pPr>
-              <w:spacing w:before="0" w:after="0" w:line="240" w:lineRule="auto"/>
-            </w:pPr>
-            <w:r>
-              <w:rPr>
-                <w:rFonts w:ascii="Arial Unicode MS" w:hAnsi="Arial Unicode MS" w:eastAsia="Arial Unicode MS"/>
-                <w:sz w:val="16"/>
-              </w:rPr>
-              <w:t>FP / FN</w:t>
-            </w:r>
-          </w:p>
-        </w:tc>
-        <w:tc>
-          <w:tcPr>
-            <w:tcW w:type="dxa" w:w="3000"/>
-            <w:tcMar>
-              <w:top w:w="70" w:type="dxa"/>
-              <w:start w:w="100" w:type="dxa"/>
-              <w:bottom w:w="70" w:type="dxa"/>
-              <w:end w:w="100" w:type="dxa"/>
-            </w:tcMar>
-            <w:vAlign w:val="center"/>
-          </w:tcPr>
-          <w:p>
-            <w:pPr>
-              <w:spacing w:before="0" w:after="0" w:line="240" w:lineRule="auto"/>
-            </w:pPr>
-            <w:r>
-              <w:rPr>
-                <w:rFonts w:ascii="Arial Unicode MS" w:hAnsi="Arial Unicode MS" w:eastAsia="Arial Unicode MS"/>
-                <w:sz w:val="16"/>
-              </w:rPr>
-              <w:t>56.03 / 31.33</w:t>
-            </w:r>
-          </w:p>
-        </w:tc>
-        <w:tc>
-          <w:tcPr>
-            <w:tcW w:type="dxa" w:w="4778"/>
-            <w:tcMar>
-              <w:top w:w="70" w:type="dxa"/>
-              <w:start w:w="100" w:type="dxa"/>
-              <w:bottom w:w="70" w:type="dxa"/>
-              <w:end w:w="100" w:type="dxa"/>
-            </w:tcMar>
-            <w:vAlign w:val="center"/>
-          </w:tcPr>
-          <w:p>
-            <w:pPr>
-              <w:spacing w:before="0" w:after="0" w:line="240" w:lineRule="auto"/>
-            </w:pPr>
-            <w:r>
-              <w:rPr>
-                <w:rFonts w:ascii="Arial Unicode MS" w:hAnsi="Arial Unicode MS" w:eastAsia="Arial Unicode MS"/>
-                <w:sz w:val="16"/>
-              </w:rPr>
-              <w:t>20.4 / 15.5</w:t>
-            </w:r>
-          </w:p>
-        </w:tc>
-      </w:tr>
-    </w:tbl>
-    <w:p>
-      <w:pPr>
-        <w:widowControl/>
-      </w:pPr>
-      <w:r>
-        <w:rPr>
-          <w:rFonts w:ascii="Arial Unicode MS" w:hAnsi="Arial Unicode MS" w:eastAsia="Arial Unicode MS"/>
-        </w:rPr>
-        <w:t>보고 성능은 4단계의 분리 평가 결과다. 저장된 배포 모델은 모델 선택 이후 전체 448건으로 다시 학습했다.</w:t>
-      </w:r>
-    </w:p>
-    <w:p>
-      <w:pPr>
-        <w:widowControl/>
-      </w:pPr>
-      <w:r>
-        <w:rPr>
-          <w:rFonts w:ascii="Arial Unicode MS" w:hAnsi="Arial Unicode MS" w:eastAsia="Arial Unicode MS"/>
-        </w:rPr>
-        <w:t>모델과 하이퍼파라미터는 Won 확률의 정확성을 평가하는 Brier Score를 기준으로 선택했다. ROC-AUC와 Accuracy·F1은 보조 지표로 확인했고, FP/FN은 분류 임계값 적용 후의 업무 위험을 확인하는 지표로 사용했다. 특히 FP가 발생하면 실제로는 추가 관리가 필요한 Lost 위험 거래가 쉽게 성사될 거래처럼 표시된다. 이로 인해 위험 신호와 개입 시점을 놓치고 파이프라인과 예상 매출을 실제보다 낙관적으로 평가할 수 있다. 현재 모델의 임계값은 0.50으로 확정했으며, FP/FN은 운영 모니터링 지표로 기록한다.</w:t>
-      </w:r>
-    </w:p>
-    <w:p>
-      <w:pPr>
-        <w:pStyle w:val="Heading1"/>
-      </w:pPr>
-      <w:r>
-        <w:rPr>
-          <w:rFonts w:ascii="Arial Unicode MS" w:hAnsi="Arial Unicode MS" w:eastAsia="Arial Unicode MS"/>
-          <w:b/>
-          <w:color w:val="2E74B5"/>
-          <w:sz w:val="30"/>
-        </w:rPr>
-        <w:t>5. 배포 아티팩트</w:t>
-      </w:r>
-    </w:p>
-    <w:p>
-      <w:pPr>
-        <w:spacing w:after="80" w:line="269" w:lineRule="auto"/>
-      </w:pPr>
-      <w:r>
-        <w:rPr>
-          <w:rFonts w:ascii="Arial Unicode MS" w:hAnsi="Arial Unicode MS" w:eastAsia="Arial Unicode MS"/>
-          <w:b w:val="0"/>
-          <w:color w:val="18212B"/>
-          <w:sz w:val="19"/>
-        </w:rPr>
-        <w:t>저장 위치:</w:t>
+        <w:t xml:space="preserve"> 확률을 계산하는 이진 분류 모델이다. 논문에서 선정한 RandomForest를 베이스라인 모델 계열로 삼았다. 논문의 학습 완료 파일과 세부 파라미터·튜닝 탐색 방법은 확인되지 않아, 공개된 8:2 분할·30회 반복 평가 방식을 참고해 RF를 직접 학습하고 우리 실험의 기준선으로 삼았다. 이후 우리가 추가한 GridSearch 튜닝과 앙상블 비교로 발전시켰다.</w:t>
       </w:r>
     </w:p>
     <w:tbl>
@@ -4311,177 +608,96 @@
         </w:tblBorders>
       </w:tblPr>
       <w:tblGrid>
-        <w:gridCol w:w="9978"/>
+        <w:gridCol w:w="2400"/>
+        <w:gridCol w:w="4400"/>
+        <w:gridCol w:w="3178"/>
       </w:tblGrid>
       <w:tr>
         <w:trPr>
           <w:cantSplit/>
+          <w:tblHeader/>
         </w:trPr>
         <w:tc>
           <w:tcPr>
-            <w:tcW w:type="dxa" w:w="9978"/>
+            <w:tcW w:type="dxa" w:w="2400"/>
             <w:tcMar>
-              <w:top w:w="65" w:type="dxa"/>
-              <w:start w:w="100" w:type="dxa"/>
-              <w:bottom w:w="65" w:type="dxa"/>
-              <w:end w:w="100" w:type="dxa"/>
-            </w:tcMar>
-            <w:vAlign w:val="center"/>
-            <w:shd w:fill="F2F4F7"/>
-          </w:tcPr>
-          <w:p>
-            <w:pPr>
-              <w:spacing w:before="20" w:after="20" w:line="240" w:lineRule="auto"/>
-            </w:pPr>
-            <w:r>
-              <w:rPr>
-                <w:rFonts w:ascii="Arial Unicode MS" w:hAnsi="Arial Unicode MS" w:eastAsia="Arial Unicode MS"/>
-                <w:color w:val="18212B"/>
-                <w:sz w:val="15"/>
-              </w:rPr>
-              <w:t>backend/pipeline/artifacts/</w:t>
-            </w:r>
-          </w:p>
-        </w:tc>
-      </w:tr>
-    </w:tbl>
-    <w:p>
-      <w:pPr>
-        <w:spacing w:after="20"/>
-      </w:pPr>
-    </w:p>
-    <w:tbl>
-      <w:tblPr>
-        <w:tblW w:type="dxa" w:w="9978"/>
-        <w:jc w:val="left"/>
-        <w:tblLayout w:type="fixed"/>
-        <w:tblLook w:firstColumn="1" w:firstRow="1" w:lastColumn="0" w:lastRow="0" w:noHBand="0" w:noVBand="1" w:val="04A0"/>
-        <w:tblInd w:w="100" w:type="dxa"/>
-        <w:tblBorders>
-          <w:top w:val="single" w:sz="4" w:color="C9D1D9"/>
-          <w:left w:val="single" w:sz="4" w:color="C9D1D9"/>
-          <w:bottom w:val="single" w:sz="4" w:color="C9D1D9"/>
-          <w:right w:val="single" w:sz="4" w:color="C9D1D9"/>
-          <w:insideH w:val="single" w:sz="4" w:color="C9D1D9"/>
-          <w:insideV w:val="single" w:sz="4" w:color="C9D1D9"/>
-        </w:tblBorders>
-      </w:tblPr>
-      <w:tblGrid>
-        <w:gridCol w:w="2900"/>
-        <w:gridCol w:w="2359"/>
-        <w:gridCol w:w="2359"/>
-        <w:gridCol w:w="2360"/>
-      </w:tblGrid>
-      <w:tr>
-        <w:trPr>
-          <w:cantSplit/>
-          <w:tblHeader w:val="true"/>
-        </w:trPr>
-        <w:tc>
-          <w:tcPr>
-            <w:tcW w:type="dxa" w:w="2900"/>
-            <w:tcMar>
-              <w:top w:w="65" w:type="dxa"/>
-              <w:start w:w="100" w:type="dxa"/>
-              <w:bottom w:w="65" w:type="dxa"/>
-              <w:end w:w="100" w:type="dxa"/>
+              <w:top w:type="dxa" w:w="65"/>
+              <w:bottom w:type="dxa" w:w="65"/>
+              <w:start w:type="dxa" w:w="100"/>
+              <w:end w:type="dxa" w:w="100"/>
             </w:tcMar>
             <w:vAlign w:val="center"/>
             <w:shd w:fill="E8EEF5"/>
           </w:tcPr>
           <w:p>
             <w:pPr>
+              <w:keepNext w:val="0"/>
+              <w:widowControl/>
               <w:spacing w:before="0" w:after="0" w:line="240" w:lineRule="auto"/>
             </w:pPr>
             <w:r>
               <w:rPr>
-                <w:rFonts w:ascii="Arial Unicode MS" w:hAnsi="Arial Unicode MS" w:eastAsia="Arial Unicode MS"/>
                 <w:b/>
                 <w:color w:val="1F4D78"/>
                 <w:sz w:val="17"/>
               </w:rPr>
-              <w:t>파일</w:t>
+              <w:t>출력 해석</w:t>
             </w:r>
           </w:p>
         </w:tc>
         <w:tc>
           <w:tcPr>
-            <w:tcW w:type="dxa" w:w="2359"/>
+            <w:tcW w:type="dxa" w:w="4400"/>
             <w:tcMar>
-              <w:top w:w="65" w:type="dxa"/>
-              <w:start w:w="100" w:type="dxa"/>
-              <w:bottom w:w="65" w:type="dxa"/>
-              <w:end w:w="100" w:type="dxa"/>
+              <w:top w:type="dxa" w:w="65"/>
+              <w:bottom w:type="dxa" w:w="65"/>
+              <w:start w:type="dxa" w:w="100"/>
+              <w:end w:type="dxa" w:w="100"/>
             </w:tcMar>
             <w:vAlign w:val="center"/>
             <w:shd w:fill="E8EEF5"/>
           </w:tcPr>
           <w:p>
             <w:pPr>
+              <w:keepNext w:val="0"/>
+              <w:widowControl/>
               <w:spacing w:before="0" w:after="0" w:line="240" w:lineRule="auto"/>
             </w:pPr>
             <w:r>
               <w:rPr>
-                <w:rFonts w:ascii="Arial Unicode MS" w:hAnsi="Arial Unicode MS" w:eastAsia="Arial Unicode MS"/>
                 <w:b/>
                 <w:color w:val="1F4D78"/>
                 <w:sz w:val="17"/>
               </w:rPr>
-              <w:t>역할</w:t>
+              <w:t>형식</w:t>
             </w:r>
           </w:p>
         </w:tc>
         <w:tc>
           <w:tcPr>
-            <w:tcW w:type="dxa" w:w="2359"/>
+            <w:tcW w:type="dxa" w:w="3178"/>
             <w:tcMar>
-              <w:top w:w="65" w:type="dxa"/>
-              <w:start w:w="100" w:type="dxa"/>
-              <w:bottom w:w="65" w:type="dxa"/>
-              <w:end w:w="100" w:type="dxa"/>
+              <w:top w:type="dxa" w:w="65"/>
+              <w:bottom w:type="dxa" w:w="65"/>
+              <w:start w:type="dxa" w:w="100"/>
+              <w:end w:type="dxa" w:w="100"/>
             </w:tcMar>
             <w:vAlign w:val="center"/>
             <w:shd w:fill="E8EEF5"/>
           </w:tcPr>
           <w:p>
             <w:pPr>
+              <w:keepNext w:val="0"/>
+              <w:widowControl/>
               <w:spacing w:before="0" w:after="0" w:line="240" w:lineRule="auto"/>
             </w:pPr>
             <w:r>
               <w:rPr>
-                <w:rFonts w:ascii="Arial Unicode MS" w:hAnsi="Arial Unicode MS" w:eastAsia="Arial Unicode MS"/>
                 <w:b/>
                 <w:color w:val="1F4D78"/>
                 <w:sz w:val="17"/>
               </w:rPr>
-              <w:t>크기</w:t>
-            </w:r>
-          </w:p>
-        </w:tc>
-        <w:tc>
-          <w:tcPr>
-            <w:tcW w:type="dxa" w:w="2360"/>
-            <w:tcMar>
-              <w:top w:w="65" w:type="dxa"/>
-              <w:start w:w="100" w:type="dxa"/>
-              <w:bottom w:w="65" w:type="dxa"/>
-              <w:end w:w="100" w:type="dxa"/>
-            </w:tcMar>
-            <w:vAlign w:val="center"/>
-            <w:shd w:fill="E8EEF5"/>
-          </w:tcPr>
-          <w:p>
-            <w:pPr>
-              <w:spacing w:before="0" w:after="0" w:line="240" w:lineRule="auto"/>
-            </w:pPr>
-            <w:r>
-              <w:rPr>
-                <w:rFonts w:ascii="Arial Unicode MS" w:hAnsi="Arial Unicode MS" w:eastAsia="Arial Unicode MS"/>
-                <w:b/>
-                <w:color w:val="1F4D78"/>
-                <w:sz w:val="17"/>
-              </w:rPr>
-              <w:t>SHA-256</w:t>
+              <w:t>의미</w:t>
             </w:r>
           </w:p>
         </w:tc>
@@ -4492,109 +708,87 @@
         </w:trPr>
         <w:tc>
           <w:tcPr>
-            <w:tcW w:type="dxa" w:w="2900"/>
+            <w:tcW w:type="dxa" w:w="2400"/>
             <w:tcMar>
-              <w:top w:w="65" w:type="dxa"/>
-              <w:start w:w="100" w:type="dxa"/>
-              <w:bottom w:w="65" w:type="dxa"/>
-              <w:end w:w="100" w:type="dxa"/>
+              <w:top w:type="dxa" w:w="65"/>
+              <w:bottom w:type="dxa" w:w="65"/>
+              <w:start w:type="dxa" w:w="100"/>
+              <w:end w:type="dxa" w:w="100"/>
             </w:tcMar>
             <w:vAlign w:val="center"/>
+            <w:shd w:fill="FFFFFF"/>
           </w:tcPr>
           <w:p>
             <w:pPr>
+              <w:keepNext w:val="0"/>
+              <w:widowControl/>
               <w:spacing w:before="0" w:after="0" w:line="240" w:lineRule="auto"/>
-              <w:jc w:val="left"/>
             </w:pPr>
             <w:r>
               <w:rPr>
-                <w:rFonts w:ascii="Arial Unicode MS" w:hAnsi="Arial Unicode MS" w:eastAsia="Arial Unicode MS"/>
-                <w:color w:val="1F4D78"/>
-                <w:sz w:val="16"/>
-                <w:shd w:fill="F2F4F7"/>
+                <w:sz w:val="17"/>
               </w:rPr>
-              <w:t>deal-stacking-lr-v1-models.joblib</w:t>
+              <w:t>성사 확률</w:t>
             </w:r>
           </w:p>
         </w:tc>
         <w:tc>
           <w:tcPr>
-            <w:tcW w:type="dxa" w:w="2359"/>
+            <w:tcW w:type="dxa" w:w="4400"/>
             <w:tcMar>
-              <w:top w:w="65" w:type="dxa"/>
-              <w:start w:w="100" w:type="dxa"/>
-              <w:bottom w:w="65" w:type="dxa"/>
-              <w:end w:w="100" w:type="dxa"/>
+              <w:top w:type="dxa" w:w="65"/>
+              <w:bottom w:type="dxa" w:w="65"/>
+              <w:start w:type="dxa" w:w="100"/>
+              <w:end w:type="dxa" w:w="100"/>
             </w:tcMar>
             <w:vAlign w:val="center"/>
+            <w:shd w:fill="FFFFFF"/>
           </w:tcPr>
           <w:p>
             <w:pPr>
+              <w:keepNext w:val="0"/>
+              <w:widowControl/>
               <w:spacing w:before="0" w:after="0" w:line="240" w:lineRule="auto"/>
-              <w:jc w:val="left"/>
             </w:pPr>
             <w:r>
               <w:rPr>
-                <w:rFonts w:ascii="Arial Unicode MS" w:hAnsi="Arial Unicode MS" w:eastAsia="Arial Unicode MS"/>
-                <w:b w:val="0"/>
-                <w:color w:val="18212B"/>
-                <w:sz w:val="16"/>
+                <w:sz w:val="17"/>
               </w:rPr>
-              <w:t>LR·NB·ExtraTrees·CatBoost·Stacking 메타모델·입력 스키마</w:t>
+              <w:t>0~1 실수</w:t>
             </w:r>
           </w:p>
         </w:tc>
         <w:tc>
           <w:tcPr>
-            <w:tcW w:type="dxa" w:w="2359"/>
+            <w:tcW w:type="dxa" w:w="3178"/>
             <w:tcMar>
-              <w:top w:w="65" w:type="dxa"/>
-              <w:start w:w="100" w:type="dxa"/>
-              <w:bottom w:w="65" w:type="dxa"/>
-              <w:end w:w="100" w:type="dxa"/>
+              <w:top w:type="dxa" w:w="65"/>
+              <w:bottom w:type="dxa" w:w="65"/>
+              <w:start w:type="dxa" w:w="100"/>
+              <w:end w:type="dxa" w:w="100"/>
             </w:tcMar>
             <w:vAlign w:val="center"/>
+            <w:shd w:fill="FFFFFF"/>
           </w:tcPr>
           <w:p>
             <w:pPr>
+              <w:keepNext w:val="0"/>
+              <w:widowControl/>
               <w:spacing w:before="0" w:after="0" w:line="240" w:lineRule="auto"/>
-              <w:jc w:val="left"/>
             </w:pPr>
             <w:r>
               <w:rPr>
-                <w:rFonts w:ascii="Arial Unicode MS" w:hAnsi="Arial Unicode MS" w:eastAsia="Arial Unicode MS"/>
-                <w:b w:val="0"/>
-                <w:color w:val="18212B"/>
-                <w:sz w:val="16"/>
+                <w:sz w:val="17"/>
               </w:rPr>
-              <w:t>1,316,974 bytes</w:t>
+              <w:t xml:space="preserve">모델의 </w:t>
             </w:r>
-          </w:p>
-        </w:tc>
-        <w:tc>
-          <w:tcPr>
-            <w:tcW w:type="dxa" w:w="2360"/>
-            <w:tcMar>
-              <w:top w:w="65" w:type="dxa"/>
-              <w:start w:w="100" w:type="dxa"/>
-              <w:bottom w:w="65" w:type="dxa"/>
-              <w:end w:w="100" w:type="dxa"/>
-            </w:tcMar>
-            <w:vAlign w:val="center"/>
-          </w:tcPr>
-          <w:p>
-            <w:pPr>
-              <w:spacing w:before="0" w:after="0" w:line="240" w:lineRule="auto"/>
-              <w:jc w:val="left"/>
-            </w:pPr>
             <w:r>
               <w:rPr>
-                <w:rFonts w:ascii="Arial Unicode MS" w:hAnsi="Arial Unicode MS" w:eastAsia="Arial Unicode MS"/>
                 <w:color w:val="1F4D78"/>
-                <w:sz w:val="16"/>
+                <w:sz w:val="17"/>
                 <w:shd w:fill="F2F4F7"/>
               </w:rPr>
-              <w:t>97d363b2f3f628ea4b5f0a9fa3946bd420d94677172e6f09e5e7a4cecfdb8db5</w:t>
+              <w:t>P(Won)</w:t>
             </w:r>
           </w:p>
         </w:tc>
@@ -4605,113 +799,117 @@
         </w:trPr>
         <w:tc>
           <w:tcPr>
-            <w:tcW w:type="dxa" w:w="2900"/>
+            <w:tcW w:type="dxa" w:w="2400"/>
             <w:tcMar>
-              <w:top w:w="65" w:type="dxa"/>
-              <w:start w:w="100" w:type="dxa"/>
-              <w:bottom w:w="65" w:type="dxa"/>
-              <w:end w:w="100" w:type="dxa"/>
+              <w:top w:type="dxa" w:w="65"/>
+              <w:bottom w:type="dxa" w:w="65"/>
+              <w:start w:type="dxa" w:w="100"/>
+              <w:end w:type="dxa" w:w="100"/>
             </w:tcMar>
             <w:vAlign w:val="center"/>
-            <w:shd w:fill="FAFBFC"/>
+            <w:shd w:fill="F8FAFC"/>
           </w:tcPr>
           <w:p>
             <w:pPr>
+              <w:keepNext w:val="0"/>
+              <w:widowControl/>
               <w:spacing w:before="0" w:after="0" w:line="240" w:lineRule="auto"/>
-              <w:jc w:val="left"/>
             </w:pPr>
             <w:r>
               <w:rPr>
-                <w:rFonts w:ascii="Arial Unicode MS" w:hAnsi="Arial Unicode MS" w:eastAsia="Arial Unicode MS"/>
-                <w:color w:val="1F4D78"/>
-                <w:sz w:val="16"/>
-                <w:shd w:fill="F2F4F7"/>
+                <w:sz w:val="17"/>
               </w:rPr>
-              <w:t>deal-stacking-lr-v1-tabicl.pkl</w:t>
+              <w:t>승패 분류</w:t>
             </w:r>
           </w:p>
         </w:tc>
         <w:tc>
           <w:tcPr>
-            <w:tcW w:type="dxa" w:w="2359"/>
+            <w:tcW w:type="dxa" w:w="4400"/>
             <w:tcMar>
-              <w:top w:w="65" w:type="dxa"/>
-              <w:start w:w="100" w:type="dxa"/>
-              <w:bottom w:w="65" w:type="dxa"/>
-              <w:end w:w="100" w:type="dxa"/>
+              <w:top w:type="dxa" w:w="65"/>
+              <w:bottom w:type="dxa" w:w="65"/>
+              <w:start w:type="dxa" w:w="100"/>
+              <w:end w:type="dxa" w:w="100"/>
             </w:tcMar>
             <w:vAlign w:val="center"/>
-            <w:shd w:fill="FAFBFC"/>
+            <w:shd w:fill="F8FAFC"/>
           </w:tcPr>
           <w:p>
             <w:pPr>
+              <w:keepNext w:val="0"/>
+              <w:widowControl/>
               <w:spacing w:before="0" w:after="0" w:line="240" w:lineRule="auto"/>
-              <w:jc w:val="left"/>
             </w:pPr>
             <w:r>
               <w:rPr>
-                <w:rFonts w:ascii="Arial Unicode MS" w:hAnsi="Arial Unicode MS" w:eastAsia="Arial Unicode MS"/>
-                <w:b w:val="0"/>
-                <w:color w:val="18212B"/>
-                <w:sz w:val="16"/>
+                <w:color w:val="1F4D78"/>
+                <w:sz w:val="17"/>
+                <w:shd w:fill="F2F4F7"/>
               </w:rPr>
-              <w:t>TabICL 가중치와 전체 학습 문맥</w:t>
+              <w:t>Won</w:t>
+            </w:r>
+            <w:r>
+              <w:rPr>
+                <w:sz w:val="17"/>
+              </w:rPr>
+              <w:t xml:space="preserve"> / </w:t>
+            </w:r>
+            <w:r>
+              <w:rPr>
+                <w:color w:val="1F4D78"/>
+                <w:sz w:val="17"/>
+                <w:shd w:fill="F2F4F7"/>
+              </w:rPr>
+              <w:t>Lost</w:t>
             </w:r>
           </w:p>
         </w:tc>
         <w:tc>
           <w:tcPr>
-            <w:tcW w:type="dxa" w:w="2359"/>
+            <w:tcW w:type="dxa" w:w="3178"/>
             <w:tcMar>
-              <w:top w:w="65" w:type="dxa"/>
-              <w:start w:w="100" w:type="dxa"/>
-              <w:bottom w:w="65" w:type="dxa"/>
-              <w:end w:w="100" w:type="dxa"/>
+              <w:top w:type="dxa" w:w="65"/>
+              <w:bottom w:type="dxa" w:w="65"/>
+              <w:start w:type="dxa" w:w="100"/>
+              <w:end w:type="dxa" w:w="100"/>
             </w:tcMar>
             <w:vAlign w:val="center"/>
-            <w:shd w:fill="FAFBFC"/>
+            <w:shd w:fill="F8FAFC"/>
           </w:tcPr>
           <w:p>
             <w:pPr>
+              <w:keepNext w:val="0"/>
+              <w:widowControl/>
               <w:spacing w:before="0" w:after="0" w:line="240" w:lineRule="auto"/>
-              <w:jc w:val="left"/>
             </w:pPr>
             <w:r>
               <w:rPr>
-                <w:rFonts w:ascii="Arial Unicode MS" w:hAnsi="Arial Unicode MS" w:eastAsia="Arial Unicode MS"/>
-                <w:b w:val="0"/>
-                <w:color w:val="18212B"/>
-                <w:sz w:val="16"/>
+                <w:sz w:val="17"/>
               </w:rPr>
-              <w:t>111,436,285 bytes</w:t>
+              <w:t xml:space="preserve">확률이 </w:t>
             </w:r>
-          </w:p>
-        </w:tc>
-        <w:tc>
-          <w:tcPr>
-            <w:tcW w:type="dxa" w:w="2360"/>
-            <w:tcMar>
-              <w:top w:w="65" w:type="dxa"/>
-              <w:start w:w="100" w:type="dxa"/>
-              <w:bottom w:w="65" w:type="dxa"/>
-              <w:end w:w="100" w:type="dxa"/>
-            </w:tcMar>
-            <w:vAlign w:val="center"/>
-            <w:shd w:fill="FAFBFC"/>
-          </w:tcPr>
-          <w:p>
-            <w:pPr>
-              <w:spacing w:before="0" w:after="0" w:line="240" w:lineRule="auto"/>
-              <w:jc w:val="left"/>
-            </w:pPr>
             <w:r>
               <w:rPr>
-                <w:rFonts w:ascii="Arial Unicode MS" w:hAnsi="Arial Unicode MS" w:eastAsia="Arial Unicode MS"/>
                 <w:color w:val="1F4D78"/>
-                <w:sz w:val="16"/>
+                <w:sz w:val="17"/>
                 <w:shd w:fill="F2F4F7"/>
               </w:rPr>
-              <w:t>6de049ae1fa14cd347fb2cc743014b7b7ede45a646b8aaeaa605ced461e0f90c</w:t>
+              <w:t>0.50</w:t>
+            </w:r>
+            <w:r>
+              <w:rPr>
+                <w:sz w:val="17"/>
+              </w:rPr>
+              <w:t xml:space="preserve"> 이상이면 </w:t>
+            </w:r>
+            <w:r>
+              <w:rPr>
+                <w:color w:val="1F4D78"/>
+                <w:sz w:val="17"/>
+                <w:shd w:fill="F2F4F7"/>
+              </w:rPr>
+              <w:t>Won</w:t>
             </w:r>
           </w:p>
         </w:tc>
@@ -4722,109 +920,81 @@
         </w:trPr>
         <w:tc>
           <w:tcPr>
-            <w:tcW w:type="dxa" w:w="2900"/>
+            <w:tcW w:type="dxa" w:w="2400"/>
             <w:tcMar>
-              <w:top w:w="65" w:type="dxa"/>
-              <w:start w:w="100" w:type="dxa"/>
-              <w:bottom w:w="65" w:type="dxa"/>
-              <w:end w:w="100" w:type="dxa"/>
+              <w:top w:type="dxa" w:w="65"/>
+              <w:bottom w:type="dxa" w:w="65"/>
+              <w:start w:type="dxa" w:w="100"/>
+              <w:end w:type="dxa" w:w="100"/>
             </w:tcMar>
             <w:vAlign w:val="center"/>
+            <w:shd w:fill="FFFFFF"/>
           </w:tcPr>
           <w:p>
             <w:pPr>
+              <w:keepNext w:val="0"/>
+              <w:widowControl/>
               <w:spacing w:before="0" w:after="0" w:line="240" w:lineRule="auto"/>
-              <w:jc w:val="left"/>
             </w:pPr>
             <w:r>
               <w:rPr>
-                <w:rFonts w:ascii="Arial Unicode MS" w:hAnsi="Arial Unicode MS" w:eastAsia="Arial Unicode MS"/>
-                <w:color w:val="1F4D78"/>
-                <w:sz w:val="16"/>
-                <w:shd w:fill="F2F4F7"/>
+                <w:sz w:val="17"/>
               </w:rPr>
-              <w:t>deal-stacking-lr-v1.json</w:t>
+              <w:t>모델 버전</w:t>
             </w:r>
           </w:p>
         </w:tc>
         <w:tc>
           <w:tcPr>
-            <w:tcW w:type="dxa" w:w="2359"/>
+            <w:tcW w:type="dxa" w:w="4400"/>
             <w:tcMar>
-              <w:top w:w="65" w:type="dxa"/>
-              <w:start w:w="100" w:type="dxa"/>
-              <w:bottom w:w="65" w:type="dxa"/>
-              <w:end w:w="100" w:type="dxa"/>
+              <w:top w:type="dxa" w:w="65"/>
+              <w:bottom w:type="dxa" w:w="65"/>
+              <w:start w:type="dxa" w:w="100"/>
+              <w:end w:type="dxa" w:w="100"/>
             </w:tcMar>
             <w:vAlign w:val="center"/>
+            <w:shd w:fill="FFFFFF"/>
           </w:tcPr>
           <w:p>
             <w:pPr>
+              <w:keepNext w:val="0"/>
+              <w:widowControl/>
               <w:spacing w:before="0" w:after="0" w:line="240" w:lineRule="auto"/>
-              <w:jc w:val="left"/>
             </w:pPr>
             <w:r>
               <w:rPr>
-                <w:rFonts w:ascii="Arial Unicode MS" w:hAnsi="Arial Unicode MS" w:eastAsia="Arial Unicode MS"/>
-                <w:b w:val="0"/>
-                <w:color w:val="18212B"/>
-                <w:sz w:val="16"/>
+                <w:sz w:val="17"/>
               </w:rPr>
-              <w:t>모델·스키마·평가·환경·해시·기준 확률 메타데이터</w:t>
+              <w:t>문자열</w:t>
             </w:r>
           </w:p>
         </w:tc>
         <w:tc>
           <w:tcPr>
-            <w:tcW w:type="dxa" w:w="2359"/>
+            <w:tcW w:type="dxa" w:w="3178"/>
             <w:tcMar>
-              <w:top w:w="65" w:type="dxa"/>
-              <w:start w:w="100" w:type="dxa"/>
-              <w:bottom w:w="65" w:type="dxa"/>
-              <w:end w:w="100" w:type="dxa"/>
+              <w:top w:type="dxa" w:w="65"/>
+              <w:bottom w:type="dxa" w:w="65"/>
+              <w:start w:type="dxa" w:w="100"/>
+              <w:end w:type="dxa" w:w="100"/>
             </w:tcMar>
             <w:vAlign w:val="center"/>
+            <w:shd w:fill="FFFFFF"/>
           </w:tcPr>
           <w:p>
             <w:pPr>
+              <w:keepNext w:val="0"/>
+              <w:widowControl/>
               <w:spacing w:before="0" w:after="0" w:line="240" w:lineRule="auto"/>
-              <w:jc w:val="left"/>
             </w:pPr>
             <w:r>
               <w:rPr>
-                <w:rFonts w:ascii="Arial Unicode MS" w:hAnsi="Arial Unicode MS" w:eastAsia="Arial Unicode MS"/>
-                <w:b w:val="0"/>
-                <w:color w:val="18212B"/>
-                <w:sz w:val="16"/>
-              </w:rPr>
-              <w:t>11,510 bytes</w:t>
-            </w:r>
-          </w:p>
-        </w:tc>
-        <w:tc>
-          <w:tcPr>
-            <w:tcW w:type="dxa" w:w="2360"/>
-            <w:tcMar>
-              <w:top w:w="65" w:type="dxa"/>
-              <w:start w:w="100" w:type="dxa"/>
-              <w:bottom w:w="65" w:type="dxa"/>
-              <w:end w:w="100" w:type="dxa"/>
-            </w:tcMar>
-            <w:vAlign w:val="center"/>
-          </w:tcPr>
-          <w:p>
-            <w:pPr>
-              <w:spacing w:before="0" w:after="0" w:line="240" w:lineRule="auto"/>
-              <w:jc w:val="left"/>
-            </w:pPr>
-            <w:r>
-              <w:rPr>
-                <w:rFonts w:ascii="Arial Unicode MS" w:hAnsi="Arial Unicode MS" w:eastAsia="Arial Unicode MS"/>
                 <w:color w:val="1F4D78"/>
-                <w:sz w:val="16"/>
+                <w:sz w:val="17"/>
                 <w:shd w:fill="F2F4F7"/>
               </w:rPr>
-              <w:t>46238930b660e8e7bd497fab0a25feabdea6801d52cc18f8793ad49593cbba8a</w:t>
+              <w:t>deal-paper-rf-ensemble-v1</w:t>
             </w:r>
           </w:p>
         </w:tc>
@@ -4832,35 +1002,20 @@
     </w:tbl>
     <w:p>
       <w:pPr>
-        <w:spacing w:after="20"/>
+        <w:spacing w:after="40" w:before="0" w:line="40" w:lineRule="exact"/>
       </w:pPr>
     </w:p>
     <w:p>
-      <w:pPr>
-        <w:spacing w:after="80" w:line="269" w:lineRule="auto"/>
-      </w:pPr>
       <w:r>
-        <w:rPr>
-          <w:rFonts w:ascii="Arial Unicode MS" w:hAnsi="Arial Unicode MS" w:eastAsia="Arial Unicode MS"/>
-          <w:b w:val="0"/>
-          <w:color w:val="18212B"/>
-          <w:sz w:val="19"/>
-        </w:rPr>
-        <w:t>joblib과 pickle 계열 파일은 로드 과정에서 코드를 실행할 수 있다. 신뢰할 수 있는 릴리스의 파일만 사용하고 로드 전에 SHA-256을 확인한다.</w:t>
+        <w:t>모델은 영업 판단을 지원하며 계약 승인·딜 상태 변경·담당자 평가를 자동으로 결정하지 않는다.</w:t>
       </w:r>
     </w:p>
     <w:p>
       <w:pPr>
-        <w:pStyle w:val="Heading1"/>
+        <w:pStyle w:val="Heading2"/>
       </w:pPr>
       <w:r>
-        <w:rPr>
-          <w:rFonts w:ascii="Arial Unicode MS" w:hAnsi="Arial Unicode MS" w:eastAsia="Arial Unicode MS"/>
-          <w:b/>
-          <w:color w:val="2E74B5"/>
-          <w:sz w:val="30"/>
-        </w:rPr>
-        <w:t>6. 저장·재로드 검증</w:t>
+        <w:t>1.2 구성과 선정 이유</w:t>
       </w:r>
     </w:p>
     <w:tbl>
@@ -4880,65 +1035,96 @@
         </w:tblBorders>
       </w:tblPr>
       <w:tblGrid>
-        <w:gridCol w:w="2350"/>
-        <w:gridCol w:w="7628"/>
+        <w:gridCol w:w="2400"/>
+        <w:gridCol w:w="4400"/>
+        <w:gridCol w:w="3178"/>
       </w:tblGrid>
       <w:tr>
         <w:trPr>
           <w:cantSplit/>
-          <w:tblHeader w:val="true"/>
+          <w:tblHeader/>
         </w:trPr>
         <w:tc>
           <w:tcPr>
-            <w:tcW w:type="dxa" w:w="2350"/>
+            <w:tcW w:type="dxa" w:w="2400"/>
             <w:tcMar>
-              <w:top w:w="65" w:type="dxa"/>
-              <w:start w:w="100" w:type="dxa"/>
-              <w:bottom w:w="65" w:type="dxa"/>
-              <w:end w:w="100" w:type="dxa"/>
+              <w:top w:type="dxa" w:w="65"/>
+              <w:bottom w:type="dxa" w:w="65"/>
+              <w:start w:type="dxa" w:w="100"/>
+              <w:end w:type="dxa" w:w="100"/>
             </w:tcMar>
             <w:vAlign w:val="center"/>
             <w:shd w:fill="E8EEF5"/>
           </w:tcPr>
           <w:p>
             <w:pPr>
+              <w:keepNext w:val="0"/>
+              <w:widowControl/>
               <w:spacing w:before="0" w:after="0" w:line="240" w:lineRule="auto"/>
             </w:pPr>
             <w:r>
               <w:rPr>
-                <w:rFonts w:ascii="Arial Unicode MS" w:hAnsi="Arial Unicode MS" w:eastAsia="Arial Unicode MS"/>
                 <w:b/>
                 <w:color w:val="1F4D78"/>
                 <w:sz w:val="17"/>
               </w:rPr>
-              <w:t>검증 항목</w:t>
+              <w:t>기본 모델</w:t>
             </w:r>
           </w:p>
         </w:tc>
         <w:tc>
           <w:tcPr>
-            <w:tcW w:type="dxa" w:w="7628"/>
+            <w:tcW w:type="dxa" w:w="4400"/>
             <w:tcMar>
-              <w:top w:w="65" w:type="dxa"/>
-              <w:start w:w="100" w:type="dxa"/>
-              <w:bottom w:w="65" w:type="dxa"/>
-              <w:end w:w="100" w:type="dxa"/>
+              <w:top w:type="dxa" w:w="65"/>
+              <w:bottom w:type="dxa" w:w="65"/>
+              <w:start w:type="dxa" w:w="100"/>
+              <w:end w:type="dxa" w:w="100"/>
             </w:tcMar>
             <w:vAlign w:val="center"/>
             <w:shd w:fill="E8EEF5"/>
           </w:tcPr>
           <w:p>
             <w:pPr>
+              <w:keepNext w:val="0"/>
+              <w:widowControl/>
               <w:spacing w:before="0" w:after="0" w:line="240" w:lineRule="auto"/>
             </w:pPr>
             <w:r>
               <w:rPr>
-                <w:rFonts w:ascii="Arial Unicode MS" w:hAnsi="Arial Unicode MS" w:eastAsia="Arial Unicode MS"/>
                 <w:b/>
                 <w:color w:val="1F4D78"/>
                 <w:sz w:val="17"/>
               </w:rPr>
-              <w:t>결과</w:t>
+              <w:t>사용 이유</w:t>
+            </w:r>
+          </w:p>
+        </w:tc>
+        <w:tc>
+          <w:tcPr>
+            <w:tcW w:type="dxa" w:w="3178"/>
+            <w:tcMar>
+              <w:top w:type="dxa" w:w="65"/>
+              <w:bottom w:type="dxa" w:w="65"/>
+              <w:start w:type="dxa" w:w="100"/>
+              <w:end w:type="dxa" w:w="100"/>
+            </w:tcMar>
+            <w:vAlign w:val="center"/>
+            <w:shd w:fill="E8EEF5"/>
+          </w:tcPr>
+          <w:p>
+            <w:pPr>
+              <w:keepNext w:val="0"/>
+              <w:widowControl/>
+              <w:spacing w:before="0" w:after="0" w:line="240" w:lineRule="auto"/>
+            </w:pPr>
+            <w:r>
+              <w:rPr>
+                <w:b/>
+                <w:color w:val="1F4D78"/>
+                <w:sz w:val="17"/>
+              </w:rPr>
+              <w:t>모델 내부 입력 처리</w:t>
             </w:r>
           </w:p>
         </w:tc>
@@ -4949,55 +1135,79 @@
         </w:trPr>
         <w:tc>
           <w:tcPr>
-            <w:tcW w:type="dxa" w:w="2350"/>
+            <w:tcW w:type="dxa" w:w="2400"/>
             <w:tcMar>
-              <w:top w:w="65" w:type="dxa"/>
-              <w:start w:w="100" w:type="dxa"/>
-              <w:bottom w:w="65" w:type="dxa"/>
-              <w:end w:w="100" w:type="dxa"/>
+              <w:top w:type="dxa" w:w="65"/>
+              <w:bottom w:type="dxa" w:w="65"/>
+              <w:start w:type="dxa" w:w="100"/>
+              <w:end w:type="dxa" w:w="100"/>
             </w:tcMar>
             <w:vAlign w:val="center"/>
+            <w:shd w:fill="FFFFFF"/>
           </w:tcPr>
           <w:p>
             <w:pPr>
+              <w:keepNext w:val="0"/>
+              <w:widowControl/>
               <w:spacing w:before="0" w:after="0" w:line="240" w:lineRule="auto"/>
-              <w:jc w:val="left"/>
             </w:pPr>
             <w:r>
               <w:rPr>
-                <w:rFonts w:ascii="Arial Unicode MS" w:hAnsi="Arial Unicode MS" w:eastAsia="Arial Unicode MS"/>
-                <w:b w:val="0"/>
-                <w:color w:val="18212B"/>
-                <w:sz w:val="16"/>
+                <w:sz w:val="17"/>
               </w:rPr>
-              <w:t>현재 프로세스 재로드</w:t>
+              <w:t>RandomForest</w:t>
             </w:r>
           </w:p>
         </w:tc>
         <w:tc>
           <w:tcPr>
-            <w:tcW w:type="dxa" w:w="7628"/>
+            <w:tcW w:type="dxa" w:w="4400"/>
             <w:tcMar>
-              <w:top w:w="65" w:type="dxa"/>
-              <w:start w:w="100" w:type="dxa"/>
-              <w:bottom w:w="65" w:type="dxa"/>
-              <w:end w:w="100" w:type="dxa"/>
+              <w:top w:type="dxa" w:w="65"/>
+              <w:bottom w:type="dxa" w:w="65"/>
+              <w:start w:type="dxa" w:w="100"/>
+              <w:end w:type="dxa" w:w="100"/>
             </w:tcMar>
             <w:vAlign w:val="center"/>
+            <w:shd w:fill="FFFFFF"/>
           </w:tcPr>
           <w:p>
             <w:pPr>
+              <w:keepNext w:val="0"/>
+              <w:widowControl/>
               <w:spacing w:before="0" w:after="0" w:line="240" w:lineRule="auto"/>
-              <w:jc w:val="left"/>
             </w:pPr>
             <w:r>
               <w:rPr>
-                <w:rFonts w:ascii="Arial Unicode MS" w:hAnsi="Arial Unicode MS" w:eastAsia="Arial Unicode MS"/>
-                <w:b w:val="0"/>
-                <w:color w:val="18212B"/>
-                <w:sz w:val="16"/>
+                <w:sz w:val="17"/>
               </w:rPr>
-              <w:t>통과</w:t>
+              <w:t>논문의 RF를 출발점으로 삼아 같은 조건에서 튜닝 효과 비교</w:t>
+            </w:r>
+          </w:p>
+        </w:tc>
+        <w:tc>
+          <w:tcPr>
+            <w:tcW w:type="dxa" w:w="3178"/>
+            <w:tcMar>
+              <w:top w:type="dxa" w:w="65"/>
+              <w:bottom w:type="dxa" w:w="65"/>
+              <w:start w:type="dxa" w:w="100"/>
+              <w:end w:type="dxa" w:w="100"/>
+            </w:tcMar>
+            <w:vAlign w:val="center"/>
+            <w:shd w:fill="FFFFFF"/>
+          </w:tcPr>
+          <w:p>
+            <w:pPr>
+              <w:keepNext w:val="0"/>
+              <w:widowControl/>
+              <w:spacing w:before="0" w:after="0" w:line="240" w:lineRule="auto"/>
+            </w:pPr>
+            <w:r>
+              <w:rPr>
+                <w:sz w:val="17"/>
+              </w:rPr>
+              <w:t>고정 범주 원핫 인코딩</w:t>
             </w:r>
           </w:p>
         </w:tc>
@@ -5008,57 +1218,79 @@
         </w:trPr>
         <w:tc>
           <w:tcPr>
-            <w:tcW w:type="dxa" w:w="2350"/>
+            <w:tcW w:type="dxa" w:w="2400"/>
             <w:tcMar>
-              <w:top w:w="65" w:type="dxa"/>
-              <w:start w:w="100" w:type="dxa"/>
-              <w:bottom w:w="65" w:type="dxa"/>
-              <w:end w:w="100" w:type="dxa"/>
+              <w:top w:type="dxa" w:w="65"/>
+              <w:bottom w:type="dxa" w:w="65"/>
+              <w:start w:type="dxa" w:w="100"/>
+              <w:end w:type="dxa" w:w="100"/>
             </w:tcMar>
             <w:vAlign w:val="center"/>
-            <w:shd w:fill="FAFBFC"/>
+            <w:shd w:fill="F8FAFC"/>
           </w:tcPr>
           <w:p>
             <w:pPr>
+              <w:keepNext w:val="0"/>
+              <w:widowControl/>
               <w:spacing w:before="0" w:after="0" w:line="240" w:lineRule="auto"/>
-              <w:jc w:val="left"/>
             </w:pPr>
             <w:r>
               <w:rPr>
-                <w:rFonts w:ascii="Arial Unicode MS" w:hAnsi="Arial Unicode MS" w:eastAsia="Arial Unicode MS"/>
-                <w:b w:val="0"/>
-                <w:color w:val="18212B"/>
-                <w:sz w:val="16"/>
+                <w:sz w:val="17"/>
               </w:rPr>
-              <w:t>현재 프로세스 최대 확률 차이</w:t>
+              <w:t>LogisticRegression</w:t>
             </w:r>
           </w:p>
         </w:tc>
         <w:tc>
           <w:tcPr>
-            <w:tcW w:type="dxa" w:w="7628"/>
+            <w:tcW w:type="dxa" w:w="4400"/>
             <w:tcMar>
-              <w:top w:w="65" w:type="dxa"/>
-              <w:start w:w="100" w:type="dxa"/>
-              <w:bottom w:w="65" w:type="dxa"/>
-              <w:end w:w="100" w:type="dxa"/>
+              <w:top w:type="dxa" w:w="65"/>
+              <w:bottom w:type="dxa" w:w="65"/>
+              <w:start w:type="dxa" w:w="100"/>
+              <w:end w:type="dxa" w:w="100"/>
             </w:tcMar>
             <w:vAlign w:val="center"/>
-            <w:shd w:fill="FAFBFC"/>
+            <w:shd w:fill="F8FAFC"/>
           </w:tcPr>
           <w:p>
             <w:pPr>
+              <w:keepNext w:val="0"/>
+              <w:widowControl/>
               <w:spacing w:before="0" w:after="0" w:line="240" w:lineRule="auto"/>
-              <w:jc w:val="right"/>
             </w:pPr>
             <w:r>
               <w:rPr>
-                <w:rFonts w:ascii="Arial Unicode MS" w:hAnsi="Arial Unicode MS" w:eastAsia="Arial Unicode MS"/>
-                <w:color w:val="1F4D78"/>
-                <w:sz w:val="16"/>
-                <w:shd w:fill="F2F4F7"/>
+                <w:sz w:val="17"/>
               </w:rPr>
-              <w:t>0</w:t>
+              <w:t>작은 데이터에서 규제 가능한 단순 선형 기준 제공</w:t>
+            </w:r>
+          </w:p>
+        </w:tc>
+        <w:tc>
+          <w:tcPr>
+            <w:tcW w:type="dxa" w:w="3178"/>
+            <w:tcMar>
+              <w:top w:type="dxa" w:w="65"/>
+              <w:bottom w:type="dxa" w:w="65"/>
+              <w:start w:type="dxa" w:w="100"/>
+              <w:end w:type="dxa" w:w="100"/>
+            </w:tcMar>
+            <w:vAlign w:val="center"/>
+            <w:shd w:fill="F8FAFC"/>
+          </w:tcPr>
+          <w:p>
+            <w:pPr>
+              <w:keepNext w:val="0"/>
+              <w:widowControl/>
+              <w:spacing w:before="0" w:after="0" w:line="240" w:lineRule="auto"/>
+            </w:pPr>
+            <w:r>
+              <w:rPr>
+                <w:sz w:val="17"/>
+              </w:rPr>
+              <w:t>고정 범주 원핫 인코딩</w:t>
             </w:r>
           </w:p>
         </w:tc>
@@ -5069,55 +1301,79 @@
         </w:trPr>
         <w:tc>
           <w:tcPr>
-            <w:tcW w:type="dxa" w:w="2350"/>
+            <w:tcW w:type="dxa" w:w="2400"/>
             <w:tcMar>
-              <w:top w:w="65" w:type="dxa"/>
-              <w:start w:w="100" w:type="dxa"/>
-              <w:bottom w:w="65" w:type="dxa"/>
-              <w:end w:w="100" w:type="dxa"/>
+              <w:top w:type="dxa" w:w="65"/>
+              <w:bottom w:type="dxa" w:w="65"/>
+              <w:start w:type="dxa" w:w="100"/>
+              <w:end w:type="dxa" w:w="100"/>
             </w:tcMar>
             <w:vAlign w:val="center"/>
+            <w:shd w:fill="FFFFFF"/>
           </w:tcPr>
           <w:p>
             <w:pPr>
+              <w:keepNext w:val="0"/>
+              <w:widowControl/>
               <w:spacing w:before="0" w:after="0" w:line="240" w:lineRule="auto"/>
-              <w:jc w:val="left"/>
             </w:pPr>
             <w:r>
               <w:rPr>
-                <w:rFonts w:ascii="Arial Unicode MS" w:hAnsi="Arial Unicode MS" w:eastAsia="Arial Unicode MS"/>
-                <w:b w:val="0"/>
-                <w:color w:val="18212B"/>
-                <w:sz w:val="16"/>
+                <w:sz w:val="17"/>
               </w:rPr>
-              <w:t>새 CPU 프로세스 재로드</w:t>
+              <w:t>ExtraTrees</w:t>
             </w:r>
           </w:p>
         </w:tc>
         <w:tc>
           <w:tcPr>
-            <w:tcW w:type="dxa" w:w="7628"/>
+            <w:tcW w:type="dxa" w:w="4400"/>
             <w:tcMar>
-              <w:top w:w="65" w:type="dxa"/>
-              <w:start w:w="100" w:type="dxa"/>
-              <w:bottom w:w="65" w:type="dxa"/>
-              <w:end w:w="100" w:type="dxa"/>
+              <w:top w:type="dxa" w:w="65"/>
+              <w:bottom w:type="dxa" w:w="65"/>
+              <w:start w:type="dxa" w:w="100"/>
+              <w:end w:type="dxa" w:w="100"/>
             </w:tcMar>
             <w:vAlign w:val="center"/>
+            <w:shd w:fill="FFFFFF"/>
           </w:tcPr>
           <w:p>
             <w:pPr>
+              <w:keepNext w:val="0"/>
+              <w:widowControl/>
               <w:spacing w:before="0" w:after="0" w:line="240" w:lineRule="auto"/>
-              <w:jc w:val="left"/>
             </w:pPr>
             <w:r>
               <w:rPr>
-                <w:rFonts w:ascii="Arial Unicode MS" w:hAnsi="Arial Unicode MS" w:eastAsia="Arial Unicode MS"/>
-                <w:b w:val="0"/>
-                <w:color w:val="18212B"/>
-                <w:sz w:val="16"/>
+                <w:sz w:val="17"/>
               </w:rPr>
-              <w:t>통과</w:t>
+              <w:t>무작위 분할 트리로 RF와 다른 예측 특성 제공</w:t>
+            </w:r>
+          </w:p>
+        </w:tc>
+        <w:tc>
+          <w:tcPr>
+            <w:tcW w:type="dxa" w:w="3178"/>
+            <w:tcMar>
+              <w:top w:type="dxa" w:w="65"/>
+              <w:bottom w:type="dxa" w:w="65"/>
+              <w:start w:type="dxa" w:w="100"/>
+              <w:end w:type="dxa" w:w="100"/>
+            </w:tcMar>
+            <w:vAlign w:val="center"/>
+            <w:shd w:fill="FFFFFF"/>
+          </w:tcPr>
+          <w:p>
+            <w:pPr>
+              <w:keepNext w:val="0"/>
+              <w:widowControl/>
+              <w:spacing w:before="0" w:after="0" w:line="240" w:lineRule="auto"/>
+            </w:pPr>
+            <w:r>
+              <w:rPr>
+                <w:sz w:val="17"/>
+              </w:rPr>
+              <w:t>고정 범주 원핫 인코딩</w:t>
             </w:r>
           </w:p>
         </w:tc>
@@ -5128,195 +1384,79 @@
         </w:trPr>
         <w:tc>
           <w:tcPr>
-            <w:tcW w:type="dxa" w:w="2350"/>
+            <w:tcW w:type="dxa" w:w="2400"/>
             <w:tcMar>
-              <w:top w:w="65" w:type="dxa"/>
-              <w:start w:w="100" w:type="dxa"/>
-              <w:bottom w:w="65" w:type="dxa"/>
-              <w:end w:w="100" w:type="dxa"/>
+              <w:top w:type="dxa" w:w="65"/>
+              <w:bottom w:type="dxa" w:w="65"/>
+              <w:start w:type="dxa" w:w="100"/>
+              <w:end w:type="dxa" w:w="100"/>
             </w:tcMar>
             <w:vAlign w:val="center"/>
-            <w:shd w:fill="FAFBFC"/>
+            <w:shd w:fill="F8FAFC"/>
           </w:tcPr>
           <w:p>
             <w:pPr>
+              <w:keepNext w:val="0"/>
+              <w:widowControl/>
               <w:spacing w:before="0" w:after="0" w:line="240" w:lineRule="auto"/>
-              <w:jc w:val="left"/>
             </w:pPr>
             <w:r>
               <w:rPr>
-                <w:rFonts w:ascii="Arial Unicode MS" w:hAnsi="Arial Unicode MS" w:eastAsia="Arial Unicode MS"/>
-                <w:b w:val="0"/>
-                <w:color w:val="18212B"/>
-                <w:sz w:val="16"/>
+                <w:sz w:val="17"/>
               </w:rPr>
-              <w:t>새 CPU 프로세스 최대 확률 차이</w:t>
+              <w:t>CatBoost</w:t>
             </w:r>
           </w:p>
         </w:tc>
         <w:tc>
           <w:tcPr>
-            <w:tcW w:type="dxa" w:w="7628"/>
+            <w:tcW w:type="dxa" w:w="4400"/>
             <w:tcMar>
-              <w:top w:w="65" w:type="dxa"/>
-              <w:start w:w="100" w:type="dxa"/>
-              <w:bottom w:w="65" w:type="dxa"/>
-              <w:end w:w="100" w:type="dxa"/>
+              <w:top w:type="dxa" w:w="65"/>
+              <w:bottom w:type="dxa" w:w="65"/>
+              <w:start w:type="dxa" w:w="100"/>
+              <w:end w:type="dxa" w:w="100"/>
             </w:tcMar>
             <w:vAlign w:val="center"/>
-            <w:shd w:fill="FAFBFC"/>
+            <w:shd w:fill="F8FAFC"/>
           </w:tcPr>
           <w:p>
             <w:pPr>
+              <w:keepNext w:val="0"/>
+              <w:widowControl/>
               <w:spacing w:before="0" w:after="0" w:line="240" w:lineRule="auto"/>
-              <w:jc w:val="left"/>
             </w:pPr>
             <w:r>
               <w:rPr>
-                <w:rFonts w:ascii="Arial Unicode MS" w:hAnsi="Arial Unicode MS" w:eastAsia="Arial Unicode MS"/>
-                <w:color w:val="1F4D78"/>
-                <w:sz w:val="16"/>
-                <w:shd w:fill="F2F4F7"/>
+                <w:sz w:val="17"/>
               </w:rPr>
-              <w:t>1.0451534443456367e-06</w:t>
-            </w:r>
-          </w:p>
-        </w:tc>
-      </w:tr>
-      <w:tr>
-        <w:trPr>
-          <w:cantSplit/>
-        </w:trPr>
-        <w:tc>
-          <w:tcPr>
-            <w:tcW w:type="dxa" w:w="2350"/>
-            <w:tcMar>
-              <w:top w:w="65" w:type="dxa"/>
-              <w:start w:w="100" w:type="dxa"/>
-              <w:bottom w:w="65" w:type="dxa"/>
-              <w:end w:w="100" w:type="dxa"/>
-            </w:tcMar>
-            <w:vAlign w:val="center"/>
-          </w:tcPr>
-          <w:p>
-            <w:pPr>
-              <w:spacing w:before="0" w:after="0" w:line="240" w:lineRule="auto"/>
-              <w:jc w:val="left"/>
-            </w:pPr>
-            <w:r>
-              <w:rPr>
-                <w:rFonts w:ascii="Arial Unicode MS" w:hAnsi="Arial Unicode MS" w:eastAsia="Arial Unicode MS"/>
-                <w:b w:val="0"/>
-                <w:color w:val="18212B"/>
-                <w:sz w:val="16"/>
-              </w:rPr>
-              <w:t>허용오차</w:t>
+              <w:t>범주형을 직접 처리하는 부스팅 계열 결합</w:t>
             </w:r>
           </w:p>
         </w:tc>
         <w:tc>
           <w:tcPr>
-            <w:tcW w:type="dxa" w:w="7628"/>
+            <w:tcW w:type="dxa" w:w="3178"/>
             <w:tcMar>
-              <w:top w:w="65" w:type="dxa"/>
-              <w:start w:w="100" w:type="dxa"/>
-              <w:bottom w:w="65" w:type="dxa"/>
-              <w:end w:w="100" w:type="dxa"/>
+              <w:top w:type="dxa" w:w="65"/>
+              <w:bottom w:type="dxa" w:w="65"/>
+              <w:start w:type="dxa" w:w="100"/>
+              <w:end w:type="dxa" w:w="100"/>
             </w:tcMar>
             <w:vAlign w:val="center"/>
+            <w:shd w:fill="F8FAFC"/>
           </w:tcPr>
           <w:p>
             <w:pPr>
+              <w:keepNext w:val="0"/>
+              <w:widowControl/>
               <w:spacing w:before="0" w:after="0" w:line="240" w:lineRule="auto"/>
-              <w:jc w:val="left"/>
             </w:pPr>
             <w:r>
               <w:rPr>
-                <w:rFonts w:ascii="Arial Unicode MS" w:hAnsi="Arial Unicode MS" w:eastAsia="Arial Unicode MS"/>
-                <w:color w:val="1F4D78"/>
-                <w:sz w:val="16"/>
-                <w:shd w:fill="F2F4F7"/>
+                <w:sz w:val="17"/>
               </w:rPr>
-              <w:t>rtol=1e-5</w:t>
-            </w:r>
-            <w:r>
-              <w:rPr>
-                <w:rFonts w:ascii="Arial Unicode MS" w:hAnsi="Arial Unicode MS" w:eastAsia="Arial Unicode MS"/>
-                <w:b w:val="0"/>
-                <w:color w:val="18212B"/>
-                <w:sz w:val="16"/>
-              </w:rPr>
-              <w:t xml:space="preserve">, </w:t>
-            </w:r>
-            <w:r>
-              <w:rPr>
-                <w:rFonts w:ascii="Arial Unicode MS" w:hAnsi="Arial Unicode MS" w:eastAsia="Arial Unicode MS"/>
-                <w:color w:val="1F4D78"/>
-                <w:sz w:val="16"/>
-                <w:shd w:fill="F2F4F7"/>
-              </w:rPr>
-              <w:t>atol=1e-6</w:t>
-            </w:r>
-          </w:p>
-        </w:tc>
-      </w:tr>
-      <w:tr>
-        <w:trPr>
-          <w:cantSplit/>
-        </w:trPr>
-        <w:tc>
-          <w:tcPr>
-            <w:tcW w:type="dxa" w:w="2350"/>
-            <w:tcMar>
-              <w:top w:w="65" w:type="dxa"/>
-              <w:start w:w="100" w:type="dxa"/>
-              <w:bottom w:w="65" w:type="dxa"/>
-              <w:end w:w="100" w:type="dxa"/>
-            </w:tcMar>
-            <w:vAlign w:val="center"/>
-            <w:shd w:fill="FAFBFC"/>
-          </w:tcPr>
-          <w:p>
-            <w:pPr>
-              <w:spacing w:before="0" w:after="0" w:line="240" w:lineRule="auto"/>
-              <w:jc w:val="left"/>
-            </w:pPr>
-            <w:r>
-              <w:rPr>
-                <w:rFonts w:ascii="Arial Unicode MS" w:hAnsi="Arial Unicode MS" w:eastAsia="Arial Unicode MS"/>
-                <w:b w:val="0"/>
-                <w:color w:val="18212B"/>
-                <w:sz w:val="16"/>
-              </w:rPr>
-              <w:t>모델 파일 SHA-256</w:t>
-            </w:r>
-          </w:p>
-        </w:tc>
-        <w:tc>
-          <w:tcPr>
-            <w:tcW w:type="dxa" w:w="7628"/>
-            <w:tcMar>
-              <w:top w:w="65" w:type="dxa"/>
-              <w:start w:w="100" w:type="dxa"/>
-              <w:bottom w:w="65" w:type="dxa"/>
-              <w:end w:w="100" w:type="dxa"/>
-            </w:tcMar>
-            <w:vAlign w:val="center"/>
-            <w:shd w:fill="FAFBFC"/>
-          </w:tcPr>
-          <w:p>
-            <w:pPr>
-              <w:spacing w:before="0" w:after="0" w:line="240" w:lineRule="auto"/>
-              <w:jc w:val="left"/>
-            </w:pPr>
-            <w:r>
-              <w:rPr>
-                <w:rFonts w:ascii="Arial Unicode MS" w:hAnsi="Arial Unicode MS" w:eastAsia="Arial Unicode MS"/>
-                <w:b w:val="0"/>
-                <w:color w:val="18212B"/>
-                <w:sz w:val="16"/>
-              </w:rPr>
-              <w:t>메타데이터와 일치</w:t>
+              <w:t>원본 범주형 13개 직접 입력</w:t>
             </w:r>
           </w:p>
         </w:tc>
@@ -5324,21 +1464,61 @@
     </w:tbl>
     <w:p>
       <w:pPr>
-        <w:spacing w:after="20"/>
+        <w:spacing w:after="40" w:before="0" w:line="40" w:lineRule="exact"/>
       </w:pPr>
     </w:p>
     <w:p>
-      <w:pPr>
-        <w:spacing w:after="80" w:line="269" w:lineRule="auto"/>
-      </w:pPr>
+      <w:r>
+        <w:t xml:space="preserve">네 모델의 </w:t>
+      </w:r>
       <w:r>
         <w:rPr>
-          <w:rFonts w:ascii="Arial Unicode MS" w:hAnsi="Arial Unicode MS" w:eastAsia="Arial Unicode MS"/>
-          <w:b w:val="0"/>
-          <w:color w:val="18212B"/>
-          <w:sz w:val="19"/>
+          <w:color w:val="1F4D78"/>
+          <w:shd w:fill="F2F4F7"/>
         </w:rPr>
-        <w:t>재로드 검사는 메타데이터에 저장된 범주형 기준 입력 16건으로 수행했다.</w:t>
+        <w:t>P(Won)</w:t>
+      </w:r>
+      <w:r>
+        <w:t>을 순서대로 모아 LogisticRegression 메타모델에 넣는다. 메타모델에는 원본 입력을 추가하지 않는다(</w:t>
+      </w:r>
+      <w:r>
+        <w:rPr>
+          <w:color w:val="1F4D78"/>
+          <w:shd w:fill="F2F4F7"/>
+        </w:rPr>
+        <w:t>passthrough=False</w:t>
+      </w:r>
+      <w:r>
+        <w:t xml:space="preserve">). 같은 원본 입력 그룹이 겹치지 않는 3-Fold OOF 확률로 결합 방법을 학습했다. 추론에는 저장된 </w:t>
+      </w:r>
+      <w:r>
+        <w:rPr>
+          <w:color w:val="1F4D78"/>
+          <w:shd w:fill="F2F4F7"/>
+        </w:rPr>
+        <w:t>StackingClassifier.predict_proba()</w:t>
+      </w:r>
+      <w:r>
+        <w:t>를 사용한다.</w:t>
+      </w:r>
+    </w:p>
+    <w:p>
+      <w:r>
+        <w:t xml:space="preserve">모델 수를 늘리는 것 자체가 목적은 아니었다. 단일 모델 4종, 3개·4개 모델의 Soft Voting, 4개 모델의 Stacking을 동일 조건에서 비교하고 </w:t>
+      </w:r>
+      <w:r>
+        <w:rPr>
+          <w:b/>
+        </w:rPr>
+        <w:t>예측 성능과 FP를 함께 고려해 기본 모델 4개 + LR 메타모델 1개의 구성을 선정했다.</w:t>
+      </w:r>
+      <w:r>
+        <w:t xml:space="preserve"> 튜닝 RF보다 평균 Brier·Accuracy·AUC·FP·FPR이 나빠지지 않는 개선 후보 중 Brier가 가장 낮았기 때문이다. 다만 기본 모델을 하나씩 제외한 Stacking 비교는 수행하지 않았으므로, 4개가 반드시 필요한 최소 구성이라고 주장하지 않는다.</w:t>
+      </w:r>
+    </w:p>
+    <w:p>
+      <w:r>
+        <w:t>OOF는 기본 모델의 학습 행과 메타모델 학습용 확률을 만드는 행을 나누는 절차다. 기본 모델 파라미터는 해당 바깥 Train 전체의 내부 CV로 선택했으므로, OOF 자체를 파라미터 탐색까지 완전히 분리한 평가 점수로 보고하지 않는다.</w:t>
       </w:r>
     </w:p>
     <w:p>
@@ -5346,13 +1526,15 @@
         <w:pStyle w:val="Heading1"/>
       </w:pPr>
       <w:r>
-        <w:rPr>
-          <w:rFonts w:ascii="Arial Unicode MS" w:hAnsi="Arial Unicode MS" w:eastAsia="Arial Unicode MS"/>
-          <w:b/>
-          <w:color w:val="2E74B5"/>
-          <w:sz w:val="30"/>
-        </w:rPr>
-        <w:t>7. 재현 환경과 파일</w:t>
+        <w:t>2. 입력 명세</w:t>
+      </w:r>
+    </w:p>
+    <w:p>
+      <w:pPr>
+        <w:pStyle w:val="Heading2"/>
+      </w:pPr>
+      <w:r>
+        <w:t>2.1 필드 의미와 허용 범주</w:t>
       </w:r>
     </w:p>
     <w:tbl>
@@ -5372,65 +1554,96 @@
         </w:tblBorders>
       </w:tblPr>
       <w:tblGrid>
-        <w:gridCol w:w="2350"/>
-        <w:gridCol w:w="7628"/>
+        <w:gridCol w:w="2200"/>
+        <w:gridCol w:w="2900"/>
+        <w:gridCol w:w="4878"/>
       </w:tblGrid>
       <w:tr>
         <w:trPr>
           <w:cantSplit/>
-          <w:tblHeader w:val="true"/>
+          <w:tblHeader/>
         </w:trPr>
         <w:tc>
           <w:tcPr>
-            <w:tcW w:type="dxa" w:w="2350"/>
+            <w:tcW w:type="dxa" w:w="2200"/>
             <w:tcMar>
-              <w:top w:w="65" w:type="dxa"/>
-              <w:start w:w="100" w:type="dxa"/>
-              <w:bottom w:w="65" w:type="dxa"/>
-              <w:end w:w="100" w:type="dxa"/>
+              <w:top w:type="dxa" w:w="65"/>
+              <w:bottom w:type="dxa" w:w="65"/>
+              <w:start w:type="dxa" w:w="100"/>
+              <w:end w:type="dxa" w:w="100"/>
             </w:tcMar>
             <w:vAlign w:val="center"/>
             <w:shd w:fill="E8EEF5"/>
           </w:tcPr>
           <w:p>
             <w:pPr>
+              <w:keepNext w:val="0"/>
+              <w:widowControl/>
               <w:spacing w:before="0" w:after="0" w:line="240" w:lineRule="auto"/>
             </w:pPr>
             <w:r>
               <w:rPr>
-                <w:rFonts w:ascii="Arial Unicode MS" w:hAnsi="Arial Unicode MS" w:eastAsia="Arial Unicode MS"/>
                 <w:b/>
                 <w:color w:val="1F4D78"/>
                 <w:sz w:val="17"/>
               </w:rPr>
-              <w:t>패키지</w:t>
+              <w:t>필드</w:t>
             </w:r>
           </w:p>
         </w:tc>
         <w:tc>
           <w:tcPr>
-            <w:tcW w:type="dxa" w:w="7628"/>
+            <w:tcW w:type="dxa" w:w="2900"/>
             <w:tcMar>
-              <w:top w:w="65" w:type="dxa"/>
-              <w:start w:w="100" w:type="dxa"/>
-              <w:bottom w:w="65" w:type="dxa"/>
-              <w:end w:w="100" w:type="dxa"/>
+              <w:top w:type="dxa" w:w="65"/>
+              <w:bottom w:type="dxa" w:w="65"/>
+              <w:start w:type="dxa" w:w="100"/>
+              <w:end w:type="dxa" w:w="100"/>
             </w:tcMar>
             <w:vAlign w:val="center"/>
             <w:shd w:fill="E8EEF5"/>
           </w:tcPr>
           <w:p>
             <w:pPr>
+              <w:keepNext w:val="0"/>
+              <w:widowControl/>
               <w:spacing w:before="0" w:after="0" w:line="240" w:lineRule="auto"/>
             </w:pPr>
             <w:r>
               <w:rPr>
-                <w:rFonts w:ascii="Arial Unicode MS" w:hAnsi="Arial Unicode MS" w:eastAsia="Arial Unicode MS"/>
                 <w:b/>
                 <w:color w:val="1F4D78"/>
                 <w:sz w:val="17"/>
               </w:rPr>
-              <w:t>버전</w:t>
+              <w:t>의미</w:t>
+            </w:r>
+          </w:p>
+        </w:tc>
+        <w:tc>
+          <w:tcPr>
+            <w:tcW w:type="dxa" w:w="4878"/>
+            <w:tcMar>
+              <w:top w:type="dxa" w:w="65"/>
+              <w:bottom w:type="dxa" w:w="65"/>
+              <w:start w:type="dxa" w:w="100"/>
+              <w:end w:type="dxa" w:w="100"/>
+            </w:tcMar>
+            <w:vAlign w:val="center"/>
+            <w:shd w:fill="E8EEF5"/>
+          </w:tcPr>
+          <w:p>
+            <w:pPr>
+              <w:keepNext w:val="0"/>
+              <w:widowControl/>
+              <w:spacing w:before="0" w:after="0" w:line="240" w:lineRule="auto"/>
+            </w:pPr>
+            <w:r>
+              <w:rPr>
+                <w:b/>
+                <w:color w:val="1F4D78"/>
+                <w:sz w:val="17"/>
+              </w:rPr>
+              <w:t>허용 범주</w:t>
             </w:r>
           </w:p>
         </w:tc>
@@ -5441,55 +1654,81 @@
         </w:trPr>
         <w:tc>
           <w:tcPr>
-            <w:tcW w:type="dxa" w:w="2350"/>
+            <w:tcW w:type="dxa" w:w="2200"/>
             <w:tcMar>
-              <w:top w:w="65" w:type="dxa"/>
-              <w:start w:w="100" w:type="dxa"/>
-              <w:bottom w:w="65" w:type="dxa"/>
-              <w:end w:w="100" w:type="dxa"/>
+              <w:top w:type="dxa" w:w="65"/>
+              <w:bottom w:type="dxa" w:w="65"/>
+              <w:start w:type="dxa" w:w="100"/>
+              <w:end w:type="dxa" w:w="100"/>
             </w:tcMar>
             <w:vAlign w:val="center"/>
+            <w:shd w:fill="FFFFFF"/>
           </w:tcPr>
           <w:p>
             <w:pPr>
+              <w:keepNext w:val="0"/>
+              <w:widowControl/>
               <w:spacing w:before="0" w:after="0" w:line="240" w:lineRule="auto"/>
-              <w:jc w:val="left"/>
             </w:pPr>
             <w:r>
               <w:rPr>
-                <w:rFonts w:ascii="Arial Unicode MS" w:hAnsi="Arial Unicode MS" w:eastAsia="Arial Unicode MS"/>
-                <w:b w:val="0"/>
-                <w:color w:val="18212B"/>
-                <w:sz w:val="16"/>
+                <w:color w:val="1F4D78"/>
+                <w:sz w:val="17"/>
+                <w:shd w:fill="F2F4F7"/>
               </w:rPr>
-              <w:t>Python</w:t>
+              <w:t>Authority</w:t>
             </w:r>
           </w:p>
         </w:tc>
         <w:tc>
           <w:tcPr>
-            <w:tcW w:type="dxa" w:w="7628"/>
+            <w:tcW w:type="dxa" w:w="2900"/>
             <w:tcMar>
-              <w:top w:w="65" w:type="dxa"/>
-              <w:start w:w="100" w:type="dxa"/>
-              <w:bottom w:w="65" w:type="dxa"/>
-              <w:end w:w="100" w:type="dxa"/>
+              <w:top w:type="dxa" w:w="65"/>
+              <w:bottom w:type="dxa" w:w="65"/>
+              <w:start w:type="dxa" w:w="100"/>
+              <w:end w:type="dxa" w:w="100"/>
             </w:tcMar>
             <w:vAlign w:val="center"/>
+            <w:shd w:fill="FFFFFF"/>
           </w:tcPr>
           <w:p>
             <w:pPr>
+              <w:keepNext w:val="0"/>
+              <w:widowControl/>
               <w:spacing w:before="0" w:after="0" w:line="240" w:lineRule="auto"/>
-              <w:jc w:val="right"/>
             </w:pPr>
             <w:r>
               <w:rPr>
-                <w:rFonts w:ascii="Arial Unicode MS" w:hAnsi="Arial Unicode MS" w:eastAsia="Arial Unicode MS"/>
-                <w:b w:val="0"/>
-                <w:color w:val="18212B"/>
-                <w:sz w:val="16"/>
+                <w:sz w:val="17"/>
               </w:rPr>
-              <w:t>3.13.13</w:t>
+              <w:t>고객 의사결정권자의 권한 수준</w:t>
+            </w:r>
+          </w:p>
+        </w:tc>
+        <w:tc>
+          <w:tcPr>
+            <w:tcW w:type="dxa" w:w="4878"/>
+            <w:tcMar>
+              <w:top w:type="dxa" w:w="65"/>
+              <w:bottom w:type="dxa" w:w="65"/>
+              <w:start w:type="dxa" w:w="100"/>
+              <w:end w:type="dxa" w:w="100"/>
+            </w:tcMar>
+            <w:vAlign w:val="center"/>
+            <w:shd w:fill="FFFFFF"/>
+          </w:tcPr>
+          <w:p>
+            <w:pPr>
+              <w:keepNext w:val="0"/>
+              <w:widowControl/>
+              <w:spacing w:before="0" w:after="0" w:line="240" w:lineRule="auto"/>
+            </w:pPr>
+            <w:r>
+              <w:rPr>
+                <w:sz w:val="17"/>
+              </w:rPr>
+              <w:t>High, Low, Mid, Unknown</w:t>
             </w:r>
           </w:p>
         </w:tc>
@@ -5500,57 +1739,81 @@
         </w:trPr>
         <w:tc>
           <w:tcPr>
-            <w:tcW w:type="dxa" w:w="2350"/>
+            <w:tcW w:type="dxa" w:w="2200"/>
             <w:tcMar>
-              <w:top w:w="65" w:type="dxa"/>
-              <w:start w:w="100" w:type="dxa"/>
-              <w:bottom w:w="65" w:type="dxa"/>
-              <w:end w:w="100" w:type="dxa"/>
+              <w:top w:type="dxa" w:w="65"/>
+              <w:bottom w:type="dxa" w:w="65"/>
+              <w:start w:type="dxa" w:w="100"/>
+              <w:end w:type="dxa" w:w="100"/>
             </w:tcMar>
             <w:vAlign w:val="center"/>
-            <w:shd w:fill="FAFBFC"/>
+            <w:shd w:fill="F8FAFC"/>
           </w:tcPr>
           <w:p>
             <w:pPr>
+              <w:keepNext w:val="0"/>
+              <w:widowControl/>
               <w:spacing w:before="0" w:after="0" w:line="240" w:lineRule="auto"/>
-              <w:jc w:val="left"/>
             </w:pPr>
             <w:r>
               <w:rPr>
-                <w:rFonts w:ascii="Arial Unicode MS" w:hAnsi="Arial Unicode MS" w:eastAsia="Arial Unicode MS"/>
-                <w:b w:val="0"/>
-                <w:color w:val="18212B"/>
-                <w:sz w:val="16"/>
+                <w:color w:val="1F4D78"/>
+                <w:sz w:val="17"/>
+                <w:shd w:fill="F2F4F7"/>
               </w:rPr>
-              <w:t>pandas</w:t>
+              <w:t>Competitors</w:t>
             </w:r>
           </w:p>
         </w:tc>
         <w:tc>
           <w:tcPr>
-            <w:tcW w:type="dxa" w:w="7628"/>
+            <w:tcW w:type="dxa" w:w="2900"/>
             <w:tcMar>
-              <w:top w:w="65" w:type="dxa"/>
-              <w:start w:w="100" w:type="dxa"/>
-              <w:bottom w:w="65" w:type="dxa"/>
-              <w:end w:w="100" w:type="dxa"/>
+              <w:top w:type="dxa" w:w="65"/>
+              <w:bottom w:type="dxa" w:w="65"/>
+              <w:start w:type="dxa" w:w="100"/>
+              <w:end w:type="dxa" w:w="100"/>
             </w:tcMar>
             <w:vAlign w:val="center"/>
-            <w:shd w:fill="FAFBFC"/>
+            <w:shd w:fill="F8FAFC"/>
           </w:tcPr>
           <w:p>
             <w:pPr>
+              <w:keepNext w:val="0"/>
+              <w:widowControl/>
               <w:spacing w:before="0" w:after="0" w:line="240" w:lineRule="auto"/>
-              <w:jc w:val="right"/>
             </w:pPr>
             <w:r>
               <w:rPr>
-                <w:rFonts w:ascii="Arial Unicode MS" w:hAnsi="Arial Unicode MS" w:eastAsia="Arial Unicode MS"/>
-                <w:b w:val="0"/>
-                <w:color w:val="18212B"/>
-                <w:sz w:val="16"/>
+                <w:sz w:val="17"/>
               </w:rPr>
-              <w:t>3.0.5</w:t>
+              <w:t>경쟁사 존재·검토 여부</w:t>
+            </w:r>
+          </w:p>
+        </w:tc>
+        <w:tc>
+          <w:tcPr>
+            <w:tcW w:type="dxa" w:w="4878"/>
+            <w:tcMar>
+              <w:top w:type="dxa" w:w="65"/>
+              <w:bottom w:type="dxa" w:w="65"/>
+              <w:start w:type="dxa" w:w="100"/>
+              <w:end w:type="dxa" w:w="100"/>
+            </w:tcMar>
+            <w:vAlign w:val="center"/>
+            <w:shd w:fill="F8FAFC"/>
+          </w:tcPr>
+          <w:p>
+            <w:pPr>
+              <w:keepNext w:val="0"/>
+              <w:widowControl/>
+              <w:spacing w:before="0" w:after="0" w:line="240" w:lineRule="auto"/>
+            </w:pPr>
+            <w:r>
+              <w:rPr>
+                <w:sz w:val="17"/>
+              </w:rPr>
+              <w:t>No, Unknown, Yes</w:t>
             </w:r>
           </w:p>
         </w:tc>
@@ -5561,55 +1824,81 @@
         </w:trPr>
         <w:tc>
           <w:tcPr>
-            <w:tcW w:type="dxa" w:w="2350"/>
+            <w:tcW w:type="dxa" w:w="2200"/>
             <w:tcMar>
-              <w:top w:w="65" w:type="dxa"/>
-              <w:start w:w="100" w:type="dxa"/>
-              <w:bottom w:w="65" w:type="dxa"/>
-              <w:end w:w="100" w:type="dxa"/>
+              <w:top w:type="dxa" w:w="65"/>
+              <w:bottom w:type="dxa" w:w="65"/>
+              <w:start w:type="dxa" w:w="100"/>
+              <w:end w:type="dxa" w:w="100"/>
             </w:tcMar>
             <w:vAlign w:val="center"/>
+            <w:shd w:fill="FFFFFF"/>
           </w:tcPr>
           <w:p>
             <w:pPr>
+              <w:keepNext w:val="0"/>
+              <w:widowControl/>
               <w:spacing w:before="0" w:after="0" w:line="240" w:lineRule="auto"/>
-              <w:jc w:val="left"/>
             </w:pPr>
             <w:r>
               <w:rPr>
-                <w:rFonts w:ascii="Arial Unicode MS" w:hAnsi="Arial Unicode MS" w:eastAsia="Arial Unicode MS"/>
-                <w:b w:val="0"/>
-                <w:color w:val="18212B"/>
-                <w:sz w:val="16"/>
+                <w:color w:val="1F4D78"/>
+                <w:sz w:val="17"/>
+                <w:shd w:fill="F2F4F7"/>
               </w:rPr>
-              <w:t>scikit-learn</w:t>
+              <w:t>Purch_dept</w:t>
             </w:r>
           </w:p>
         </w:tc>
         <w:tc>
           <w:tcPr>
-            <w:tcW w:type="dxa" w:w="7628"/>
+            <w:tcW w:type="dxa" w:w="2900"/>
             <w:tcMar>
-              <w:top w:w="65" w:type="dxa"/>
-              <w:start w:w="100" w:type="dxa"/>
-              <w:bottom w:w="65" w:type="dxa"/>
-              <w:end w:w="100" w:type="dxa"/>
+              <w:top w:type="dxa" w:w="65"/>
+              <w:bottom w:type="dxa" w:w="65"/>
+              <w:start w:type="dxa" w:w="100"/>
+              <w:end w:type="dxa" w:w="100"/>
             </w:tcMar>
             <w:vAlign w:val="center"/>
+            <w:shd w:fill="FFFFFF"/>
           </w:tcPr>
           <w:p>
             <w:pPr>
+              <w:keepNext w:val="0"/>
+              <w:widowControl/>
               <w:spacing w:before="0" w:after="0" w:line="240" w:lineRule="auto"/>
-              <w:jc w:val="right"/>
             </w:pPr>
             <w:r>
               <w:rPr>
-                <w:rFonts w:ascii="Arial Unicode MS" w:hAnsi="Arial Unicode MS" w:eastAsia="Arial Unicode MS"/>
-                <w:b w:val="0"/>
-                <w:color w:val="18212B"/>
-                <w:sz w:val="16"/>
+                <w:sz w:val="17"/>
               </w:rPr>
-              <w:t>1.9.0</w:t>
+              <w:t>고객사 구매부서 참여 여부</w:t>
+            </w:r>
+          </w:p>
+        </w:tc>
+        <w:tc>
+          <w:tcPr>
+            <w:tcW w:type="dxa" w:w="4878"/>
+            <w:tcMar>
+              <w:top w:type="dxa" w:w="65"/>
+              <w:bottom w:type="dxa" w:w="65"/>
+              <w:start w:type="dxa" w:w="100"/>
+              <w:end w:type="dxa" w:w="100"/>
+            </w:tcMar>
+            <w:vAlign w:val="center"/>
+            <w:shd w:fill="FFFFFF"/>
+          </w:tcPr>
+          <w:p>
+            <w:pPr>
+              <w:keepNext w:val="0"/>
+              <w:widowControl/>
+              <w:spacing w:before="0" w:after="0" w:line="240" w:lineRule="auto"/>
+            </w:pPr>
+            <w:r>
+              <w:rPr>
+                <w:sz w:val="17"/>
+              </w:rPr>
+              <w:t>No, Unknown, Yes</w:t>
             </w:r>
           </w:p>
         </w:tc>
@@ -5620,57 +1909,81 @@
         </w:trPr>
         <w:tc>
           <w:tcPr>
-            <w:tcW w:type="dxa" w:w="2350"/>
+            <w:tcW w:type="dxa" w:w="2200"/>
             <w:tcMar>
-              <w:top w:w="65" w:type="dxa"/>
-              <w:start w:w="100" w:type="dxa"/>
-              <w:bottom w:w="65" w:type="dxa"/>
-              <w:end w:w="100" w:type="dxa"/>
+              <w:top w:type="dxa" w:w="65"/>
+              <w:bottom w:type="dxa" w:w="65"/>
+              <w:start w:type="dxa" w:w="100"/>
+              <w:end w:type="dxa" w:w="100"/>
             </w:tcMar>
             <w:vAlign w:val="center"/>
-            <w:shd w:fill="FAFBFC"/>
+            <w:shd w:fill="F8FAFC"/>
           </w:tcPr>
           <w:p>
             <w:pPr>
+              <w:keepNext w:val="0"/>
+              <w:widowControl/>
               <w:spacing w:before="0" w:after="0" w:line="240" w:lineRule="auto"/>
-              <w:jc w:val="left"/>
             </w:pPr>
             <w:r>
               <w:rPr>
-                <w:rFonts w:ascii="Arial Unicode MS" w:hAnsi="Arial Unicode MS" w:eastAsia="Arial Unicode MS"/>
-                <w:b w:val="0"/>
-                <w:color w:val="18212B"/>
-                <w:sz w:val="16"/>
+                <w:color w:val="1F4D78"/>
+                <w:sz w:val="17"/>
+                <w:shd w:fill="F2F4F7"/>
               </w:rPr>
-              <w:t>CatBoost</w:t>
+              <w:t>Budgt_alloc</w:t>
             </w:r>
           </w:p>
         </w:tc>
         <w:tc>
           <w:tcPr>
-            <w:tcW w:type="dxa" w:w="7628"/>
+            <w:tcW w:type="dxa" w:w="2900"/>
             <w:tcMar>
-              <w:top w:w="65" w:type="dxa"/>
-              <w:start w:w="100" w:type="dxa"/>
-              <w:bottom w:w="65" w:type="dxa"/>
-              <w:end w:w="100" w:type="dxa"/>
+              <w:top w:type="dxa" w:w="65"/>
+              <w:bottom w:type="dxa" w:w="65"/>
+              <w:start w:type="dxa" w:w="100"/>
+              <w:end w:type="dxa" w:w="100"/>
             </w:tcMar>
             <w:vAlign w:val="center"/>
-            <w:shd w:fill="FAFBFC"/>
+            <w:shd w:fill="F8FAFC"/>
           </w:tcPr>
           <w:p>
             <w:pPr>
+              <w:keepNext w:val="0"/>
+              <w:widowControl/>
               <w:spacing w:before="0" w:after="0" w:line="240" w:lineRule="auto"/>
-              <w:jc w:val="right"/>
             </w:pPr>
             <w:r>
               <w:rPr>
-                <w:rFonts w:ascii="Arial Unicode MS" w:hAnsi="Arial Unicode MS" w:eastAsia="Arial Unicode MS"/>
-                <w:b w:val="0"/>
-                <w:color w:val="18212B"/>
-                <w:sz w:val="16"/>
+                <w:sz w:val="17"/>
               </w:rPr>
-              <w:t>1.2.10</w:t>
+              <w:t>고객 예산 확보·배정 여부</w:t>
+            </w:r>
+          </w:p>
+        </w:tc>
+        <w:tc>
+          <w:tcPr>
+            <w:tcW w:type="dxa" w:w="4878"/>
+            <w:tcMar>
+              <w:top w:type="dxa" w:w="65"/>
+              <w:bottom w:type="dxa" w:w="65"/>
+              <w:start w:type="dxa" w:w="100"/>
+              <w:end w:type="dxa" w:w="100"/>
+            </w:tcMar>
+            <w:vAlign w:val="center"/>
+            <w:shd w:fill="F8FAFC"/>
+          </w:tcPr>
+          <w:p>
+            <w:pPr>
+              <w:keepNext w:val="0"/>
+              <w:widowControl/>
+              <w:spacing w:before="0" w:after="0" w:line="240" w:lineRule="auto"/>
+            </w:pPr>
+            <w:r>
+              <w:rPr>
+                <w:sz w:val="17"/>
+              </w:rPr>
+              <w:t>No, Unknown, Yes</w:t>
             </w:r>
           </w:p>
         </w:tc>
@@ -5681,55 +1994,81 @@
         </w:trPr>
         <w:tc>
           <w:tcPr>
-            <w:tcW w:type="dxa" w:w="2350"/>
+            <w:tcW w:type="dxa" w:w="2200"/>
             <w:tcMar>
-              <w:top w:w="65" w:type="dxa"/>
-              <w:start w:w="100" w:type="dxa"/>
-              <w:bottom w:w="65" w:type="dxa"/>
-              <w:end w:w="100" w:type="dxa"/>
+              <w:top w:type="dxa" w:w="65"/>
+              <w:bottom w:type="dxa" w:w="65"/>
+              <w:start w:type="dxa" w:w="100"/>
+              <w:end w:type="dxa" w:w="100"/>
             </w:tcMar>
             <w:vAlign w:val="center"/>
+            <w:shd w:fill="FFFFFF"/>
           </w:tcPr>
           <w:p>
             <w:pPr>
+              <w:keepNext w:val="0"/>
+              <w:widowControl/>
               <w:spacing w:before="0" w:after="0" w:line="240" w:lineRule="auto"/>
-              <w:jc w:val="left"/>
             </w:pPr>
             <w:r>
               <w:rPr>
-                <w:rFonts w:ascii="Arial Unicode MS" w:hAnsi="Arial Unicode MS" w:eastAsia="Arial Unicode MS"/>
-                <w:b w:val="0"/>
-                <w:color w:val="18212B"/>
-                <w:sz w:val="16"/>
+                <w:color w:val="1F4D78"/>
+                <w:sz w:val="17"/>
+                <w:shd w:fill="F2F4F7"/>
               </w:rPr>
-              <w:t>TabICL</w:t>
+              <w:t>Forml_tend</w:t>
             </w:r>
           </w:p>
         </w:tc>
         <w:tc>
           <w:tcPr>
-            <w:tcW w:type="dxa" w:w="7628"/>
+            <w:tcW w:type="dxa" w:w="2900"/>
             <w:tcMar>
-              <w:top w:w="65" w:type="dxa"/>
-              <w:start w:w="100" w:type="dxa"/>
-              <w:bottom w:w="65" w:type="dxa"/>
-              <w:end w:w="100" w:type="dxa"/>
+              <w:top w:type="dxa" w:w="65"/>
+              <w:bottom w:type="dxa" w:w="65"/>
+              <w:start w:type="dxa" w:w="100"/>
+              <w:end w:type="dxa" w:w="100"/>
             </w:tcMar>
             <w:vAlign w:val="center"/>
+            <w:shd w:fill="FFFFFF"/>
           </w:tcPr>
           <w:p>
             <w:pPr>
+              <w:keepNext w:val="0"/>
+              <w:widowControl/>
               <w:spacing w:before="0" w:after="0" w:line="240" w:lineRule="auto"/>
-              <w:jc w:val="right"/>
             </w:pPr>
             <w:r>
               <w:rPr>
-                <w:rFonts w:ascii="Arial Unicode MS" w:hAnsi="Arial Unicode MS" w:eastAsia="Arial Unicode MS"/>
-                <w:b w:val="0"/>
-                <w:color w:val="18212B"/>
-                <w:sz w:val="16"/>
+                <w:sz w:val="17"/>
               </w:rPr>
-              <w:t>2.1.1</w:t>
+              <w:t>공식 입찰 절차 여부</w:t>
+            </w:r>
+          </w:p>
+        </w:tc>
+        <w:tc>
+          <w:tcPr>
+            <w:tcW w:type="dxa" w:w="4878"/>
+            <w:tcMar>
+              <w:top w:type="dxa" w:w="65"/>
+              <w:bottom w:type="dxa" w:w="65"/>
+              <w:start w:type="dxa" w:w="100"/>
+              <w:end w:type="dxa" w:w="100"/>
+            </w:tcMar>
+            <w:vAlign w:val="center"/>
+            <w:shd w:fill="FFFFFF"/>
+          </w:tcPr>
+          <w:p>
+            <w:pPr>
+              <w:keepNext w:val="0"/>
+              <w:widowControl/>
+              <w:spacing w:before="0" w:after="0" w:line="240" w:lineRule="auto"/>
+            </w:pPr>
+            <w:r>
+              <w:rPr>
+                <w:sz w:val="17"/>
+              </w:rPr>
+              <w:t>No, Unknown, Yes</w:t>
             </w:r>
           </w:p>
         </w:tc>
@@ -5740,57 +2079,81 @@
         </w:trPr>
         <w:tc>
           <w:tcPr>
-            <w:tcW w:type="dxa" w:w="2350"/>
+            <w:tcW w:type="dxa" w:w="2200"/>
             <w:tcMar>
-              <w:top w:w="65" w:type="dxa"/>
-              <w:start w:w="100" w:type="dxa"/>
-              <w:bottom w:w="65" w:type="dxa"/>
-              <w:end w:w="100" w:type="dxa"/>
+              <w:top w:type="dxa" w:w="65"/>
+              <w:bottom w:type="dxa" w:w="65"/>
+              <w:start w:type="dxa" w:w="100"/>
+              <w:end w:type="dxa" w:w="100"/>
             </w:tcMar>
             <w:vAlign w:val="center"/>
-            <w:shd w:fill="FAFBFC"/>
+            <w:shd w:fill="F8FAFC"/>
           </w:tcPr>
           <w:p>
             <w:pPr>
+              <w:keepNext w:val="0"/>
+              <w:widowControl/>
               <w:spacing w:before="0" w:after="0" w:line="240" w:lineRule="auto"/>
-              <w:jc w:val="left"/>
             </w:pPr>
             <w:r>
               <w:rPr>
-                <w:rFonts w:ascii="Arial Unicode MS" w:hAnsi="Arial Unicode MS" w:eastAsia="Arial Unicode MS"/>
-                <w:b w:val="0"/>
-                <w:color w:val="18212B"/>
-                <w:sz w:val="16"/>
+                <w:color w:val="1F4D78"/>
+                <w:sz w:val="17"/>
+                <w:shd w:fill="F2F4F7"/>
               </w:rPr>
-              <w:t>PyTorch</w:t>
+              <w:t>RFP</w:t>
             </w:r>
           </w:p>
         </w:tc>
         <w:tc>
           <w:tcPr>
-            <w:tcW w:type="dxa" w:w="7628"/>
+            <w:tcW w:type="dxa" w:w="2900"/>
             <w:tcMar>
-              <w:top w:w="65" w:type="dxa"/>
-              <w:start w:w="100" w:type="dxa"/>
-              <w:bottom w:w="65" w:type="dxa"/>
-              <w:end w:w="100" w:type="dxa"/>
+              <w:top w:type="dxa" w:w="65"/>
+              <w:bottom w:type="dxa" w:w="65"/>
+              <w:start w:type="dxa" w:w="100"/>
+              <w:end w:type="dxa" w:w="100"/>
             </w:tcMar>
             <w:vAlign w:val="center"/>
-            <w:shd w:fill="FAFBFC"/>
+            <w:shd w:fill="F8FAFC"/>
           </w:tcPr>
           <w:p>
             <w:pPr>
+              <w:keepNext w:val="0"/>
+              <w:widowControl/>
               <w:spacing w:before="0" w:after="0" w:line="240" w:lineRule="auto"/>
-              <w:jc w:val="right"/>
             </w:pPr>
             <w:r>
               <w:rPr>
-                <w:rFonts w:ascii="Arial Unicode MS" w:hAnsi="Arial Unicode MS" w:eastAsia="Arial Unicode MS"/>
-                <w:b w:val="0"/>
-                <w:color w:val="18212B"/>
-                <w:sz w:val="16"/>
+                <w:sz w:val="17"/>
               </w:rPr>
-              <w:t>2.13.0</w:t>
+              <w:t>제안요청서 진행 여부</w:t>
+            </w:r>
+          </w:p>
+        </w:tc>
+        <w:tc>
+          <w:tcPr>
+            <w:tcW w:type="dxa" w:w="4878"/>
+            <w:tcMar>
+              <w:top w:type="dxa" w:w="65"/>
+              <w:bottom w:type="dxa" w:w="65"/>
+              <w:start w:type="dxa" w:w="100"/>
+              <w:end w:type="dxa" w:w="100"/>
+            </w:tcMar>
+            <w:vAlign w:val="center"/>
+            <w:shd w:fill="F8FAFC"/>
+          </w:tcPr>
+          <w:p>
+            <w:pPr>
+              <w:keepNext w:val="0"/>
+              <w:widowControl/>
+              <w:spacing w:before="0" w:after="0" w:line="240" w:lineRule="auto"/>
+            </w:pPr>
+            <w:r>
+              <w:rPr>
+                <w:sz w:val="17"/>
+              </w:rPr>
+              <w:t>No, Unknown, Yes</w:t>
             </w:r>
           </w:p>
         </w:tc>
@@ -5801,55 +2164,591 @@
         </w:trPr>
         <w:tc>
           <w:tcPr>
-            <w:tcW w:type="dxa" w:w="2350"/>
+            <w:tcW w:type="dxa" w:w="2200"/>
             <w:tcMar>
-              <w:top w:w="65" w:type="dxa"/>
-              <w:start w:w="100" w:type="dxa"/>
-              <w:bottom w:w="65" w:type="dxa"/>
-              <w:end w:w="100" w:type="dxa"/>
+              <w:top w:type="dxa" w:w="65"/>
+              <w:bottom w:type="dxa" w:w="65"/>
+              <w:start w:type="dxa" w:w="100"/>
+              <w:end w:type="dxa" w:w="100"/>
             </w:tcMar>
             <w:vAlign w:val="center"/>
+            <w:shd w:fill="FFFFFF"/>
           </w:tcPr>
           <w:p>
             <w:pPr>
+              <w:keepNext w:val="0"/>
+              <w:widowControl/>
               <w:spacing w:before="0" w:after="0" w:line="240" w:lineRule="auto"/>
-              <w:jc w:val="left"/>
             </w:pPr>
             <w:r>
               <w:rPr>
-                <w:rFonts w:ascii="Arial Unicode MS" w:hAnsi="Arial Unicode MS" w:eastAsia="Arial Unicode MS"/>
-                <w:b w:val="0"/>
-                <w:color w:val="18212B"/>
-                <w:sz w:val="16"/>
+                <w:color w:val="1F4D78"/>
+                <w:sz w:val="17"/>
+                <w:shd w:fill="F2F4F7"/>
               </w:rPr>
-              <w:t>joblib</w:t>
+              <w:t>Posit_statm</w:t>
             </w:r>
           </w:p>
         </w:tc>
         <w:tc>
           <w:tcPr>
-            <w:tcW w:type="dxa" w:w="7628"/>
+            <w:tcW w:type="dxa" w:w="2900"/>
             <w:tcMar>
-              <w:top w:w="65" w:type="dxa"/>
-              <w:start w:w="100" w:type="dxa"/>
-              <w:bottom w:w="65" w:type="dxa"/>
-              <w:end w:w="100" w:type="dxa"/>
+              <w:top w:type="dxa" w:w="65"/>
+              <w:bottom w:type="dxa" w:w="65"/>
+              <w:start w:type="dxa" w:w="100"/>
+              <w:end w:type="dxa" w:w="100"/>
             </w:tcMar>
             <w:vAlign w:val="center"/>
+            <w:shd w:fill="FFFFFF"/>
           </w:tcPr>
           <w:p>
             <w:pPr>
+              <w:keepNext w:val="0"/>
+              <w:widowControl/>
               <w:spacing w:before="0" w:after="0" w:line="240" w:lineRule="auto"/>
-              <w:jc w:val="right"/>
             </w:pPr>
             <w:r>
               <w:rPr>
-                <w:rFonts w:ascii="Arial Unicode MS" w:hAnsi="Arial Unicode MS" w:eastAsia="Arial Unicode MS"/>
-                <w:b w:val="0"/>
-                <w:color w:val="18212B"/>
-                <w:sz w:val="16"/>
+                <w:sz w:val="17"/>
               </w:rPr>
-              <w:t>1.5.3</w:t>
+              <w:t>고객의 명시적 구매 표현</w:t>
+            </w:r>
+          </w:p>
+        </w:tc>
+        <w:tc>
+          <w:tcPr>
+            <w:tcW w:type="dxa" w:w="4878"/>
+            <w:tcMar>
+              <w:top w:type="dxa" w:w="65"/>
+              <w:bottom w:type="dxa" w:w="65"/>
+              <w:start w:type="dxa" w:w="100"/>
+              <w:end w:type="dxa" w:w="100"/>
+            </w:tcMar>
+            <w:vAlign w:val="center"/>
+            <w:shd w:fill="FFFFFF"/>
+          </w:tcPr>
+          <w:p>
+            <w:pPr>
+              <w:keepNext w:val="0"/>
+              <w:widowControl/>
+              <w:spacing w:before="0" w:after="0" w:line="240" w:lineRule="auto"/>
+            </w:pPr>
+            <w:r>
+              <w:rPr>
+                <w:sz w:val="17"/>
+              </w:rPr>
+              <w:t>Neutral, No, Unknown, Yes</w:t>
+            </w:r>
+          </w:p>
+        </w:tc>
+      </w:tr>
+      <w:tr>
+        <w:trPr>
+          <w:cantSplit/>
+        </w:trPr>
+        <w:tc>
+          <w:tcPr>
+            <w:tcW w:type="dxa" w:w="2200"/>
+            <w:tcMar>
+              <w:top w:type="dxa" w:w="65"/>
+              <w:bottom w:type="dxa" w:w="65"/>
+              <w:start w:type="dxa" w:w="100"/>
+              <w:end w:type="dxa" w:w="100"/>
+            </w:tcMar>
+            <w:vAlign w:val="center"/>
+            <w:shd w:fill="F8FAFC"/>
+          </w:tcPr>
+          <w:p>
+            <w:pPr>
+              <w:keepNext w:val="0"/>
+              <w:widowControl/>
+              <w:spacing w:before="0" w:after="0" w:line="240" w:lineRule="auto"/>
+            </w:pPr>
+            <w:r>
+              <w:rPr>
+                <w:color w:val="1F4D78"/>
+                <w:sz w:val="17"/>
+                <w:shd w:fill="F2F4F7"/>
+              </w:rPr>
+              <w:t>Source</w:t>
+            </w:r>
+          </w:p>
+        </w:tc>
+        <w:tc>
+          <w:tcPr>
+            <w:tcW w:type="dxa" w:w="2900"/>
+            <w:tcMar>
+              <w:top w:type="dxa" w:w="65"/>
+              <w:bottom w:type="dxa" w:w="65"/>
+              <w:start w:type="dxa" w:w="100"/>
+              <w:end w:type="dxa" w:w="100"/>
+            </w:tcMar>
+            <w:vAlign w:val="center"/>
+            <w:shd w:fill="F8FAFC"/>
+          </w:tcPr>
+          <w:p>
+            <w:pPr>
+              <w:keepNext w:val="0"/>
+              <w:widowControl/>
+              <w:spacing w:before="0" w:after="0" w:line="240" w:lineRule="auto"/>
+            </w:pPr>
+            <w:r>
+              <w:rPr>
+                <w:sz w:val="17"/>
+              </w:rPr>
+              <w:t>영업기회 유입 경로</w:t>
+            </w:r>
+          </w:p>
+        </w:tc>
+        <w:tc>
+          <w:tcPr>
+            <w:tcW w:type="dxa" w:w="4878"/>
+            <w:tcMar>
+              <w:top w:type="dxa" w:w="65"/>
+              <w:bottom w:type="dxa" w:w="65"/>
+              <w:start w:type="dxa" w:w="100"/>
+              <w:end w:type="dxa" w:w="100"/>
+            </w:tcMar>
+            <w:vAlign w:val="center"/>
+            <w:shd w:fill="F8FAFC"/>
+          </w:tcPr>
+          <w:p>
+            <w:pPr>
+              <w:keepNext w:val="0"/>
+              <w:widowControl/>
+              <w:spacing w:before="0" w:after="0" w:line="240" w:lineRule="auto"/>
+            </w:pPr>
+            <w:r>
+              <w:rPr>
+                <w:sz w:val="17"/>
+              </w:rPr>
+              <w:t>Direct mail, Event, Joint past, Media, Online form, Other, Referral, Unknown</w:t>
+            </w:r>
+          </w:p>
+        </w:tc>
+      </w:tr>
+      <w:tr>
+        <w:trPr>
+          <w:cantSplit/>
+        </w:trPr>
+        <w:tc>
+          <w:tcPr>
+            <w:tcW w:type="dxa" w:w="2200"/>
+            <w:tcMar>
+              <w:top w:type="dxa" w:w="65"/>
+              <w:bottom w:type="dxa" w:w="65"/>
+              <w:start w:type="dxa" w:w="100"/>
+              <w:end w:type="dxa" w:w="100"/>
+            </w:tcMar>
+            <w:vAlign w:val="center"/>
+            <w:shd w:fill="FFFFFF"/>
+          </w:tcPr>
+          <w:p>
+            <w:pPr>
+              <w:keepNext w:val="0"/>
+              <w:widowControl/>
+              <w:spacing w:before="0" w:after="0" w:line="240" w:lineRule="auto"/>
+            </w:pPr>
+            <w:r>
+              <w:rPr>
+                <w:color w:val="1F4D78"/>
+                <w:sz w:val="17"/>
+                <w:shd w:fill="F2F4F7"/>
+              </w:rPr>
+              <w:t>Client</w:t>
+            </w:r>
+          </w:p>
+        </w:tc>
+        <w:tc>
+          <w:tcPr>
+            <w:tcW w:type="dxa" w:w="2900"/>
+            <w:tcMar>
+              <w:top w:type="dxa" w:w="65"/>
+              <w:bottom w:type="dxa" w:w="65"/>
+              <w:start w:type="dxa" w:w="100"/>
+              <w:end w:type="dxa" w:w="100"/>
+            </w:tcMar>
+            <w:vAlign w:val="center"/>
+            <w:shd w:fill="FFFFFF"/>
+          </w:tcPr>
+          <w:p>
+            <w:pPr>
+              <w:keepNext w:val="0"/>
+              <w:widowControl/>
+              <w:spacing w:before="0" w:after="0" w:line="240" w:lineRule="auto"/>
+            </w:pPr>
+            <w:r>
+              <w:rPr>
+                <w:sz w:val="17"/>
+              </w:rPr>
+              <w:t>고객과의 거래 관계</w:t>
+            </w:r>
+          </w:p>
+        </w:tc>
+        <w:tc>
+          <w:tcPr>
+            <w:tcW w:type="dxa" w:w="4878"/>
+            <w:tcMar>
+              <w:top w:type="dxa" w:w="65"/>
+              <w:bottom w:type="dxa" w:w="65"/>
+              <w:start w:type="dxa" w:w="100"/>
+              <w:end w:type="dxa" w:w="100"/>
+            </w:tcMar>
+            <w:vAlign w:val="center"/>
+            <w:shd w:fill="FFFFFF"/>
+          </w:tcPr>
+          <w:p>
+            <w:pPr>
+              <w:keepNext w:val="0"/>
+              <w:widowControl/>
+              <w:spacing w:before="0" w:after="0" w:line="240" w:lineRule="auto"/>
+            </w:pPr>
+            <w:r>
+              <w:rPr>
+                <w:sz w:val="17"/>
+              </w:rPr>
+              <w:t>Current, New, Past, Unknown</w:t>
+            </w:r>
+          </w:p>
+        </w:tc>
+      </w:tr>
+      <w:tr>
+        <w:trPr>
+          <w:cantSplit/>
+        </w:trPr>
+        <w:tc>
+          <w:tcPr>
+            <w:tcW w:type="dxa" w:w="2200"/>
+            <w:tcMar>
+              <w:top w:type="dxa" w:w="65"/>
+              <w:bottom w:type="dxa" w:w="65"/>
+              <w:start w:type="dxa" w:w="100"/>
+              <w:end w:type="dxa" w:w="100"/>
+            </w:tcMar>
+            <w:vAlign w:val="center"/>
+            <w:shd w:fill="F8FAFC"/>
+          </w:tcPr>
+          <w:p>
+            <w:pPr>
+              <w:keepNext w:val="0"/>
+              <w:widowControl/>
+              <w:spacing w:before="0" w:after="0" w:line="240" w:lineRule="auto"/>
+            </w:pPr>
+            <w:r>
+              <w:rPr>
+                <w:color w:val="1F4D78"/>
+                <w:sz w:val="17"/>
+                <w:shd w:fill="F2F4F7"/>
+              </w:rPr>
+              <w:t>Scope</w:t>
+            </w:r>
+          </w:p>
+        </w:tc>
+        <w:tc>
+          <w:tcPr>
+            <w:tcW w:type="dxa" w:w="2900"/>
+            <w:tcMar>
+              <w:top w:type="dxa" w:w="65"/>
+              <w:bottom w:type="dxa" w:w="65"/>
+              <w:start w:type="dxa" w:w="100"/>
+              <w:end w:type="dxa" w:w="100"/>
+            </w:tcMar>
+            <w:vAlign w:val="center"/>
+            <w:shd w:fill="F8FAFC"/>
+          </w:tcPr>
+          <w:p>
+            <w:pPr>
+              <w:keepNext w:val="0"/>
+              <w:widowControl/>
+              <w:spacing w:before="0" w:after="0" w:line="240" w:lineRule="auto"/>
+            </w:pPr>
+            <w:r>
+              <w:rPr>
+                <w:sz w:val="17"/>
+              </w:rPr>
+              <w:t>계약·수행 범위의 명확성</w:t>
+            </w:r>
+          </w:p>
+        </w:tc>
+        <w:tc>
+          <w:tcPr>
+            <w:tcW w:type="dxa" w:w="4878"/>
+            <w:tcMar>
+              <w:top w:type="dxa" w:w="65"/>
+              <w:bottom w:type="dxa" w:w="65"/>
+              <w:start w:type="dxa" w:w="100"/>
+              <w:end w:type="dxa" w:w="100"/>
+            </w:tcMar>
+            <w:vAlign w:val="center"/>
+            <w:shd w:fill="F8FAFC"/>
+          </w:tcPr>
+          <w:p>
+            <w:pPr>
+              <w:keepNext w:val="0"/>
+              <w:widowControl/>
+              <w:spacing w:before="0" w:after="0" w:line="240" w:lineRule="auto"/>
+            </w:pPr>
+            <w:r>
+              <w:rPr>
+                <w:sz w:val="17"/>
+              </w:rPr>
+              <w:t>Clear, Few questions, Low, Unknown</w:t>
+            </w:r>
+          </w:p>
+        </w:tc>
+      </w:tr>
+      <w:tr>
+        <w:trPr>
+          <w:cantSplit/>
+        </w:trPr>
+        <w:tc>
+          <w:tcPr>
+            <w:tcW w:type="dxa" w:w="2200"/>
+            <w:tcMar>
+              <w:top w:type="dxa" w:w="65"/>
+              <w:bottom w:type="dxa" w:w="65"/>
+              <w:start w:type="dxa" w:w="100"/>
+              <w:end w:type="dxa" w:w="100"/>
+            </w:tcMar>
+            <w:vAlign w:val="center"/>
+            <w:shd w:fill="FFFFFF"/>
+          </w:tcPr>
+          <w:p>
+            <w:pPr>
+              <w:keepNext w:val="0"/>
+              <w:widowControl/>
+              <w:spacing w:before="0" w:after="0" w:line="240" w:lineRule="auto"/>
+            </w:pPr>
+            <w:r>
+              <w:rPr>
+                <w:color w:val="1F4D78"/>
+                <w:sz w:val="17"/>
+                <w:shd w:fill="F2F4F7"/>
+              </w:rPr>
+              <w:t>Cross_sale</w:t>
+            </w:r>
+          </w:p>
+        </w:tc>
+        <w:tc>
+          <w:tcPr>
+            <w:tcW w:type="dxa" w:w="2900"/>
+            <w:tcMar>
+              <w:top w:type="dxa" w:w="65"/>
+              <w:bottom w:type="dxa" w:w="65"/>
+              <w:start w:type="dxa" w:w="100"/>
+              <w:end w:type="dxa" w:w="100"/>
+            </w:tcMar>
+            <w:vAlign w:val="center"/>
+            <w:shd w:fill="FFFFFF"/>
+          </w:tcPr>
+          <w:p>
+            <w:pPr>
+              <w:keepNext w:val="0"/>
+              <w:widowControl/>
+              <w:spacing w:before="0" w:after="0" w:line="240" w:lineRule="auto"/>
+            </w:pPr>
+            <w:r>
+              <w:rPr>
+                <w:sz w:val="17"/>
+              </w:rPr>
+              <w:t>기존 고객 대상 교차판매 여부</w:t>
+            </w:r>
+          </w:p>
+        </w:tc>
+        <w:tc>
+          <w:tcPr>
+            <w:tcW w:type="dxa" w:w="4878"/>
+            <w:tcMar>
+              <w:top w:type="dxa" w:w="65"/>
+              <w:bottom w:type="dxa" w:w="65"/>
+              <w:start w:type="dxa" w:w="100"/>
+              <w:end w:type="dxa" w:w="100"/>
+            </w:tcMar>
+            <w:vAlign w:val="center"/>
+            <w:shd w:fill="FFFFFF"/>
+          </w:tcPr>
+          <w:p>
+            <w:pPr>
+              <w:keepNext w:val="0"/>
+              <w:widowControl/>
+              <w:spacing w:before="0" w:after="0" w:line="240" w:lineRule="auto"/>
+            </w:pPr>
+            <w:r>
+              <w:rPr>
+                <w:sz w:val="17"/>
+              </w:rPr>
+              <w:t>No, Unknown, Yes</w:t>
+            </w:r>
+          </w:p>
+        </w:tc>
+      </w:tr>
+      <w:tr>
+        <w:trPr>
+          <w:cantSplit/>
+        </w:trPr>
+        <w:tc>
+          <w:tcPr>
+            <w:tcW w:type="dxa" w:w="2200"/>
+            <w:tcMar>
+              <w:top w:type="dxa" w:w="65"/>
+              <w:bottom w:type="dxa" w:w="65"/>
+              <w:start w:type="dxa" w:w="100"/>
+              <w:end w:type="dxa" w:w="100"/>
+            </w:tcMar>
+            <w:vAlign w:val="center"/>
+            <w:shd w:fill="F8FAFC"/>
+          </w:tcPr>
+          <w:p>
+            <w:pPr>
+              <w:keepNext w:val="0"/>
+              <w:widowControl/>
+              <w:spacing w:before="0" w:after="0" w:line="240" w:lineRule="auto"/>
+            </w:pPr>
+            <w:r>
+              <w:rPr>
+                <w:color w:val="1F4D78"/>
+                <w:sz w:val="17"/>
+                <w:shd w:fill="F2F4F7"/>
+              </w:rPr>
+              <w:t>Deal_type</w:t>
+            </w:r>
+          </w:p>
+        </w:tc>
+        <w:tc>
+          <w:tcPr>
+            <w:tcW w:type="dxa" w:w="2900"/>
+            <w:tcMar>
+              <w:top w:type="dxa" w:w="65"/>
+              <w:bottom w:type="dxa" w:w="65"/>
+              <w:start w:type="dxa" w:w="100"/>
+              <w:end w:type="dxa" w:w="100"/>
+            </w:tcMar>
+            <w:vAlign w:val="center"/>
+            <w:shd w:fill="F8FAFC"/>
+          </w:tcPr>
+          <w:p>
+            <w:pPr>
+              <w:keepNext w:val="0"/>
+              <w:widowControl/>
+              <w:spacing w:before="0" w:after="0" w:line="240" w:lineRule="auto"/>
+            </w:pPr>
+            <w:r>
+              <w:rPr>
+                <w:sz w:val="17"/>
+              </w:rPr>
+              <w:t>거래 유형</w:t>
+            </w:r>
+          </w:p>
+        </w:tc>
+        <w:tc>
+          <w:tcPr>
+            <w:tcW w:type="dxa" w:w="4878"/>
+            <w:tcMar>
+              <w:top w:type="dxa" w:w="65"/>
+              <w:bottom w:type="dxa" w:w="65"/>
+              <w:start w:type="dxa" w:w="100"/>
+              <w:end w:type="dxa" w:w="100"/>
+            </w:tcMar>
+            <w:vAlign w:val="center"/>
+            <w:shd w:fill="F8FAFC"/>
+          </w:tcPr>
+          <w:p>
+            <w:pPr>
+              <w:keepNext w:val="0"/>
+              <w:widowControl/>
+              <w:spacing w:before="0" w:after="0" w:line="240" w:lineRule="auto"/>
+            </w:pPr>
+            <w:r>
+              <w:rPr>
+                <w:sz w:val="17"/>
+              </w:rPr>
+              <w:t>Consulting, Maintenance, Project, Solution, Unknown</w:t>
+            </w:r>
+          </w:p>
+        </w:tc>
+      </w:tr>
+      <w:tr>
+        <w:trPr>
+          <w:cantSplit/>
+        </w:trPr>
+        <w:tc>
+          <w:tcPr>
+            <w:tcW w:type="dxa" w:w="2200"/>
+            <w:tcMar>
+              <w:top w:type="dxa" w:w="65"/>
+              <w:bottom w:type="dxa" w:w="65"/>
+              <w:start w:type="dxa" w:w="100"/>
+              <w:end w:type="dxa" w:w="100"/>
+            </w:tcMar>
+            <w:vAlign w:val="center"/>
+            <w:shd w:fill="FFFFFF"/>
+          </w:tcPr>
+          <w:p>
+            <w:pPr>
+              <w:keepNext w:val="0"/>
+              <w:widowControl/>
+              <w:spacing w:before="0" w:after="0" w:line="240" w:lineRule="auto"/>
+            </w:pPr>
+            <w:r>
+              <w:rPr>
+                <w:color w:val="1F4D78"/>
+                <w:sz w:val="17"/>
+                <w:shd w:fill="F2F4F7"/>
+              </w:rPr>
+              <w:t>Needs_def</w:t>
+            </w:r>
+          </w:p>
+        </w:tc>
+        <w:tc>
+          <w:tcPr>
+            <w:tcW w:type="dxa" w:w="2900"/>
+            <w:tcMar>
+              <w:top w:type="dxa" w:w="65"/>
+              <w:bottom w:type="dxa" w:w="65"/>
+              <w:start w:type="dxa" w:w="100"/>
+              <w:end w:type="dxa" w:w="100"/>
+            </w:tcMar>
+            <w:vAlign w:val="center"/>
+            <w:shd w:fill="FFFFFF"/>
+          </w:tcPr>
+          <w:p>
+            <w:pPr>
+              <w:keepNext w:val="0"/>
+              <w:widowControl/>
+              <w:spacing w:before="0" w:after="0" w:line="240" w:lineRule="auto"/>
+            </w:pPr>
+            <w:r>
+              <w:rPr>
+                <w:sz w:val="17"/>
+              </w:rPr>
+              <w:t>고객 요구사항의 정의 수준</w:t>
+            </w:r>
+          </w:p>
+        </w:tc>
+        <w:tc>
+          <w:tcPr>
+            <w:tcW w:type="dxa" w:w="4878"/>
+            <w:tcMar>
+              <w:top w:type="dxa" w:w="65"/>
+              <w:bottom w:type="dxa" w:w="65"/>
+              <w:start w:type="dxa" w:w="100"/>
+              <w:end w:type="dxa" w:w="100"/>
+            </w:tcMar>
+            <w:vAlign w:val="center"/>
+            <w:shd w:fill="FFFFFF"/>
+          </w:tcPr>
+          <w:p>
+            <w:pPr>
+              <w:keepNext w:val="0"/>
+              <w:widowControl/>
+              <w:spacing w:before="0" w:after="0" w:line="240" w:lineRule="auto"/>
+            </w:pPr>
+            <w:r>
+              <w:rPr>
+                <w:sz w:val="17"/>
+              </w:rPr>
+              <w:t>Info gathering, No, Poor, Unknown, Yes</w:t>
             </w:r>
           </w:p>
         </w:tc>
@@ -5857,8 +2756,232 @@
     </w:tbl>
     <w:p>
       <w:pPr>
-        <w:spacing w:after="20"/>
+        <w:spacing w:after="40" w:before="0" w:line="40" w:lineRule="exact"/>
       </w:pPr>
+    </w:p>
+    <w:p>
+      <w:pPr>
+        <w:pStyle w:val="Heading2"/>
+      </w:pPr>
+      <w:r>
+        <w:t>2.2 전처리와 판정</w:t>
+      </w:r>
+    </w:p>
+    <w:p>
+      <w:pPr>
+        <w:pStyle w:val="ListNumber"/>
+        <w:ind w:left="360" w:hanging="180"/>
+        <w:numPr>
+          <w:ilvl w:val="0"/>
+          <w:numId w:val="12"/>
+        </w:numPr>
+      </w:pPr>
+      <w:r>
+        <w:t xml:space="preserve">앞뒤 공백을 정리하고 측정되지 않은 값은 문자열 </w:t>
+      </w:r>
+      <w:r>
+        <w:rPr>
+          <w:color w:val="1F4D78"/>
+          <w:shd w:fill="F2F4F7"/>
+        </w:rPr>
+        <w:t>Unknown</w:t>
+      </w:r>
+      <w:r>
+        <w:t xml:space="preserve">으로 통일한다. 미확인을 </w:t>
+      </w:r>
+      <w:r>
+        <w:rPr>
+          <w:color w:val="1F4D78"/>
+          <w:shd w:fill="F2F4F7"/>
+        </w:rPr>
+        <w:t>No</w:t>
+      </w:r>
+      <w:r>
+        <w:t>로 바꾸지 않는다.</w:t>
+      </w:r>
+    </w:p>
+    <w:p>
+      <w:pPr>
+        <w:pStyle w:val="ListNumber"/>
+        <w:ind w:left="360" w:hanging="180"/>
+        <w:numPr>
+          <w:ilvl w:val="0"/>
+          <w:numId w:val="12"/>
+        </w:numPr>
+      </w:pPr>
+      <w:r>
+        <w:t xml:space="preserve">저장된 </w:t>
+      </w:r>
+      <w:r>
+        <w:rPr>
+          <w:color w:val="1F4D78"/>
+          <w:shd w:fill="F2F4F7"/>
+        </w:rPr>
+        <w:t>model_feature_names</w:t>
+      </w:r>
+      <w:r>
+        <w:t xml:space="preserve"> 순서로 13개 필드를 구성한다. 허용 범주 밖의 문자열·오탈자는 입력 오류로 처리한다.</w:t>
+      </w:r>
+    </w:p>
+    <w:p>
+      <w:pPr>
+        <w:pStyle w:val="ListNumber"/>
+        <w:ind w:left="360" w:hanging="180"/>
+        <w:numPr>
+          <w:ilvl w:val="0"/>
+          <w:numId w:val="12"/>
+        </w:numPr>
+      </w:pPr>
+      <w:r>
+        <w:t xml:space="preserve">RF·LR·ExtraTrees의 Pipeline은 고정 범주와 </w:t>
+      </w:r>
+      <w:r>
+        <w:rPr>
+          <w:color w:val="1F4D78"/>
+          <w:shd w:fill="F2F4F7"/>
+        </w:rPr>
+        <w:t>drop="first"</w:t>
+      </w:r>
+      <w:r>
+        <w:t>로 39개 숫자 컬럼을 만든다. CatBoost에는 13개 문자열 컬럼을 그대로 전달한다.</w:t>
+      </w:r>
+    </w:p>
+    <w:p>
+      <w:pPr>
+        <w:pStyle w:val="ListNumber"/>
+        <w:ind w:left="360" w:hanging="180"/>
+        <w:numPr>
+          <w:ilvl w:val="0"/>
+          <w:numId w:val="12"/>
+        </w:numPr>
+      </w:pPr>
+      <w:r>
+        <w:rPr>
+          <w:color w:val="1F4D78"/>
+          <w:shd w:fill="F2F4F7"/>
+        </w:rPr>
+        <w:t>classes_</w:t>
+      </w:r>
+      <w:r>
+        <w:t xml:space="preserve">에서 </w:t>
+      </w:r>
+      <w:r>
+        <w:rPr>
+          <w:color w:val="1F4D78"/>
+          <w:shd w:fill="F2F4F7"/>
+        </w:rPr>
+        <w:t>1</w:t>
+      </w:r>
+      <w:r>
+        <w:t xml:space="preserve">의 확률 열을 찾아 </w:t>
+      </w:r>
+      <w:r>
+        <w:rPr>
+          <w:color w:val="1F4D78"/>
+          <w:shd w:fill="F2F4F7"/>
+        </w:rPr>
+        <w:t>P(Won) &gt;= 0.50</w:t>
+      </w:r>
+      <w:r>
+        <w:t>으로 판정한다. 정확히 0.50일 때도 평가 코드와 같은 결과가 되게 한다.</w:t>
+      </w:r>
+    </w:p>
+    <w:p>
+      <w:r>
+        <w:t xml:space="preserve">학습·평가 시 행마다 4개를 </w:t>
+      </w:r>
+      <w:r>
+        <w:rPr>
+          <w:color w:val="1F4D78"/>
+          <w:shd w:fill="F2F4F7"/>
+        </w:rPr>
+        <w:t>Unknown</w:t>
+      </w:r>
+      <w:r>
+        <w:t xml:space="preserve">으로 둔 이유는 </w:t>
+      </w:r>
+      <w:r>
+        <w:rPr>
+          <w:b/>
+        </w:rPr>
+        <w:t>실제 서비스에서 13개 입력 항목 중 약 30%가 누락될 것으로 예상했기 때문</w:t>
+      </w:r>
+      <w:r>
+        <w:t xml:space="preserve">이다. 서비스 설계 단계의 예상 결측률을 반영해 </w:t>
+      </w:r>
+      <w:r>
+        <w:rPr>
+          <w:color w:val="1F4D78"/>
+          <w:shd w:fill="F2F4F7"/>
+        </w:rPr>
+        <w:t>13 × 30% = 3.9</w:t>
+      </w:r>
+      <w:r>
+        <w:t xml:space="preserve">를 반올림한 4개를 적용했으며, 기존 </w:t>
+      </w:r>
+      <w:r>
+        <w:rPr>
+          <w:color w:val="1F4D78"/>
+          <w:shd w:fill="F2F4F7"/>
+        </w:rPr>
+        <w:t>Unknown</w:t>
+      </w:r>
+      <w:r>
+        <w:t>을 포함한 최종 개수를 4개로 맞췄다. 이 30%는 실제 사용자 데이터에서 측정한 수치가 아니다.</w:t>
+      </w:r>
+    </w:p>
+    <w:p>
+      <w:r>
+        <w:rPr>
+          <w:b/>
+        </w:rPr>
+        <w:t>실제 추론에서는 임의로 네 컬럼을 가리지 않는다.</w:t>
+      </w:r>
+      <w:r>
+        <w:t xml:space="preserve"> 네 개 Unknown 마스킹은 학습·평가 실험용이다. 실제 입력에는 구조화 Agent가 확인하지 못한 항목만 Unknown으로 전달한다.</w:t>
+      </w:r>
+    </w:p>
+    <w:p>
+      <w:pPr>
+        <w:pStyle w:val="Heading1"/>
+      </w:pPr>
+      <w:r>
+        <w:t>3. 학습 범위와 저장된 파라미터</w:t>
+      </w:r>
+    </w:p>
+    <w:p>
+      <w:r>
+        <w:t>원본 448건과 13개 입력을 유지했다. 같은 원본 입력 198개 그룹을 Train 158그룹 / Test 40그룹으로 나누는 30회 반복 평가를 수행했다. 그룹을 약 8:2로 나누므로 실제 행 수는 회차마다 다르다. 모든 후보에 같은 분할과 같은 10개 마스킹 세트를 적용했다.</w:t>
+      </w:r>
+    </w:p>
+    <w:p>
+      <w:r>
+        <w:t xml:space="preserve">RF는 각 바깥 Train에서 64개 조합을 5-Fold 그룹 CV로 탐색했다. 추가 모델도 같은 바깥 Train 내부에서 LR 8개, ExtraTrees 18개, CatBoost 18개 조합을 탐색했다. 파라미터 선택 기준은 </w:t>
+      </w:r>
+      <w:r>
+        <w:rPr>
+          <w:color w:val="1F4D78"/>
+          <w:shd w:fill="F2F4F7"/>
+        </w:rPr>
+        <w:t>neg_brier_score</w:t>
+      </w:r>
+      <w:r>
+        <w:t>다. 임계값과 Soft Voting의 동일 가중치는 별도 튜닝하지 않았다.</w:t>
+      </w:r>
+    </w:p>
+    <w:p>
+      <w:r>
+        <w:t xml:space="preserve">최종 모델은 성능이 가장 높은 회차가 아니라 </w:t>
+      </w:r>
+      <w:r>
+        <w:rPr>
+          <w:b/>
+        </w:rPr>
+        <w:t>미리 정한 1회차 Train</w:t>
+      </w:r>
+      <w:r>
+        <w:t>으로 학습했다. 원본 357건의 10개 마스킹 버전인 3,570행을 사용했고 나머지 91건은 학습에서 제외했다. 저장 모델의 평가는 분리된 Test 91건의 마스킹 10세트를 사용했다.</w:t>
+      </w:r>
     </w:p>
     <w:tbl>
       <w:tblPr>
@@ -5877,49 +3000,530 @@
         </w:tblBorders>
       </w:tblPr>
       <w:tblGrid>
-        <w:gridCol w:w="9978"/>
+        <w:gridCol w:w="2450"/>
+        <w:gridCol w:w="7528"/>
       </w:tblGrid>
+      <w:tr>
+        <w:trPr>
+          <w:cantSplit/>
+          <w:tblHeader/>
+        </w:trPr>
+        <w:tc>
+          <w:tcPr>
+            <w:tcW w:type="dxa" w:w="2450"/>
+            <w:tcMar>
+              <w:top w:type="dxa" w:w="65"/>
+              <w:bottom w:type="dxa" w:w="65"/>
+              <w:start w:type="dxa" w:w="100"/>
+              <w:end w:type="dxa" w:w="100"/>
+            </w:tcMar>
+            <w:vAlign w:val="center"/>
+            <w:shd w:fill="E8EEF5"/>
+          </w:tcPr>
+          <w:p>
+            <w:pPr>
+              <w:keepNext w:val="0"/>
+              <w:widowControl/>
+              <w:spacing w:before="0" w:after="0" w:line="240" w:lineRule="auto"/>
+            </w:pPr>
+            <w:r>
+              <w:rPr>
+                <w:b/>
+                <w:color w:val="1F4D78"/>
+                <w:sz w:val="17"/>
+              </w:rPr>
+              <w:t>저장 객체</w:t>
+            </w:r>
+          </w:p>
+        </w:tc>
+        <w:tc>
+          <w:tcPr>
+            <w:tcW w:type="dxa" w:w="7528"/>
+            <w:tcMar>
+              <w:top w:type="dxa" w:w="65"/>
+              <w:bottom w:type="dxa" w:w="65"/>
+              <w:start w:type="dxa" w:w="100"/>
+              <w:end w:type="dxa" w:w="100"/>
+            </w:tcMar>
+            <w:vAlign w:val="center"/>
+            <w:shd w:fill="E8EEF5"/>
+          </w:tcPr>
+          <w:p>
+            <w:pPr>
+              <w:keepNext w:val="0"/>
+              <w:widowControl/>
+              <w:spacing w:before="0" w:after="0" w:line="240" w:lineRule="auto"/>
+            </w:pPr>
+            <w:r>
+              <w:rPr>
+                <w:b/>
+                <w:color w:val="1F4D78"/>
+                <w:sz w:val="17"/>
+              </w:rPr>
+              <w:t>1회차 Train에서 선택한 주요 파라미터</w:t>
+            </w:r>
+          </w:p>
+        </w:tc>
+      </w:tr>
       <w:tr>
         <w:trPr>
           <w:cantSplit/>
         </w:trPr>
         <w:tc>
           <w:tcPr>
-            <w:tcW w:type="dxa" w:w="9978"/>
+            <w:tcW w:type="dxa" w:w="2450"/>
             <w:tcMar>
-              <w:top w:w="65" w:type="dxa"/>
-              <w:start w:w="100" w:type="dxa"/>
-              <w:bottom w:w="65" w:type="dxa"/>
-              <w:end w:w="100" w:type="dxa"/>
+              <w:top w:type="dxa" w:w="65"/>
+              <w:bottom w:type="dxa" w:w="65"/>
+              <w:start w:type="dxa" w:w="100"/>
+              <w:end w:type="dxa" w:w="100"/>
             </w:tcMar>
             <w:vAlign w:val="center"/>
-            <w:shd w:fill="F2F4F7"/>
+            <w:shd w:fill="FFFFFF"/>
           </w:tcPr>
           <w:p>
             <w:pPr>
-              <w:spacing w:before="20" w:after="20" w:line="240" w:lineRule="auto"/>
+              <w:keepNext w:val="0"/>
+              <w:widowControl/>
+              <w:spacing w:before="0" w:after="0" w:line="240" w:lineRule="auto"/>
             </w:pPr>
             <w:r>
               <w:rPr>
-                <w:rFonts w:ascii="Arial Unicode MS" w:hAnsi="Arial Unicode MS" w:eastAsia="Arial Unicode MS"/>
-                <w:color w:val="18212B"/>
-                <w:sz w:val="15"/>
+                <w:sz w:val="17"/>
               </w:rPr>
-              <w:t>backend/notebooks/deal_data_preprocessing.ipynb</w:t>
-              <w:br/>
-              <w:t>backend/notebooks/deal_model_phase2.ipynb</w:t>
-              <w:br/>
-              <w:t>backend/notebooks/deal_model_phase3.ipynb</w:t>
-              <w:br/>
-              <w:t>backend/notebooks/deal_model_phase4.ipynb</w:t>
-              <w:br/>
-              <w:t>backend/notebooks/deal_model_phase5_threshold.ipynb</w:t>
-              <w:br/>
-              <w:t>backend/notebooks/deal_model_finalization.ipynb</w:t>
-              <w:br/>
-              <w:t>backend/notebooks/pyproject.toml</w:t>
-              <w:br/>
-              <w:t>backend/notebooks/uv.lock</w:t>
+              <w:t>RandomForest</w:t>
+            </w:r>
+          </w:p>
+        </w:tc>
+        <w:tc>
+          <w:tcPr>
+            <w:tcW w:type="dxa" w:w="7528"/>
+            <w:tcMar>
+              <w:top w:type="dxa" w:w="65"/>
+              <w:bottom w:type="dxa" w:w="65"/>
+              <w:start w:type="dxa" w:w="100"/>
+              <w:end w:type="dxa" w:w="100"/>
+            </w:tcMar>
+            <w:vAlign w:val="center"/>
+            <w:shd w:fill="FFFFFF"/>
+          </w:tcPr>
+          <w:p>
+            <w:pPr>
+              <w:keepNext w:val="0"/>
+              <w:widowControl/>
+              <w:spacing w:before="0" w:after="0" w:line="240" w:lineRule="auto"/>
+            </w:pPr>
+            <w:r>
+              <w:rPr>
+                <w:color w:val="1F4D78"/>
+                <w:sz w:val="17"/>
+                <w:shd w:fill="F2F4F7"/>
+              </w:rPr>
+              <w:t>n_estimators=300</w:t>
+            </w:r>
+            <w:r>
+              <w:rPr>
+                <w:sz w:val="17"/>
+              </w:rPr>
+              <w:t xml:space="preserve">, </w:t>
+            </w:r>
+            <w:r>
+              <w:rPr>
+                <w:color w:val="1F4D78"/>
+                <w:sz w:val="17"/>
+                <w:shd w:fill="F2F4F7"/>
+              </w:rPr>
+              <w:t>max_depth=12</w:t>
+            </w:r>
+            <w:r>
+              <w:rPr>
+                <w:sz w:val="17"/>
+              </w:rPr>
+              <w:t xml:space="preserve">, </w:t>
+            </w:r>
+            <w:r>
+              <w:rPr>
+                <w:color w:val="1F4D78"/>
+                <w:sz w:val="17"/>
+                <w:shd w:fill="F2F4F7"/>
+              </w:rPr>
+              <w:t>min_samples_leaf=5</w:t>
+            </w:r>
+            <w:r>
+              <w:rPr>
+                <w:sz w:val="17"/>
+              </w:rPr>
+              <w:t xml:space="preserve">, </w:t>
+            </w:r>
+            <w:r>
+              <w:rPr>
+                <w:color w:val="1F4D78"/>
+                <w:sz w:val="17"/>
+                <w:shd w:fill="F2F4F7"/>
+              </w:rPr>
+              <w:t>max_features="sqrt"</w:t>
+            </w:r>
+          </w:p>
+        </w:tc>
+      </w:tr>
+      <w:tr>
+        <w:trPr>
+          <w:cantSplit/>
+        </w:trPr>
+        <w:tc>
+          <w:tcPr>
+            <w:tcW w:type="dxa" w:w="2450"/>
+            <w:tcMar>
+              <w:top w:type="dxa" w:w="65"/>
+              <w:bottom w:type="dxa" w:w="65"/>
+              <w:start w:type="dxa" w:w="100"/>
+              <w:end w:type="dxa" w:w="100"/>
+            </w:tcMar>
+            <w:vAlign w:val="center"/>
+            <w:shd w:fill="F8FAFC"/>
+          </w:tcPr>
+          <w:p>
+            <w:pPr>
+              <w:keepNext w:val="0"/>
+              <w:widowControl/>
+              <w:spacing w:before="0" w:after="0" w:line="240" w:lineRule="auto"/>
+            </w:pPr>
+            <w:r>
+              <w:rPr>
+                <w:sz w:val="17"/>
+              </w:rPr>
+              <w:t>LogisticRegression</w:t>
+            </w:r>
+          </w:p>
+        </w:tc>
+        <w:tc>
+          <w:tcPr>
+            <w:tcW w:type="dxa" w:w="7528"/>
+            <w:tcMar>
+              <w:top w:type="dxa" w:w="65"/>
+              <w:bottom w:type="dxa" w:w="65"/>
+              <w:start w:type="dxa" w:w="100"/>
+              <w:end w:type="dxa" w:w="100"/>
+            </w:tcMar>
+            <w:vAlign w:val="center"/>
+            <w:shd w:fill="F8FAFC"/>
+          </w:tcPr>
+          <w:p>
+            <w:pPr>
+              <w:keepNext w:val="0"/>
+              <w:widowControl/>
+              <w:spacing w:before="0" w:after="0" w:line="240" w:lineRule="auto"/>
+            </w:pPr>
+            <w:r>
+              <w:rPr>
+                <w:color w:val="1F4D78"/>
+                <w:sz w:val="17"/>
+                <w:shd w:fill="F2F4F7"/>
+              </w:rPr>
+              <w:t>C=0.1</w:t>
+            </w:r>
+            <w:r>
+              <w:rPr>
+                <w:sz w:val="17"/>
+              </w:rPr>
+              <w:t xml:space="preserve">, </w:t>
+            </w:r>
+            <w:r>
+              <w:rPr>
+                <w:color w:val="1F4D78"/>
+                <w:sz w:val="17"/>
+                <w:shd w:fill="F2F4F7"/>
+              </w:rPr>
+              <w:t>class_weight=None</w:t>
+            </w:r>
+            <w:r>
+              <w:rPr>
+                <w:sz w:val="17"/>
+              </w:rPr>
+              <w:t xml:space="preserve">, </w:t>
+            </w:r>
+            <w:r>
+              <w:rPr>
+                <w:color w:val="1F4D78"/>
+                <w:sz w:val="17"/>
+                <w:shd w:fill="F2F4F7"/>
+              </w:rPr>
+              <w:t>max_iter=3000</w:t>
+            </w:r>
+            <w:r>
+              <w:rPr>
+                <w:sz w:val="17"/>
+              </w:rPr>
+              <w:t xml:space="preserve">, </w:t>
+            </w:r>
+            <w:r>
+              <w:rPr>
+                <w:color w:val="1F4D78"/>
+                <w:sz w:val="17"/>
+                <w:shd w:fill="F2F4F7"/>
+              </w:rPr>
+              <w:t>solver="lbfgs"</w:t>
+            </w:r>
+          </w:p>
+        </w:tc>
+      </w:tr>
+      <w:tr>
+        <w:trPr>
+          <w:cantSplit/>
+        </w:trPr>
+        <w:tc>
+          <w:tcPr>
+            <w:tcW w:type="dxa" w:w="2450"/>
+            <w:tcMar>
+              <w:top w:type="dxa" w:w="65"/>
+              <w:bottom w:type="dxa" w:w="65"/>
+              <w:start w:type="dxa" w:w="100"/>
+              <w:end w:type="dxa" w:w="100"/>
+            </w:tcMar>
+            <w:vAlign w:val="center"/>
+            <w:shd w:fill="FFFFFF"/>
+          </w:tcPr>
+          <w:p>
+            <w:pPr>
+              <w:keepNext w:val="0"/>
+              <w:widowControl/>
+              <w:spacing w:before="0" w:after="0" w:line="240" w:lineRule="auto"/>
+            </w:pPr>
+            <w:r>
+              <w:rPr>
+                <w:sz w:val="17"/>
+              </w:rPr>
+              <w:t>ExtraTrees</w:t>
+            </w:r>
+          </w:p>
+        </w:tc>
+        <w:tc>
+          <w:tcPr>
+            <w:tcW w:type="dxa" w:w="7528"/>
+            <w:tcMar>
+              <w:top w:type="dxa" w:w="65"/>
+              <w:bottom w:type="dxa" w:w="65"/>
+              <w:start w:type="dxa" w:w="100"/>
+              <w:end w:type="dxa" w:w="100"/>
+            </w:tcMar>
+            <w:vAlign w:val="center"/>
+            <w:shd w:fill="FFFFFF"/>
+          </w:tcPr>
+          <w:p>
+            <w:pPr>
+              <w:keepNext w:val="0"/>
+              <w:widowControl/>
+              <w:spacing w:before="0" w:after="0" w:line="240" w:lineRule="auto"/>
+            </w:pPr>
+            <w:r>
+              <w:rPr>
+                <w:color w:val="1F4D78"/>
+                <w:sz w:val="17"/>
+                <w:shd w:fill="F2F4F7"/>
+              </w:rPr>
+              <w:t>n_estimators=300</w:t>
+            </w:r>
+            <w:r>
+              <w:rPr>
+                <w:sz w:val="17"/>
+              </w:rPr>
+              <w:t xml:space="preserve">, </w:t>
+            </w:r>
+            <w:r>
+              <w:rPr>
+                <w:color w:val="1F4D78"/>
+                <w:sz w:val="17"/>
+                <w:shd w:fill="F2F4F7"/>
+              </w:rPr>
+              <w:t>max_depth=12</w:t>
+            </w:r>
+            <w:r>
+              <w:rPr>
+                <w:sz w:val="17"/>
+              </w:rPr>
+              <w:t xml:space="preserve">, </w:t>
+            </w:r>
+            <w:r>
+              <w:rPr>
+                <w:color w:val="1F4D78"/>
+                <w:sz w:val="17"/>
+                <w:shd w:fill="F2F4F7"/>
+              </w:rPr>
+              <w:t>min_samples_leaf=6</w:t>
+            </w:r>
+            <w:r>
+              <w:rPr>
+                <w:sz w:val="17"/>
+              </w:rPr>
+              <w:t xml:space="preserve">, </w:t>
+            </w:r>
+            <w:r>
+              <w:rPr>
+                <w:color w:val="1F4D78"/>
+                <w:sz w:val="17"/>
+                <w:shd w:fill="F2F4F7"/>
+              </w:rPr>
+              <w:t>max_features="sqrt"</w:t>
+            </w:r>
+          </w:p>
+        </w:tc>
+      </w:tr>
+      <w:tr>
+        <w:trPr>
+          <w:cantSplit/>
+        </w:trPr>
+        <w:tc>
+          <w:tcPr>
+            <w:tcW w:type="dxa" w:w="2450"/>
+            <w:tcMar>
+              <w:top w:type="dxa" w:w="65"/>
+              <w:bottom w:type="dxa" w:w="65"/>
+              <w:start w:type="dxa" w:w="100"/>
+              <w:end w:type="dxa" w:w="100"/>
+            </w:tcMar>
+            <w:vAlign w:val="center"/>
+            <w:shd w:fill="F8FAFC"/>
+          </w:tcPr>
+          <w:p>
+            <w:pPr>
+              <w:keepNext w:val="0"/>
+              <w:widowControl/>
+              <w:spacing w:before="0" w:after="0" w:line="240" w:lineRule="auto"/>
+            </w:pPr>
+            <w:r>
+              <w:rPr>
+                <w:sz w:val="17"/>
+              </w:rPr>
+              <w:t>CatBoost</w:t>
+            </w:r>
+          </w:p>
+        </w:tc>
+        <w:tc>
+          <w:tcPr>
+            <w:tcW w:type="dxa" w:w="7528"/>
+            <w:tcMar>
+              <w:top w:type="dxa" w:w="65"/>
+              <w:bottom w:type="dxa" w:w="65"/>
+              <w:start w:type="dxa" w:w="100"/>
+              <w:end w:type="dxa" w:w="100"/>
+            </w:tcMar>
+            <w:vAlign w:val="center"/>
+            <w:shd w:fill="F8FAFC"/>
+          </w:tcPr>
+          <w:p>
+            <w:pPr>
+              <w:keepNext w:val="0"/>
+              <w:widowControl/>
+              <w:spacing w:before="0" w:after="0" w:line="240" w:lineRule="auto"/>
+            </w:pPr>
+            <w:r>
+              <w:rPr>
+                <w:color w:val="1F4D78"/>
+                <w:sz w:val="17"/>
+                <w:shd w:fill="F2F4F7"/>
+              </w:rPr>
+              <w:t>iterations=200</w:t>
+            </w:r>
+            <w:r>
+              <w:rPr>
+                <w:sz w:val="17"/>
+              </w:rPr>
+              <w:t xml:space="preserve">, </w:t>
+            </w:r>
+            <w:r>
+              <w:rPr>
+                <w:color w:val="1F4D78"/>
+                <w:sz w:val="17"/>
+                <w:shd w:fill="F2F4F7"/>
+              </w:rPr>
+              <w:t>depth=4</w:t>
+            </w:r>
+            <w:r>
+              <w:rPr>
+                <w:sz w:val="17"/>
+              </w:rPr>
+              <w:t xml:space="preserve">, </w:t>
+            </w:r>
+            <w:r>
+              <w:rPr>
+                <w:color w:val="1F4D78"/>
+                <w:sz w:val="17"/>
+                <w:shd w:fill="F2F4F7"/>
+              </w:rPr>
+              <w:t>learning_rate=0.05</w:t>
+            </w:r>
+            <w:r>
+              <w:rPr>
+                <w:sz w:val="17"/>
+              </w:rPr>
+              <w:t xml:space="preserve">, </w:t>
+            </w:r>
+            <w:r>
+              <w:rPr>
+                <w:color w:val="1F4D78"/>
+                <w:sz w:val="17"/>
+                <w:shd w:fill="F2F4F7"/>
+              </w:rPr>
+              <w:t>l2_leaf_reg=3</w:t>
+            </w:r>
+          </w:p>
+        </w:tc>
+      </w:tr>
+      <w:tr>
+        <w:trPr>
+          <w:cantSplit/>
+        </w:trPr>
+        <w:tc>
+          <w:tcPr>
+            <w:tcW w:type="dxa" w:w="2450"/>
+            <w:tcMar>
+              <w:top w:type="dxa" w:w="65"/>
+              <w:bottom w:type="dxa" w:w="65"/>
+              <w:start w:type="dxa" w:w="100"/>
+              <w:end w:type="dxa" w:w="100"/>
+            </w:tcMar>
+            <w:vAlign w:val="center"/>
+            <w:shd w:fill="FFFFFF"/>
+          </w:tcPr>
+          <w:p>
+            <w:pPr>
+              <w:keepNext w:val="0"/>
+              <w:widowControl/>
+              <w:spacing w:before="0" w:after="0" w:line="240" w:lineRule="auto"/>
+            </w:pPr>
+            <w:r>
+              <w:rPr>
+                <w:sz w:val="17"/>
+              </w:rPr>
+              <w:t>메타모델</w:t>
+            </w:r>
+          </w:p>
+        </w:tc>
+        <w:tc>
+          <w:tcPr>
+            <w:tcW w:type="dxa" w:w="7528"/>
+            <w:tcMar>
+              <w:top w:type="dxa" w:w="65"/>
+              <w:bottom w:type="dxa" w:w="65"/>
+              <w:start w:type="dxa" w:w="100"/>
+              <w:end w:type="dxa" w:w="100"/>
+            </w:tcMar>
+            <w:vAlign w:val="center"/>
+            <w:shd w:fill="FFFFFF"/>
+          </w:tcPr>
+          <w:p>
+            <w:pPr>
+              <w:keepNext w:val="0"/>
+              <w:widowControl/>
+              <w:spacing w:before="0" w:after="0" w:line="240" w:lineRule="auto"/>
+            </w:pPr>
+            <w:r>
+              <w:rPr>
+                <w:color w:val="1F4D78"/>
+                <w:sz w:val="17"/>
+                <w:shd w:fill="F2F4F7"/>
+              </w:rPr>
+              <w:t>LogisticRegression(C=0.1, max_iter=3000, solver="lbfgs")</w:t>
             </w:r>
           </w:p>
         </w:tc>
@@ -5927,21 +3531,22 @@
     </w:tbl>
     <w:p>
       <w:pPr>
-        <w:spacing w:after="20"/>
+        <w:spacing w:after="40" w:before="0" w:line="40" w:lineRule="exact"/>
       </w:pPr>
     </w:p>
     <w:p>
-      <w:pPr>
-        <w:spacing w:after="80" w:line="269" w:lineRule="auto"/>
-      </w:pPr>
+      <w:r>
+        <w:t xml:space="preserve">각 바깥 Train마다 최적 파라미터를 다시 선택했다. 위 한 세트의 파라미터로 30회 전체 성능을 얻었다고 해석하면 안 된다. 재현 난수는 </w:t>
+      </w:r>
       <w:r>
         <w:rPr>
-          <w:rFonts w:ascii="Arial Unicode MS" w:hAnsi="Arial Unicode MS" w:eastAsia="Arial Unicode MS"/>
-          <w:b w:val="0"/>
-          <w:color w:val="18212B"/>
-          <w:sz w:val="19"/>
+          <w:color w:val="1F4D78"/>
+          <w:shd w:fill="F2F4F7"/>
         </w:rPr>
-        <w:t>TabICL 최종 학습에는 MPS를 사용했고 새 프로세스 검증에는 CPU를 사용했다.</w:t>
+        <w:t>1</w:t>
+      </w:r>
+      <w:r>
+        <w:t>이며 RF·ExtraTrees·CatBoost는 CPU로 실행했다.</w:t>
       </w:r>
     </w:p>
     <w:p>
@@ -5949,277 +3554,1539 @@
         <w:pStyle w:val="Heading1"/>
       </w:pPr>
       <w:r>
+        <w:t>4. 성능 근거와 선택 해석</w:t>
+      </w:r>
+    </w:p>
+    <w:p>
+      <w:r>
+        <w:t>논문 RF의 Accuracy는 78.2%, AUC는 0.85였다. 이 값을 우리가 재현한 결과로 쓰지 않고, 같은 13개 입력·마스킹·그룹 분리 조건에서 직접 학습한 RF 성적을 개선의 출발점으로 사용했다.</w:t>
+      </w:r>
+    </w:p>
+    <w:tbl>
+      <w:tblPr>
+        <w:tblW w:type="dxa" w:w="9978"/>
+        <w:jc w:val="left"/>
+        <w:tblLayout w:type="fixed"/>
+        <w:tblLook w:firstColumn="1" w:firstRow="1" w:lastColumn="0" w:lastRow="0" w:noHBand="0" w:noVBand="1" w:val="04A0"/>
+        <w:tblInd w:w="100" w:type="dxa"/>
+        <w:tblBorders>
+          <w:top w:val="single" w:sz="4" w:color="C9D1D9"/>
+          <w:left w:val="single" w:sz="4" w:color="C9D1D9"/>
+          <w:bottom w:val="single" w:sz="4" w:color="C9D1D9"/>
+          <w:right w:val="single" w:sz="4" w:color="C9D1D9"/>
+          <w:insideH w:val="single" w:sz="4" w:color="C9D1D9"/>
+          <w:insideV w:val="single" w:sz="4" w:color="C9D1D9"/>
+        </w:tblBorders>
+      </w:tblPr>
+      <w:tblGrid>
+        <w:gridCol w:w="3378"/>
+        <w:gridCol w:w="2200"/>
+        <w:gridCol w:w="2200"/>
+        <w:gridCol w:w="2200"/>
+      </w:tblGrid>
+      <w:tr>
+        <w:trPr>
+          <w:cantSplit/>
+          <w:tblHeader/>
+        </w:trPr>
+        <w:tc>
+          <w:tcPr>
+            <w:tcW w:type="dxa" w:w="3378"/>
+            <w:tcMar>
+              <w:top w:type="dxa" w:w="65"/>
+              <w:bottom w:type="dxa" w:w="65"/>
+              <w:start w:type="dxa" w:w="100"/>
+              <w:end w:type="dxa" w:w="100"/>
+            </w:tcMar>
+            <w:vAlign w:val="center"/>
+            <w:shd w:fill="E8EEF5"/>
+          </w:tcPr>
+          <w:p>
+            <w:pPr>
+              <w:keepNext w:val="0"/>
+              <w:widowControl/>
+              <w:spacing w:before="0" w:after="0" w:line="240" w:lineRule="auto"/>
+            </w:pPr>
+            <w:r>
+              <w:rPr>
+                <w:b/>
+                <w:color w:val="1F4D78"/>
+                <w:sz w:val="17"/>
+              </w:rPr>
+              <w:t>발전 단계</w:t>
+            </w:r>
+          </w:p>
+        </w:tc>
+        <w:tc>
+          <w:tcPr>
+            <w:tcW w:type="dxa" w:w="2200"/>
+            <w:tcMar>
+              <w:top w:type="dxa" w:w="65"/>
+              <w:bottom w:type="dxa" w:w="65"/>
+              <w:start w:type="dxa" w:w="100"/>
+              <w:end w:type="dxa" w:w="100"/>
+            </w:tcMar>
+            <w:vAlign w:val="center"/>
+            <w:shd w:fill="E8EEF5"/>
+          </w:tcPr>
+          <w:p>
+            <w:pPr>
+              <w:keepNext w:val="0"/>
+              <w:widowControl/>
+              <w:spacing w:before="0" w:after="0" w:line="240" w:lineRule="auto"/>
+            </w:pPr>
+            <w:r>
+              <w:rPr>
+                <w:b/>
+                <w:color w:val="1F4D78"/>
+                <w:sz w:val="17"/>
+              </w:rPr>
+              <w:t>Accuracy ↑</w:t>
+            </w:r>
+          </w:p>
+        </w:tc>
+        <w:tc>
+          <w:tcPr>
+            <w:tcW w:type="dxa" w:w="2200"/>
+            <w:tcMar>
+              <w:top w:type="dxa" w:w="65"/>
+              <w:bottom w:type="dxa" w:w="65"/>
+              <w:start w:type="dxa" w:w="100"/>
+              <w:end w:type="dxa" w:w="100"/>
+            </w:tcMar>
+            <w:vAlign w:val="center"/>
+            <w:shd w:fill="E8EEF5"/>
+          </w:tcPr>
+          <w:p>
+            <w:pPr>
+              <w:keepNext w:val="0"/>
+              <w:widowControl/>
+              <w:spacing w:before="0" w:after="0" w:line="240" w:lineRule="auto"/>
+            </w:pPr>
+            <w:r>
+              <w:rPr>
+                <w:b/>
+                <w:color w:val="1F4D78"/>
+                <w:sz w:val="17"/>
+              </w:rPr>
+              <w:t>AUC ↑</w:t>
+            </w:r>
+          </w:p>
+        </w:tc>
+        <w:tc>
+          <w:tcPr>
+            <w:tcW w:type="dxa" w:w="2200"/>
+            <w:tcMar>
+              <w:top w:type="dxa" w:w="65"/>
+              <w:bottom w:type="dxa" w:w="65"/>
+              <w:start w:type="dxa" w:w="100"/>
+              <w:end w:type="dxa" w:w="100"/>
+            </w:tcMar>
+            <w:vAlign w:val="center"/>
+            <w:shd w:fill="E8EEF5"/>
+          </w:tcPr>
+          <w:p>
+            <w:pPr>
+              <w:keepNext w:val="0"/>
+              <w:widowControl/>
+              <w:spacing w:before="0" w:after="0" w:line="240" w:lineRule="auto"/>
+            </w:pPr>
+            <w:r>
+              <w:rPr>
+                <w:b/>
+                <w:color w:val="1F4D78"/>
+                <w:sz w:val="17"/>
+              </w:rPr>
+              <w:t>Brier ↓</w:t>
+            </w:r>
+          </w:p>
+        </w:tc>
+      </w:tr>
+      <w:tr>
+        <w:trPr>
+          <w:cantSplit/>
+        </w:trPr>
+        <w:tc>
+          <w:tcPr>
+            <w:tcW w:type="dxa" w:w="3378"/>
+            <w:tcMar>
+              <w:top w:type="dxa" w:w="65"/>
+              <w:bottom w:type="dxa" w:w="65"/>
+              <w:start w:type="dxa" w:w="100"/>
+              <w:end w:type="dxa" w:w="100"/>
+            </w:tcMar>
+            <w:vAlign w:val="center"/>
+            <w:shd w:fill="FFFFFF"/>
+          </w:tcPr>
+          <w:p>
+            <w:pPr>
+              <w:keepNext w:val="0"/>
+              <w:widowControl/>
+              <w:spacing w:before="0" w:after="0" w:line="240" w:lineRule="auto"/>
+            </w:pPr>
+            <w:r>
+              <w:rPr>
+                <w:sz w:val="17"/>
+              </w:rPr>
+              <w:t>자체 학습 RF 베이스라인</w:t>
+            </w:r>
+          </w:p>
+        </w:tc>
+        <w:tc>
+          <w:tcPr>
+            <w:tcW w:type="dxa" w:w="2200"/>
+            <w:tcMar>
+              <w:top w:type="dxa" w:w="65"/>
+              <w:bottom w:type="dxa" w:w="65"/>
+              <w:start w:type="dxa" w:w="100"/>
+              <w:end w:type="dxa" w:w="100"/>
+            </w:tcMar>
+            <w:vAlign w:val="center"/>
+            <w:shd w:fill="FFFFFF"/>
+          </w:tcPr>
+          <w:p>
+            <w:pPr>
+              <w:keepNext w:val="0"/>
+              <w:widowControl/>
+              <w:spacing w:before="0" w:after="0" w:line="240" w:lineRule="auto"/>
+              <w:jc w:val="right"/>
+            </w:pPr>
+            <w:r>
+              <w:rPr>
+                <w:sz w:val="17"/>
+              </w:rPr>
+              <w:t>0.695847</w:t>
+            </w:r>
+          </w:p>
+        </w:tc>
+        <w:tc>
+          <w:tcPr>
+            <w:tcW w:type="dxa" w:w="2200"/>
+            <w:tcMar>
+              <w:top w:type="dxa" w:w="65"/>
+              <w:bottom w:type="dxa" w:w="65"/>
+              <w:start w:type="dxa" w:w="100"/>
+              <w:end w:type="dxa" w:w="100"/>
+            </w:tcMar>
+            <w:vAlign w:val="center"/>
+            <w:shd w:fill="FFFFFF"/>
+          </w:tcPr>
+          <w:p>
+            <w:pPr>
+              <w:keepNext w:val="0"/>
+              <w:widowControl/>
+              <w:spacing w:before="0" w:after="0" w:line="240" w:lineRule="auto"/>
+              <w:jc w:val="right"/>
+            </w:pPr>
+            <w:r>
+              <w:rPr>
+                <w:sz w:val="17"/>
+              </w:rPr>
+              <w:t>0.740949</w:t>
+            </w:r>
+          </w:p>
+        </w:tc>
+        <w:tc>
+          <w:tcPr>
+            <w:tcW w:type="dxa" w:w="2200"/>
+            <w:tcMar>
+              <w:top w:type="dxa" w:w="65"/>
+              <w:bottom w:type="dxa" w:w="65"/>
+              <w:start w:type="dxa" w:w="100"/>
+              <w:end w:type="dxa" w:w="100"/>
+            </w:tcMar>
+            <w:vAlign w:val="center"/>
+            <w:shd w:fill="FFFFFF"/>
+          </w:tcPr>
+          <w:p>
+            <w:pPr>
+              <w:keepNext w:val="0"/>
+              <w:widowControl/>
+              <w:spacing w:before="0" w:after="0" w:line="240" w:lineRule="auto"/>
+              <w:jc w:val="right"/>
+            </w:pPr>
+            <w:r>
+              <w:rPr>
+                <w:sz w:val="17"/>
+              </w:rPr>
+              <w:t>0.209706</w:t>
+            </w:r>
+          </w:p>
+        </w:tc>
+      </w:tr>
+      <w:tr>
+        <w:trPr>
+          <w:cantSplit/>
+        </w:trPr>
+        <w:tc>
+          <w:tcPr>
+            <w:tcW w:type="dxa" w:w="3378"/>
+            <w:tcMar>
+              <w:top w:type="dxa" w:w="65"/>
+              <w:bottom w:type="dxa" w:w="65"/>
+              <w:start w:type="dxa" w:w="100"/>
+              <w:end w:type="dxa" w:w="100"/>
+            </w:tcMar>
+            <w:vAlign w:val="center"/>
+            <w:shd w:fill="F8FAFC"/>
+          </w:tcPr>
+          <w:p>
+            <w:pPr>
+              <w:keepNext w:val="0"/>
+              <w:widowControl/>
+              <w:spacing w:before="0" w:after="0" w:line="240" w:lineRule="auto"/>
+            </w:pPr>
+            <w:r>
+              <w:rPr>
+                <w:sz w:val="17"/>
+              </w:rPr>
+              <w:t>RF 하이퍼파라미터 튜닝</w:t>
+            </w:r>
+          </w:p>
+        </w:tc>
+        <w:tc>
+          <w:tcPr>
+            <w:tcW w:type="dxa" w:w="2200"/>
+            <w:tcMar>
+              <w:top w:type="dxa" w:w="65"/>
+              <w:bottom w:type="dxa" w:w="65"/>
+              <w:start w:type="dxa" w:w="100"/>
+              <w:end w:type="dxa" w:w="100"/>
+            </w:tcMar>
+            <w:vAlign w:val="center"/>
+            <w:shd w:fill="F8FAFC"/>
+          </w:tcPr>
+          <w:p>
+            <w:pPr>
+              <w:keepNext w:val="0"/>
+              <w:widowControl/>
+              <w:spacing w:before="0" w:after="0" w:line="240" w:lineRule="auto"/>
+              <w:jc w:val="right"/>
+            </w:pPr>
+            <w:r>
+              <w:rPr>
+                <w:sz w:val="17"/>
+              </w:rPr>
+              <w:t>0.733833</w:t>
+            </w:r>
+          </w:p>
+        </w:tc>
+        <w:tc>
+          <w:tcPr>
+            <w:tcW w:type="dxa" w:w="2200"/>
+            <w:tcMar>
+              <w:top w:type="dxa" w:w="65"/>
+              <w:bottom w:type="dxa" w:w="65"/>
+              <w:start w:type="dxa" w:w="100"/>
+              <w:end w:type="dxa" w:w="100"/>
+            </w:tcMar>
+            <w:vAlign w:val="center"/>
+            <w:shd w:fill="F8FAFC"/>
+          </w:tcPr>
+          <w:p>
+            <w:pPr>
+              <w:keepNext w:val="0"/>
+              <w:widowControl/>
+              <w:spacing w:before="0" w:after="0" w:line="240" w:lineRule="auto"/>
+              <w:jc w:val="right"/>
+            </w:pPr>
+            <w:r>
+              <w:rPr>
+                <w:sz w:val="17"/>
+              </w:rPr>
+              <w:t>0.775560</w:t>
+            </w:r>
+          </w:p>
+        </w:tc>
+        <w:tc>
+          <w:tcPr>
+            <w:tcW w:type="dxa" w:w="2200"/>
+            <w:tcMar>
+              <w:top w:type="dxa" w:w="65"/>
+              <w:bottom w:type="dxa" w:w="65"/>
+              <w:start w:type="dxa" w:w="100"/>
+              <w:end w:type="dxa" w:w="100"/>
+            </w:tcMar>
+            <w:vAlign w:val="center"/>
+            <w:shd w:fill="F8FAFC"/>
+          </w:tcPr>
+          <w:p>
+            <w:pPr>
+              <w:keepNext w:val="0"/>
+              <w:widowControl/>
+              <w:spacing w:before="0" w:after="0" w:line="240" w:lineRule="auto"/>
+              <w:jc w:val="right"/>
+            </w:pPr>
+            <w:r>
+              <w:rPr>
+                <w:sz w:val="17"/>
+              </w:rPr>
+              <w:t>0.190198</w:t>
+            </w:r>
+          </w:p>
+        </w:tc>
+      </w:tr>
+      <w:tr>
+        <w:trPr>
+          <w:cantSplit/>
+        </w:trPr>
+        <w:tc>
+          <w:tcPr>
+            <w:tcW w:type="dxa" w:w="3378"/>
+            <w:tcMar>
+              <w:top w:type="dxa" w:w="65"/>
+              <w:bottom w:type="dxa" w:w="65"/>
+              <w:start w:type="dxa" w:w="100"/>
+              <w:end w:type="dxa" w:w="100"/>
+            </w:tcMar>
+            <w:vAlign w:val="center"/>
+            <w:shd w:fill="FFFFFF"/>
+          </w:tcPr>
+          <w:p>
+            <w:pPr>
+              <w:keepNext w:val="0"/>
+              <w:widowControl/>
+              <w:spacing w:before="0" w:after="0" w:line="240" w:lineRule="auto"/>
+            </w:pPr>
+            <w:r>
+              <w:rPr>
+                <w:sz w:val="17"/>
+              </w:rPr>
+              <w:t>최종 선정 Stacking</w:t>
+            </w:r>
+          </w:p>
+        </w:tc>
+        <w:tc>
+          <w:tcPr>
+            <w:tcW w:type="dxa" w:w="2200"/>
+            <w:tcMar>
+              <w:top w:type="dxa" w:w="65"/>
+              <w:bottom w:type="dxa" w:w="65"/>
+              <w:start w:type="dxa" w:w="100"/>
+              <w:end w:type="dxa" w:w="100"/>
+            </w:tcMar>
+            <w:vAlign w:val="center"/>
+            <w:shd w:fill="FFFFFF"/>
+          </w:tcPr>
+          <w:p>
+            <w:pPr>
+              <w:keepNext w:val="0"/>
+              <w:widowControl/>
+              <w:spacing w:before="0" w:after="0" w:line="240" w:lineRule="auto"/>
+              <w:jc w:val="right"/>
+            </w:pPr>
+            <w:r>
+              <w:rPr>
+                <w:sz w:val="17"/>
+              </w:rPr>
+              <w:t>0.735980</w:t>
+            </w:r>
+          </w:p>
+        </w:tc>
+        <w:tc>
+          <w:tcPr>
+            <w:tcW w:type="dxa" w:w="2200"/>
+            <w:tcMar>
+              <w:top w:type="dxa" w:w="65"/>
+              <w:bottom w:type="dxa" w:w="65"/>
+              <w:start w:type="dxa" w:w="100"/>
+              <w:end w:type="dxa" w:w="100"/>
+            </w:tcMar>
+            <w:vAlign w:val="center"/>
+            <w:shd w:fill="FFFFFF"/>
+          </w:tcPr>
+          <w:p>
+            <w:pPr>
+              <w:keepNext w:val="0"/>
+              <w:widowControl/>
+              <w:spacing w:before="0" w:after="0" w:line="240" w:lineRule="auto"/>
+              <w:jc w:val="right"/>
+            </w:pPr>
+            <w:r>
+              <w:rPr>
+                <w:sz w:val="17"/>
+              </w:rPr>
+              <w:t>0.778318</w:t>
+            </w:r>
+          </w:p>
+        </w:tc>
+        <w:tc>
+          <w:tcPr>
+            <w:tcW w:type="dxa" w:w="2200"/>
+            <w:tcMar>
+              <w:top w:type="dxa" w:w="65"/>
+              <w:bottom w:type="dxa" w:w="65"/>
+              <w:start w:type="dxa" w:w="100"/>
+              <w:end w:type="dxa" w:w="100"/>
+            </w:tcMar>
+            <w:vAlign w:val="center"/>
+            <w:shd w:fill="FFFFFF"/>
+          </w:tcPr>
+          <w:p>
+            <w:pPr>
+              <w:keepNext w:val="0"/>
+              <w:widowControl/>
+              <w:spacing w:before="0" w:after="0" w:line="240" w:lineRule="auto"/>
+              <w:jc w:val="right"/>
+            </w:pPr>
+            <w:r>
+              <w:rPr>
+                <w:sz w:val="17"/>
+              </w:rPr>
+              <w:t>0.187965</w:t>
+            </w:r>
+          </w:p>
+        </w:tc>
+      </w:tr>
+    </w:tbl>
+    <w:p>
+      <w:pPr>
+        <w:spacing w:after="40" w:before="0" w:line="40" w:lineRule="exact"/>
+      </w:pPr>
+    </w:p>
+    <w:p>
+      <w:r>
+        <w:t xml:space="preserve">최종 모델은 자체 베이스라인보다 Accuracy </w:t>
+      </w:r>
+      <w:r>
         <w:rPr>
-          <w:rFonts w:ascii="Arial Unicode MS" w:hAnsi="Arial Unicode MS" w:eastAsia="Arial Unicode MS"/>
           <w:b/>
-          <w:color w:val="2E74B5"/>
-          <w:sz w:val="30"/>
         </w:rPr>
-        <w:t>8. 백엔드 연결 체크리스트</w:t>
+        <w:t>4.01%p</w:t>
+      </w:r>
+      <w:r>
+        <w:t xml:space="preserve">, AUC </w:t>
+      </w:r>
+      <w:r>
+        <w:rPr>
+          <w:b/>
+        </w:rPr>
+        <w:t>0.037369</w:t>
+      </w:r>
+      <w:r>
+        <w:t xml:space="preserve">가 개선됐고 Brier는 </w:t>
+      </w:r>
+      <w:r>
+        <w:rPr>
+          <w:b/>
+        </w:rPr>
+        <w:t>0.021741</w:t>
+      </w:r>
+      <w:r>
+        <w:t xml:space="preserve"> 낮아졌다. 이는 우리 조건 안의 개선이며, 입력과 평가 조건이 다른 논문보다 우수하다는 뜻은 아니다.</w:t>
+      </w:r>
+    </w:p>
+    <w:p>
+      <w:r>
+        <w:t>다음 표는 최종 모델 학습·평가 절차의 반복 평균과 실제 저장한 1회차 학습본을 구분한다.</w:t>
+      </w:r>
+    </w:p>
+    <w:tbl>
+      <w:tblPr>
+        <w:tblW w:type="dxa" w:w="9978"/>
+        <w:jc w:val="left"/>
+        <w:tblLayout w:type="fixed"/>
+        <w:tblLook w:firstColumn="1" w:firstRow="1" w:lastColumn="0" w:lastRow="0" w:noHBand="0" w:noVBand="1" w:val="04A0"/>
+        <w:tblInd w:w="100" w:type="dxa"/>
+        <w:tblBorders>
+          <w:top w:val="single" w:sz="4" w:color="C9D1D9"/>
+          <w:left w:val="single" w:sz="4" w:color="C9D1D9"/>
+          <w:bottom w:val="single" w:sz="4" w:color="C9D1D9"/>
+          <w:right w:val="single" w:sz="4" w:color="C9D1D9"/>
+          <w:insideH w:val="single" w:sz="4" w:color="C9D1D9"/>
+          <w:insideV w:val="single" w:sz="4" w:color="C9D1D9"/>
+        </w:tblBorders>
+      </w:tblPr>
+      <w:tblGrid>
+        <w:gridCol w:w="2478"/>
+        <w:gridCol w:w="3750"/>
+        <w:gridCol w:w="3750"/>
+      </w:tblGrid>
+      <w:tr>
+        <w:trPr>
+          <w:cantSplit/>
+          <w:tblHeader/>
+        </w:trPr>
+        <w:tc>
+          <w:tcPr>
+            <w:tcW w:type="dxa" w:w="2478"/>
+            <w:tcMar>
+              <w:top w:type="dxa" w:w="65"/>
+              <w:bottom w:type="dxa" w:w="65"/>
+              <w:start w:type="dxa" w:w="100"/>
+              <w:end w:type="dxa" w:w="100"/>
+            </w:tcMar>
+            <w:vAlign w:val="center"/>
+            <w:shd w:fill="E8EEF5"/>
+          </w:tcPr>
+          <w:p>
+            <w:pPr>
+              <w:keepNext w:val="0"/>
+              <w:widowControl/>
+              <w:spacing w:before="0" w:after="0" w:line="240" w:lineRule="auto"/>
+            </w:pPr>
+            <w:r>
+              <w:rPr>
+                <w:b/>
+                <w:color w:val="1F4D78"/>
+                <w:sz w:val="17"/>
+              </w:rPr>
+              <w:t>지표</w:t>
+            </w:r>
+          </w:p>
+        </w:tc>
+        <w:tc>
+          <w:tcPr>
+            <w:tcW w:type="dxa" w:w="3750"/>
+            <w:tcMar>
+              <w:top w:type="dxa" w:w="65"/>
+              <w:bottom w:type="dxa" w:w="65"/>
+              <w:start w:type="dxa" w:w="100"/>
+              <w:end w:type="dxa" w:w="100"/>
+            </w:tcMar>
+            <w:vAlign w:val="center"/>
+            <w:shd w:fill="E8EEF5"/>
+          </w:tcPr>
+          <w:p>
+            <w:pPr>
+              <w:keepNext w:val="0"/>
+              <w:widowControl/>
+              <w:spacing w:before="0" w:after="0" w:line="240" w:lineRule="auto"/>
+            </w:pPr>
+            <w:r>
+              <w:rPr>
+                <w:b/>
+                <w:color w:val="1F4D78"/>
+                <w:sz w:val="17"/>
+              </w:rPr>
+              <w:t>Stacking 30회 평가 평균</w:t>
+            </w:r>
+          </w:p>
+        </w:tc>
+        <w:tc>
+          <w:tcPr>
+            <w:tcW w:type="dxa" w:w="3750"/>
+            <w:tcMar>
+              <w:top w:type="dxa" w:w="65"/>
+              <w:bottom w:type="dxa" w:w="65"/>
+              <w:start w:type="dxa" w:w="100"/>
+              <w:end w:type="dxa" w:w="100"/>
+            </w:tcMar>
+            <w:vAlign w:val="center"/>
+            <w:shd w:fill="E8EEF5"/>
+          </w:tcPr>
+          <w:p>
+            <w:pPr>
+              <w:keepNext w:val="0"/>
+              <w:widowControl/>
+              <w:spacing w:before="0" w:after="0" w:line="240" w:lineRule="auto"/>
+            </w:pPr>
+            <w:r>
+              <w:rPr>
+                <w:b/>
+                <w:color w:val="1F4D78"/>
+                <w:sz w:val="17"/>
+              </w:rPr>
+              <w:t>저장 모델의 1회차 Test 평균</w:t>
+            </w:r>
+          </w:p>
+        </w:tc>
+      </w:tr>
+      <w:tr>
+        <w:trPr>
+          <w:cantSplit/>
+        </w:trPr>
+        <w:tc>
+          <w:tcPr>
+            <w:tcW w:type="dxa" w:w="2478"/>
+            <w:tcMar>
+              <w:top w:type="dxa" w:w="65"/>
+              <w:bottom w:type="dxa" w:w="65"/>
+              <w:start w:type="dxa" w:w="100"/>
+              <w:end w:type="dxa" w:w="100"/>
+            </w:tcMar>
+            <w:vAlign w:val="center"/>
+            <w:shd w:fill="FFFFFF"/>
+          </w:tcPr>
+          <w:p>
+            <w:pPr>
+              <w:keepNext w:val="0"/>
+              <w:widowControl/>
+              <w:spacing w:before="0" w:after="0" w:line="240" w:lineRule="auto"/>
+            </w:pPr>
+            <w:r>
+              <w:rPr>
+                <w:sz w:val="17"/>
+              </w:rPr>
+              <w:t>Brier ↓</w:t>
+            </w:r>
+          </w:p>
+        </w:tc>
+        <w:tc>
+          <w:tcPr>
+            <w:tcW w:type="dxa" w:w="3750"/>
+            <w:tcMar>
+              <w:top w:type="dxa" w:w="65"/>
+              <w:bottom w:type="dxa" w:w="65"/>
+              <w:start w:type="dxa" w:w="100"/>
+              <w:end w:type="dxa" w:w="100"/>
+            </w:tcMar>
+            <w:vAlign w:val="center"/>
+            <w:shd w:fill="FFFFFF"/>
+          </w:tcPr>
+          <w:p>
+            <w:pPr>
+              <w:keepNext w:val="0"/>
+              <w:widowControl/>
+              <w:spacing w:before="0" w:after="0" w:line="240" w:lineRule="auto"/>
+              <w:jc w:val="right"/>
+            </w:pPr>
+            <w:r>
+              <w:rPr>
+                <w:sz w:val="17"/>
+              </w:rPr>
+              <w:t>0.187965</w:t>
+            </w:r>
+          </w:p>
+        </w:tc>
+        <w:tc>
+          <w:tcPr>
+            <w:tcW w:type="dxa" w:w="3750"/>
+            <w:tcMar>
+              <w:top w:type="dxa" w:w="65"/>
+              <w:bottom w:type="dxa" w:w="65"/>
+              <w:start w:type="dxa" w:w="100"/>
+              <w:end w:type="dxa" w:w="100"/>
+            </w:tcMar>
+            <w:vAlign w:val="center"/>
+            <w:shd w:fill="FFFFFF"/>
+          </w:tcPr>
+          <w:p>
+            <w:pPr>
+              <w:keepNext w:val="0"/>
+              <w:widowControl/>
+              <w:spacing w:before="0" w:after="0" w:line="240" w:lineRule="auto"/>
+              <w:jc w:val="right"/>
+            </w:pPr>
+            <w:r>
+              <w:rPr>
+                <w:sz w:val="17"/>
+              </w:rPr>
+              <w:t>0.206093</w:t>
+            </w:r>
+          </w:p>
+        </w:tc>
+      </w:tr>
+      <w:tr>
+        <w:trPr>
+          <w:cantSplit/>
+        </w:trPr>
+        <w:tc>
+          <w:tcPr>
+            <w:tcW w:type="dxa" w:w="2478"/>
+            <w:tcMar>
+              <w:top w:type="dxa" w:w="65"/>
+              <w:bottom w:type="dxa" w:w="65"/>
+              <w:start w:type="dxa" w:w="100"/>
+              <w:end w:type="dxa" w:w="100"/>
+            </w:tcMar>
+            <w:vAlign w:val="center"/>
+            <w:shd w:fill="F8FAFC"/>
+          </w:tcPr>
+          <w:p>
+            <w:pPr>
+              <w:keepNext w:val="0"/>
+              <w:widowControl/>
+              <w:spacing w:before="0" w:after="0" w:line="240" w:lineRule="auto"/>
+            </w:pPr>
+            <w:r>
+              <w:rPr>
+                <w:sz w:val="17"/>
+              </w:rPr>
+              <w:t>ROC-AUC ↑</w:t>
+            </w:r>
+          </w:p>
+        </w:tc>
+        <w:tc>
+          <w:tcPr>
+            <w:tcW w:type="dxa" w:w="3750"/>
+            <w:tcMar>
+              <w:top w:type="dxa" w:w="65"/>
+              <w:bottom w:type="dxa" w:w="65"/>
+              <w:start w:type="dxa" w:w="100"/>
+              <w:end w:type="dxa" w:w="100"/>
+            </w:tcMar>
+            <w:vAlign w:val="center"/>
+            <w:shd w:fill="F8FAFC"/>
+          </w:tcPr>
+          <w:p>
+            <w:pPr>
+              <w:keepNext w:val="0"/>
+              <w:widowControl/>
+              <w:spacing w:before="0" w:after="0" w:line="240" w:lineRule="auto"/>
+              <w:jc w:val="right"/>
+            </w:pPr>
+            <w:r>
+              <w:rPr>
+                <w:sz w:val="17"/>
+              </w:rPr>
+              <w:t>0.778318</w:t>
+            </w:r>
+          </w:p>
+        </w:tc>
+        <w:tc>
+          <w:tcPr>
+            <w:tcW w:type="dxa" w:w="3750"/>
+            <w:tcMar>
+              <w:top w:type="dxa" w:w="65"/>
+              <w:bottom w:type="dxa" w:w="65"/>
+              <w:start w:type="dxa" w:w="100"/>
+              <w:end w:type="dxa" w:w="100"/>
+            </w:tcMar>
+            <w:vAlign w:val="center"/>
+            <w:shd w:fill="F8FAFC"/>
+          </w:tcPr>
+          <w:p>
+            <w:pPr>
+              <w:keepNext w:val="0"/>
+              <w:widowControl/>
+              <w:spacing w:before="0" w:after="0" w:line="240" w:lineRule="auto"/>
+              <w:jc w:val="right"/>
+            </w:pPr>
+            <w:r>
+              <w:rPr>
+                <w:sz w:val="17"/>
+              </w:rPr>
+              <w:t>0.732313</w:t>
+            </w:r>
+          </w:p>
+        </w:tc>
+      </w:tr>
+      <w:tr>
+        <w:trPr>
+          <w:cantSplit/>
+        </w:trPr>
+        <w:tc>
+          <w:tcPr>
+            <w:tcW w:type="dxa" w:w="2478"/>
+            <w:tcMar>
+              <w:top w:type="dxa" w:w="65"/>
+              <w:bottom w:type="dxa" w:w="65"/>
+              <w:start w:type="dxa" w:w="100"/>
+              <w:end w:type="dxa" w:w="100"/>
+            </w:tcMar>
+            <w:vAlign w:val="center"/>
+            <w:shd w:fill="FFFFFF"/>
+          </w:tcPr>
+          <w:p>
+            <w:pPr>
+              <w:keepNext w:val="0"/>
+              <w:widowControl/>
+              <w:spacing w:before="0" w:after="0" w:line="240" w:lineRule="auto"/>
+            </w:pPr>
+            <w:r>
+              <w:rPr>
+                <w:sz w:val="17"/>
+              </w:rPr>
+              <w:t>Accuracy ↑</w:t>
+            </w:r>
+          </w:p>
+        </w:tc>
+        <w:tc>
+          <w:tcPr>
+            <w:tcW w:type="dxa" w:w="3750"/>
+            <w:tcMar>
+              <w:top w:type="dxa" w:w="65"/>
+              <w:bottom w:type="dxa" w:w="65"/>
+              <w:start w:type="dxa" w:w="100"/>
+              <w:end w:type="dxa" w:w="100"/>
+            </w:tcMar>
+            <w:vAlign w:val="center"/>
+            <w:shd w:fill="FFFFFF"/>
+          </w:tcPr>
+          <w:p>
+            <w:pPr>
+              <w:keepNext w:val="0"/>
+              <w:widowControl/>
+              <w:spacing w:before="0" w:after="0" w:line="240" w:lineRule="auto"/>
+              <w:jc w:val="right"/>
+            </w:pPr>
+            <w:r>
+              <w:rPr>
+                <w:sz w:val="17"/>
+              </w:rPr>
+              <w:t>0.735980</w:t>
+            </w:r>
+          </w:p>
+        </w:tc>
+        <w:tc>
+          <w:tcPr>
+            <w:tcW w:type="dxa" w:w="3750"/>
+            <w:tcMar>
+              <w:top w:type="dxa" w:w="65"/>
+              <w:bottom w:type="dxa" w:w="65"/>
+              <w:start w:type="dxa" w:w="100"/>
+              <w:end w:type="dxa" w:w="100"/>
+            </w:tcMar>
+            <w:vAlign w:val="center"/>
+            <w:shd w:fill="FFFFFF"/>
+          </w:tcPr>
+          <w:p>
+            <w:pPr>
+              <w:keepNext w:val="0"/>
+              <w:widowControl/>
+              <w:spacing w:before="0" w:after="0" w:line="240" w:lineRule="auto"/>
+              <w:jc w:val="right"/>
+            </w:pPr>
+            <w:r>
+              <w:rPr>
+                <w:sz w:val="17"/>
+              </w:rPr>
+              <w:t>0.716484</w:t>
+            </w:r>
+          </w:p>
+        </w:tc>
+      </w:tr>
+      <w:tr>
+        <w:trPr>
+          <w:cantSplit/>
+        </w:trPr>
+        <w:tc>
+          <w:tcPr>
+            <w:tcW w:type="dxa" w:w="2478"/>
+            <w:tcMar>
+              <w:top w:type="dxa" w:w="65"/>
+              <w:bottom w:type="dxa" w:w="65"/>
+              <w:start w:type="dxa" w:w="100"/>
+              <w:end w:type="dxa" w:w="100"/>
+            </w:tcMar>
+            <w:vAlign w:val="center"/>
+            <w:shd w:fill="F8FAFC"/>
+          </w:tcPr>
+          <w:p>
+            <w:pPr>
+              <w:keepNext w:val="0"/>
+              <w:widowControl/>
+              <w:spacing w:before="0" w:after="0" w:line="240" w:lineRule="auto"/>
+            </w:pPr>
+            <w:r>
+              <w:rPr>
+                <w:sz w:val="17"/>
+              </w:rPr>
+              <w:t>Precision ↑</w:t>
+            </w:r>
+          </w:p>
+        </w:tc>
+        <w:tc>
+          <w:tcPr>
+            <w:tcW w:type="dxa" w:w="3750"/>
+            <w:tcMar>
+              <w:top w:type="dxa" w:w="65"/>
+              <w:bottom w:type="dxa" w:w="65"/>
+              <w:start w:type="dxa" w:w="100"/>
+              <w:end w:type="dxa" w:w="100"/>
+            </w:tcMar>
+            <w:vAlign w:val="center"/>
+            <w:shd w:fill="F8FAFC"/>
+          </w:tcPr>
+          <w:p>
+            <w:pPr>
+              <w:keepNext w:val="0"/>
+              <w:widowControl/>
+              <w:spacing w:before="0" w:after="0" w:line="240" w:lineRule="auto"/>
+              <w:jc w:val="right"/>
+            </w:pPr>
+            <w:r>
+              <w:rPr>
+                <w:sz w:val="17"/>
+              </w:rPr>
+              <w:t>0.711869</w:t>
+            </w:r>
+          </w:p>
+        </w:tc>
+        <w:tc>
+          <w:tcPr>
+            <w:tcW w:type="dxa" w:w="3750"/>
+            <w:tcMar>
+              <w:top w:type="dxa" w:w="65"/>
+              <w:bottom w:type="dxa" w:w="65"/>
+              <w:start w:type="dxa" w:w="100"/>
+              <w:end w:type="dxa" w:w="100"/>
+            </w:tcMar>
+            <w:vAlign w:val="center"/>
+            <w:shd w:fill="F8FAFC"/>
+          </w:tcPr>
+          <w:p>
+            <w:pPr>
+              <w:keepNext w:val="0"/>
+              <w:widowControl/>
+              <w:spacing w:before="0" w:after="0" w:line="240" w:lineRule="auto"/>
+              <w:jc w:val="right"/>
+            </w:pPr>
+            <w:r>
+              <w:rPr>
+                <w:sz w:val="17"/>
+              </w:rPr>
+              <w:t>0.714017</w:t>
+            </w:r>
+          </w:p>
+        </w:tc>
+      </w:tr>
+      <w:tr>
+        <w:trPr>
+          <w:cantSplit/>
+        </w:trPr>
+        <w:tc>
+          <w:tcPr>
+            <w:tcW w:type="dxa" w:w="2478"/>
+            <w:tcMar>
+              <w:top w:type="dxa" w:w="65"/>
+              <w:bottom w:type="dxa" w:w="65"/>
+              <w:start w:type="dxa" w:w="100"/>
+              <w:end w:type="dxa" w:w="100"/>
+            </w:tcMar>
+            <w:vAlign w:val="center"/>
+            <w:shd w:fill="FFFFFF"/>
+          </w:tcPr>
+          <w:p>
+            <w:pPr>
+              <w:keepNext w:val="0"/>
+              <w:widowControl/>
+              <w:spacing w:before="0" w:after="0" w:line="240" w:lineRule="auto"/>
+            </w:pPr>
+            <w:r>
+              <w:rPr>
+                <w:sz w:val="17"/>
+              </w:rPr>
+              <w:t>Recall ↑</w:t>
+            </w:r>
+          </w:p>
+        </w:tc>
+        <w:tc>
+          <w:tcPr>
+            <w:tcW w:type="dxa" w:w="3750"/>
+            <w:tcMar>
+              <w:top w:type="dxa" w:w="65"/>
+              <w:bottom w:type="dxa" w:w="65"/>
+              <w:start w:type="dxa" w:w="100"/>
+              <w:end w:type="dxa" w:w="100"/>
+            </w:tcMar>
+            <w:vAlign w:val="center"/>
+            <w:shd w:fill="FFFFFF"/>
+          </w:tcPr>
+          <w:p>
+            <w:pPr>
+              <w:keepNext w:val="0"/>
+              <w:widowControl/>
+              <w:spacing w:before="0" w:after="0" w:line="240" w:lineRule="auto"/>
+              <w:jc w:val="right"/>
+            </w:pPr>
+            <w:r>
+              <w:rPr>
+                <w:sz w:val="17"/>
+              </w:rPr>
+              <w:t>0.825865</w:t>
+            </w:r>
+          </w:p>
+        </w:tc>
+        <w:tc>
+          <w:tcPr>
+            <w:tcW w:type="dxa" w:w="3750"/>
+            <w:tcMar>
+              <w:top w:type="dxa" w:w="65"/>
+              <w:bottom w:type="dxa" w:w="65"/>
+              <w:start w:type="dxa" w:w="100"/>
+              <w:end w:type="dxa" w:w="100"/>
+            </w:tcMar>
+            <w:vAlign w:val="center"/>
+            <w:shd w:fill="FFFFFF"/>
+          </w:tcPr>
+          <w:p>
+            <w:pPr>
+              <w:keepNext w:val="0"/>
+              <w:widowControl/>
+              <w:spacing w:before="0" w:after="0" w:line="240" w:lineRule="auto"/>
+              <w:jc w:val="right"/>
+            </w:pPr>
+            <w:r>
+              <w:rPr>
+                <w:sz w:val="17"/>
+              </w:rPr>
+              <w:t>0.789796</w:t>
+            </w:r>
+          </w:p>
+        </w:tc>
+      </w:tr>
+      <w:tr>
+        <w:trPr>
+          <w:cantSplit/>
+        </w:trPr>
+        <w:tc>
+          <w:tcPr>
+            <w:tcW w:type="dxa" w:w="2478"/>
+            <w:tcMar>
+              <w:top w:type="dxa" w:w="65"/>
+              <w:bottom w:type="dxa" w:w="65"/>
+              <w:start w:type="dxa" w:w="100"/>
+              <w:end w:type="dxa" w:w="100"/>
+            </w:tcMar>
+            <w:vAlign w:val="center"/>
+            <w:shd w:fill="F8FAFC"/>
+          </w:tcPr>
+          <w:p>
+            <w:pPr>
+              <w:keepNext w:val="0"/>
+              <w:widowControl/>
+              <w:spacing w:before="0" w:after="0" w:line="240" w:lineRule="auto"/>
+            </w:pPr>
+            <w:r>
+              <w:rPr>
+                <w:sz w:val="17"/>
+              </w:rPr>
+              <w:t>F1 ↑</w:t>
+            </w:r>
+          </w:p>
+        </w:tc>
+        <w:tc>
+          <w:tcPr>
+            <w:tcW w:type="dxa" w:w="3750"/>
+            <w:tcMar>
+              <w:top w:type="dxa" w:w="65"/>
+              <w:bottom w:type="dxa" w:w="65"/>
+              <w:start w:type="dxa" w:w="100"/>
+              <w:end w:type="dxa" w:w="100"/>
+            </w:tcMar>
+            <w:vAlign w:val="center"/>
+            <w:shd w:fill="F8FAFC"/>
+          </w:tcPr>
+          <w:p>
+            <w:pPr>
+              <w:keepNext w:val="0"/>
+              <w:widowControl/>
+              <w:spacing w:before="0" w:after="0" w:line="240" w:lineRule="auto"/>
+              <w:jc w:val="right"/>
+            </w:pPr>
+            <w:r>
+              <w:rPr>
+                <w:sz w:val="17"/>
+              </w:rPr>
+              <w:t>0.762654</w:t>
+            </w:r>
+          </w:p>
+        </w:tc>
+        <w:tc>
+          <w:tcPr>
+            <w:tcW w:type="dxa" w:w="3750"/>
+            <w:tcMar>
+              <w:top w:type="dxa" w:w="65"/>
+              <w:bottom w:type="dxa" w:w="65"/>
+              <w:start w:type="dxa" w:w="100"/>
+              <w:end w:type="dxa" w:w="100"/>
+            </w:tcMar>
+            <w:vAlign w:val="center"/>
+            <w:shd w:fill="F8FAFC"/>
+          </w:tcPr>
+          <w:p>
+            <w:pPr>
+              <w:keepNext w:val="0"/>
+              <w:widowControl/>
+              <w:spacing w:before="0" w:after="0" w:line="240" w:lineRule="auto"/>
+              <w:jc w:val="right"/>
+            </w:pPr>
+            <w:r>
+              <w:rPr>
+                <w:sz w:val="17"/>
+              </w:rPr>
+              <w:t>0.749823</w:t>
+            </w:r>
+          </w:p>
+        </w:tc>
+      </w:tr>
+      <w:tr>
+        <w:trPr>
+          <w:cantSplit/>
+        </w:trPr>
+        <w:tc>
+          <w:tcPr>
+            <w:tcW w:type="dxa" w:w="2478"/>
+            <w:tcMar>
+              <w:top w:type="dxa" w:w="65"/>
+              <w:bottom w:type="dxa" w:w="65"/>
+              <w:start w:type="dxa" w:w="100"/>
+              <w:end w:type="dxa" w:w="100"/>
+            </w:tcMar>
+            <w:vAlign w:val="center"/>
+            <w:shd w:fill="FFFFFF"/>
+          </w:tcPr>
+          <w:p>
+            <w:pPr>
+              <w:keepNext w:val="0"/>
+              <w:widowControl/>
+              <w:spacing w:before="0" w:after="0" w:line="240" w:lineRule="auto"/>
+            </w:pPr>
+            <w:r>
+              <w:rPr>
+                <w:sz w:val="17"/>
+              </w:rPr>
+              <w:t>FP / FN</w:t>
+            </w:r>
+          </w:p>
+        </w:tc>
+        <w:tc>
+          <w:tcPr>
+            <w:tcW w:type="dxa" w:w="3750"/>
+            <w:tcMar>
+              <w:top w:type="dxa" w:w="65"/>
+              <w:bottom w:type="dxa" w:w="65"/>
+              <w:start w:type="dxa" w:w="100"/>
+              <w:end w:type="dxa" w:w="100"/>
+            </w:tcMar>
+            <w:vAlign w:val="center"/>
+            <w:shd w:fill="FFFFFF"/>
+          </w:tcPr>
+          <w:p>
+            <w:pPr>
+              <w:keepNext w:val="0"/>
+              <w:widowControl/>
+              <w:spacing w:before="0" w:after="0" w:line="240" w:lineRule="auto"/>
+              <w:jc w:val="right"/>
+            </w:pPr>
+            <w:r>
+              <w:rPr>
+                <w:sz w:val="17"/>
+              </w:rPr>
+              <w:t>16.15 / 8.09</w:t>
+            </w:r>
+          </w:p>
+        </w:tc>
+        <w:tc>
+          <w:tcPr>
+            <w:tcW w:type="dxa" w:w="3750"/>
+            <w:tcMar>
+              <w:top w:type="dxa" w:w="65"/>
+              <w:bottom w:type="dxa" w:w="65"/>
+              <w:start w:type="dxa" w:w="100"/>
+              <w:end w:type="dxa" w:w="100"/>
+            </w:tcMar>
+            <w:vAlign w:val="center"/>
+            <w:shd w:fill="FFFFFF"/>
+          </w:tcPr>
+          <w:p>
+            <w:pPr>
+              <w:keepNext w:val="0"/>
+              <w:widowControl/>
+              <w:spacing w:before="0" w:after="0" w:line="240" w:lineRule="auto"/>
+              <w:jc w:val="right"/>
+            </w:pPr>
+            <w:r>
+              <w:rPr>
+                <w:sz w:val="17"/>
+              </w:rPr>
+              <w:t>15.5 / 10.3</w:t>
+            </w:r>
+          </w:p>
+        </w:tc>
+      </w:tr>
+      <w:tr>
+        <w:trPr>
+          <w:cantSplit/>
+        </w:trPr>
+        <w:tc>
+          <w:tcPr>
+            <w:tcW w:type="dxa" w:w="2478"/>
+            <w:tcMar>
+              <w:top w:type="dxa" w:w="65"/>
+              <w:bottom w:type="dxa" w:w="65"/>
+              <w:start w:type="dxa" w:w="100"/>
+              <w:end w:type="dxa" w:w="100"/>
+            </w:tcMar>
+            <w:vAlign w:val="center"/>
+            <w:shd w:fill="F8FAFC"/>
+          </w:tcPr>
+          <w:p>
+            <w:pPr>
+              <w:keepNext w:val="0"/>
+              <w:widowControl/>
+              <w:spacing w:before="0" w:after="0" w:line="240" w:lineRule="auto"/>
+            </w:pPr>
+            <w:r>
+              <w:rPr>
+                <w:sz w:val="17"/>
+              </w:rPr>
+              <w:t>FPR ↓</w:t>
+            </w:r>
+          </w:p>
+        </w:tc>
+        <w:tc>
+          <w:tcPr>
+            <w:tcW w:type="dxa" w:w="3750"/>
+            <w:tcMar>
+              <w:top w:type="dxa" w:w="65"/>
+              <w:bottom w:type="dxa" w:w="65"/>
+              <w:start w:type="dxa" w:w="100"/>
+              <w:end w:type="dxa" w:w="100"/>
+            </w:tcMar>
+            <w:vAlign w:val="center"/>
+            <w:shd w:fill="F8FAFC"/>
+          </w:tcPr>
+          <w:p>
+            <w:pPr>
+              <w:keepNext w:val="0"/>
+              <w:widowControl/>
+              <w:spacing w:before="0" w:after="0" w:line="240" w:lineRule="auto"/>
+              <w:jc w:val="right"/>
+            </w:pPr>
+            <w:r>
+              <w:rPr>
+                <w:sz w:val="17"/>
+              </w:rPr>
+              <w:t>0.370101</w:t>
+            </w:r>
+          </w:p>
+        </w:tc>
+        <w:tc>
+          <w:tcPr>
+            <w:tcW w:type="dxa" w:w="3750"/>
+            <w:tcMar>
+              <w:top w:type="dxa" w:w="65"/>
+              <w:bottom w:type="dxa" w:w="65"/>
+              <w:start w:type="dxa" w:w="100"/>
+              <w:end w:type="dxa" w:w="100"/>
+            </w:tcMar>
+            <w:vAlign w:val="center"/>
+            <w:shd w:fill="F8FAFC"/>
+          </w:tcPr>
+          <w:p>
+            <w:pPr>
+              <w:keepNext w:val="0"/>
+              <w:widowControl/>
+              <w:spacing w:before="0" w:after="0" w:line="240" w:lineRule="auto"/>
+              <w:jc w:val="right"/>
+            </w:pPr>
+            <w:r>
+              <w:rPr>
+                <w:sz w:val="17"/>
+              </w:rPr>
+              <w:t>0.369048</w:t>
+            </w:r>
+          </w:p>
+        </w:tc>
+      </w:tr>
+    </w:tbl>
+    <w:p>
+      <w:pPr>
+        <w:spacing w:after="40" w:before="0" w:line="40" w:lineRule="exact"/>
+      </w:pPr>
+    </w:p>
+    <w:p>
+      <w:r>
+        <w:t xml:space="preserve">매 회차 Test의 10개 결측 패턴을 먼저 평균하고 그 값을 30회 평균했다. 10세트는 같은 거래를 공유하고 30회 분할도 서로 겹친다. 독립적인 새 거래 300세트나 독립된 최종 검증으로 해석하지 않는다. FP/FN은 평균 건수이므로 소수이며, 회차별 Test 규모 차이를 보완하려고 </w:t>
+      </w:r>
+      <w:r>
+        <w:rPr>
+          <w:color w:val="1F4D78"/>
+          <w:shd w:fill="F2F4F7"/>
+        </w:rPr>
+        <w:t>FPR=FP/(FP+TN)</w:t>
+      </w:r>
+      <w:r>
+        <w:t>도 함께 본다.</w:t>
+      </w:r>
+    </w:p>
+    <w:p>
+      <w:r>
+        <w:t>Brier는 예측 확률의 제곱오차다. 실제 Lost인 거래를 높은 확률의 Won으로 확신할수록 불이익을 준다. 분류 문제라도 화면에 승률을 표시하므로 사용했다. 낮은 Brier만으로 확률 보정이 완벽하다고 보장할 수 없고, 모든 모델의 내부 학습 손실을 Brier로 바꾼 것도 아니다.</w:t>
+      </w:r>
+    </w:p>
+    <w:p>
+      <w:r>
+        <w:t>앙상블은 튜닝 RF보다 평균 Brier·Accuracy·AUC·FP·FPR 중 어느 것도 나빠지지 않고 한 항목 이상 좋아진 후보 중 최소 Brier를 선택했다. Stacking은 튜닝 RF 대비 Accuracy 0.21%p, AUC 0.002758이 개선됐고, Brier 0.002233 및 평균 FP 0.62건이 감소했다. 대신 FN은 0.45건 증가했다. CatBoost가 Accuracy 1위, 4개 모델 Soft Voting이 AUC 1위이므로 Stacking이 모든 지표에서 최고라는 뜻은 아니다.</w:t>
+      </w:r>
+    </w:p>
+    <w:p>
+      <w:r>
+        <w:t>FP는 실제로 주의가 필요한 Lost 거래를 쉽게 성사될 거래로 잘못 표시하는 오류다. 위험 신호·개입 시점을 놓치고 영업 우선순위와 예상 매출을 낙관적으로 판단할 수 있어 중요하게 봤다. 다만 Stacking의 FP 16.15는 튜닝 RF 16.77보다 낮을 뿐, 튜닝 전 RF 15.59보다 낮지는 않다. 임계값을 높여 FP만 줄이는 실험은 이번 선정에 사용하지 않았다.</w:t>
+      </w:r>
+    </w:p>
+    <w:p>
+      <w:r>
+        <w:t xml:space="preserve">논문은 22개 입력, 본 실험은 13개 입력·추가 결측·동일 입력 그룹 분리 조건이므로 직접적인 우열 비교가 아니다. 비교 결과를 보고 모델 계열을 선택했으므로 성능은 </w:t>
+      </w:r>
+      <w:r>
+        <w:rPr>
+          <w:b/>
+        </w:rPr>
+        <w:t>탐색적 비교 결과</w:t>
+      </w:r>
+      <w:r>
+        <w:t xml:space="preserve">다. 작은 차이의 통계적 우위나 실제 고객 환경의 성능을 확정한 것은 아니다. 전체 비교와 평가 조건은 </w:t>
+      </w:r>
+      <w:hyperlink r:id="rId11">
+        <w:r>
+          <w:rPr>
+            <w:color w:val="1F4D78"/>
+          </w:rPr>
+          <w:t>학습결과서</w:t>
+        </w:r>
+      </w:hyperlink>
+      <w:r>
+        <w:t>에 기록했다.</w:t>
       </w:r>
     </w:p>
     <w:p>
       <w:pPr>
-        <w:spacing w:after="50" w:line="259" w:lineRule="auto"/>
-        <w:ind w:left="312" w:hanging="227"/>
+        <w:pStyle w:val="Heading1"/>
       </w:pPr>
       <w:r>
-        <w:rPr>
-          <w:rFonts w:ascii="Arial Unicode MS" w:hAnsi="Arial Unicode MS" w:eastAsia="Arial Unicode MS"/>
-          <w:b/>
-          <w:color w:val="2E74B5"/>
-          <w:sz w:val="18"/>
-        </w:rPr>
-        <w:t xml:space="preserve">☐ </w:t>
+        <w:t>5. 최종 모델 파일 명세</w:t>
       </w:r>
+    </w:p>
+    <w:p>
       <w:r>
-        <w:rPr>
-          <w:rFonts w:ascii="Arial Unicode MS" w:hAnsi="Arial Unicode MS" w:eastAsia="Arial Unicode MS"/>
-          <w:b w:val="0"/>
-          <w:color w:val="18212B"/>
-          <w:sz w:val="18"/>
-        </w:rPr>
-        <w:t>모델 파일 3개를 동일 버전으로 배포</w:t>
+        <w:t>최종 산출물은 다음 단일 모델 파일이다.</w:t>
       </w:r>
     </w:p>
     <w:p>
       <w:pPr>
-        <w:spacing w:after="50" w:line="259" w:lineRule="auto"/>
-        <w:ind w:left="312" w:hanging="227"/>
+        <w:spacing w:before="80" w:after="80" w:line="240" w:lineRule="auto"/>
+        <w:shd w:fill="F2F4F7"/>
       </w:pPr>
       <w:r>
         <w:rPr>
-          <w:rFonts w:ascii="Arial Unicode MS" w:hAnsi="Arial Unicode MS" w:eastAsia="Arial Unicode MS"/>
-          <w:b/>
-          <w:color w:val="2E74B5"/>
           <w:sz w:val="18"/>
         </w:rPr>
-        <w:t xml:space="preserve">☐ </w:t>
+        <w:t>backend/pipeline/artifacts/deal-paper-rf-ensemble-v1.joblib</w:t>
+      </w:r>
+    </w:p>
+    <w:p>
+      <w:r>
+        <w:t xml:space="preserve">크기는 </w:t>
       </w:r>
       <w:r>
         <w:rPr>
-          <w:rFonts w:ascii="Arial Unicode MS" w:hAnsi="Arial Unicode MS" w:eastAsia="Arial Unicode MS"/>
-          <w:b w:val="0"/>
-          <w:color w:val="18212B"/>
-          <w:sz w:val="18"/>
+          <w:b/>
         </w:rPr>
-        <w:t>프로세스 시작 시 SHA-256 검증 후 한 번 로드</w:t>
+        <w:t>17,139,030 bytes (16.345 MiB)</w:t>
+      </w:r>
+      <w:r>
+        <w:t>이며 SHA-256은 다음과 같다.</w:t>
       </w:r>
     </w:p>
     <w:p>
       <w:pPr>
-        <w:spacing w:after="50" w:line="259" w:lineRule="auto"/>
-        <w:ind w:left="312" w:hanging="227"/>
+        <w:spacing w:before="80" w:after="80" w:line="240" w:lineRule="auto"/>
+        <w:shd w:fill="F2F4F7"/>
       </w:pPr>
       <w:r>
         <w:rPr>
-          <w:rFonts w:ascii="Arial Unicode MS" w:hAnsi="Arial Unicode MS" w:eastAsia="Arial Unicode MS"/>
-          <w:b/>
-          <w:color w:val="2E74B5"/>
           <w:sz w:val="18"/>
         </w:rPr>
-        <w:t xml:space="preserve">☐ </w:t>
+        <w:t>609c5d63b201fcb125cca9cddc2fcbe229f76d3ebf0a1417466d027248b17681</w:t>
+      </w:r>
+    </w:p>
+    <w:p>
+      <w:r>
+        <w:t xml:space="preserve">파일에는 학습한 </w:t>
       </w:r>
       <w:r>
         <w:rPr>
-          <w:rFonts w:ascii="Arial Unicode MS" w:hAnsi="Arial Unicode MS" w:eastAsia="Arial Unicode MS"/>
-          <w:b w:val="0"/>
-          <w:color w:val="18212B"/>
-          <w:sz w:val="18"/>
+          <w:color w:val="1F4D78"/>
+          <w:shd w:fill="F2F4F7"/>
         </w:rPr>
-        <w:t>13개 필드·허용 범주·컬럼 순서 검증</w:t>
+        <w:t>model</w:t>
+      </w:r>
+      <w:r>
+        <w:t>, 13개 입력 스키마, 허용 범주, 임계값, 1회차 Train/Test 위치, 선택 파라미터, 30회 평가 결과, 패키지 버전이 함께 들어 있다. 인코딩 파이프라인과 구성 모델이 포함되어 별도 모델 파일 없이 추론한다.</w:t>
       </w:r>
     </w:p>
     <w:p>
       <w:pPr>
-        <w:spacing w:after="50" w:line="259" w:lineRule="auto"/>
-        <w:ind w:left="312" w:hanging="227"/>
+        <w:pStyle w:val="Heading1"/>
       </w:pPr>
       <w:r>
-        <w:rPr>
-          <w:rFonts w:ascii="Arial Unicode MS" w:hAnsi="Arial Unicode MS" w:eastAsia="Arial Unicode MS"/>
-          <w:b/>
-          <w:color w:val="2E74B5"/>
-          <w:sz w:val="18"/>
-        </w:rPr>
-        <w:t xml:space="preserve">☐ </w:t>
+        <w:t>6. 학습 환경</w:t>
       </w:r>
+    </w:p>
+    <w:p>
       <w:r>
-        <w:rPr>
-          <w:rFonts w:ascii="Arial Unicode MS" w:hAnsi="Arial Unicode MS" w:eastAsia="Arial Unicode MS"/>
-          <w:b w:val="0"/>
-          <w:color w:val="18212B"/>
-          <w:sz w:val="18"/>
-        </w:rPr>
-        <w:t xml:space="preserve">빈값을 </w:t>
+        <w:t>학습 환경은 Python 3.13.13, scikit-learn 1.9.0, numpy 2.5.2, pandas 3.0.5, CatBoost 1.2.10, joblib 1.5.3이다.</w:t>
       </w:r>
+    </w:p>
+    <w:p>
       <w:r>
-        <w:rPr>
-          <w:rFonts w:ascii="Arial Unicode MS" w:hAnsi="Arial Unicode MS" w:eastAsia="Arial Unicode MS"/>
-          <w:color w:val="1F4D78"/>
-          <w:sz w:val="17"/>
-          <w:shd w:fill="F2F4F7"/>
-        </w:rPr>
-        <w:t>Unknown</w:t>
+        <w:t xml:space="preserve">학습 데이터는 </w:t>
       </w:r>
+      <w:hyperlink r:id="rId13">
+        <w:r>
+          <w:rPr>
+            <w:color w:val="1F4D78"/>
+          </w:rPr>
+          <w:t>Salvirt B2B Sales Dataset</w:t>
+        </w:r>
+      </w:hyperlink>
       <w:r>
-        <w:rPr>
-          <w:rFonts w:ascii="Arial Unicode MS" w:hAnsi="Arial Unicode MS" w:eastAsia="Arial Unicode MS"/>
-          <w:b w:val="0"/>
-          <w:color w:val="18212B"/>
-          <w:sz w:val="18"/>
-        </w:rPr>
-        <w:t>으로 정규화</w:t>
+        <w:t xml:space="preserve">의 </w:t>
+      </w:r>
+      <w:hyperlink r:id="rId14">
+        <w:r>
+          <w:rPr>
+            <w:color w:val="1F4D78"/>
+          </w:rPr>
+          <w:t>Hugging Face 배포본</w:t>
+        </w:r>
+      </w:hyperlink>
+      <w:r>
+        <w:t xml:space="preserve">이다. 데이터 구성은 </w:t>
+      </w:r>
+      <w:hyperlink r:id="rId11">
+        <w:r>
+          <w:rPr>
+            <w:color w:val="1F4D78"/>
+          </w:rPr>
+          <w:t>학습결과서</w:t>
+        </w:r>
+      </w:hyperlink>
+      <w:r>
+        <w:t xml:space="preserve">, 출처와 라이선스 표기는 </w:t>
+      </w:r>
+      <w:hyperlink r:id="rId15">
+        <w:r>
+          <w:rPr>
+            <w:color w:val="1F4D78"/>
+          </w:rPr>
+          <w:t>데이터 수집 보고서</w:t>
+        </w:r>
+      </w:hyperlink>
+      <w:r>
+        <w:t>에 정리했다.</w:t>
       </w:r>
     </w:p>
     <w:p>
       <w:pPr>
-        <w:spacing w:after="50" w:line="259" w:lineRule="auto"/>
-        <w:ind w:left="312" w:hanging="227"/>
+        <w:pStyle w:val="Heading1"/>
       </w:pPr>
       <w:r>
-        <w:rPr>
-          <w:rFonts w:ascii="Arial Unicode MS" w:hAnsi="Arial Unicode MS" w:eastAsia="Arial Unicode MS"/>
-          <w:b/>
-          <w:color w:val="2E74B5"/>
-          <w:sz w:val="18"/>
-        </w:rPr>
-        <w:t xml:space="preserve">☐ </w:t>
+        <w:t>7. 결론</w:t>
+      </w:r>
+    </w:p>
+    <w:p>
+      <w:r>
+        <w:t xml:space="preserve">최종 산출물은 13개 범주형 영업 정보를 입력받아 RF·LR·ExtraTrees·CatBoost의 예측을 LR 메타모델로 결합하는 </w:t>
       </w:r>
       <w:r>
         <w:rPr>
-          <w:rFonts w:ascii="Arial Unicode MS" w:hAnsi="Arial Unicode MS" w:eastAsia="Arial Unicode MS"/>
-          <w:b w:val="0"/>
-          <w:color w:val="18212B"/>
-          <w:sz w:val="18"/>
+          <w:color w:val="1F4D78"/>
+          <w:shd w:fill="F2F4F7"/>
         </w:rPr>
-        <w:t>다섯 기본 확률을 메타모델 입력 순서대로 결합</w:t>
+        <w:t>deal-paper-rf-ensemble-v1</w:t>
+      </w:r>
+      <w:r>
+        <w:t>이다. 동일한 평가 조건에서 RF 기준선 대비 평균 Accuracy·AUC·Brier가 개선됐으며, 반복 평가 평균과 저장 모델의 개별 성적을 구분해 예측 품질과 적용 범위를 제시했다.</w:t>
       </w:r>
     </w:p>
     <w:p>
-      <w:pPr>
-        <w:spacing w:after="50" w:line="259" w:lineRule="auto"/>
-        <w:ind w:left="312" w:hanging="227"/>
-      </w:pPr>
       <w:r>
-        <w:rPr>
-          <w:rFonts w:ascii="Arial Unicode MS" w:hAnsi="Arial Unicode MS" w:eastAsia="Arial Unicode MS"/>
-          <w:b/>
-          <w:color w:val="2E74B5"/>
-          <w:sz w:val="18"/>
-        </w:rPr>
-        <w:t xml:space="preserve">☐ </w:t>
-      </w:r>
-      <w:r>
-        <w:rPr>
-          <w:rFonts w:ascii="Arial Unicode MS" w:hAnsi="Arial Unicode MS" w:eastAsia="Arial Unicode MS"/>
-          <w:b w:val="0"/>
-          <w:color w:val="18212B"/>
-          <w:sz w:val="18"/>
-        </w:rPr>
-        <w:t xml:space="preserve">응답에 </w:t>
-      </w:r>
-      <w:r>
-        <w:rPr>
-          <w:rFonts w:ascii="Arial Unicode MS" w:hAnsi="Arial Unicode MS" w:eastAsia="Arial Unicode MS"/>
-          <w:color w:val="1F4D78"/>
-          <w:sz w:val="17"/>
-          <w:shd w:fill="F2F4F7"/>
-        </w:rPr>
-        <w:t>won_probability</w:t>
-      </w:r>
-      <w:r>
-        <w:rPr>
-          <w:rFonts w:ascii="Arial Unicode MS" w:hAnsi="Arial Unicode MS" w:eastAsia="Arial Unicode MS"/>
-          <w:b w:val="0"/>
-          <w:color w:val="18212B"/>
-          <w:sz w:val="18"/>
-        </w:rPr>
-        <w:t xml:space="preserve">, </w:t>
-      </w:r>
-      <w:r>
-        <w:rPr>
-          <w:rFonts w:ascii="Arial Unicode MS" w:hAnsi="Arial Unicode MS" w:eastAsia="Arial Unicode MS"/>
-          <w:color w:val="1F4D78"/>
-          <w:sz w:val="17"/>
-          <w:shd w:fill="F2F4F7"/>
-        </w:rPr>
-        <w:t>predicted_class</w:t>
-      </w:r>
-      <w:r>
-        <w:rPr>
-          <w:rFonts w:ascii="Arial Unicode MS" w:hAnsi="Arial Unicode MS" w:eastAsia="Arial Unicode MS"/>
-          <w:b w:val="0"/>
-          <w:color w:val="18212B"/>
-          <w:sz w:val="18"/>
-        </w:rPr>
-        <w:t xml:space="preserve">, </w:t>
-      </w:r>
-      <w:r>
-        <w:rPr>
-          <w:rFonts w:ascii="Arial Unicode MS" w:hAnsi="Arial Unicode MS" w:eastAsia="Arial Unicode MS"/>
-          <w:color w:val="1F4D78"/>
-          <w:sz w:val="17"/>
-          <w:shd w:fill="F2F4F7"/>
-        </w:rPr>
-        <w:t>model_version</w:t>
-      </w:r>
-      <w:r>
-        <w:rPr>
-          <w:rFonts w:ascii="Arial Unicode MS" w:hAnsi="Arial Unicode MS" w:eastAsia="Arial Unicode MS"/>
-          <w:b w:val="0"/>
-          <w:color w:val="18212B"/>
-          <w:sz w:val="18"/>
-        </w:rPr>
-        <w:t xml:space="preserve"> 포함</w:t>
-      </w:r>
-    </w:p>
-    <w:p>
-      <w:pPr>
-        <w:spacing w:after="50" w:line="259" w:lineRule="auto"/>
-        <w:ind w:left="312" w:hanging="227"/>
-      </w:pPr>
-      <w:r>
-        <w:rPr>
-          <w:rFonts w:ascii="Arial Unicode MS" w:hAnsi="Arial Unicode MS" w:eastAsia="Arial Unicode MS"/>
-          <w:b/>
-          <w:color w:val="2E74B5"/>
-          <w:sz w:val="18"/>
-        </w:rPr>
-        <w:t xml:space="preserve">☐ </w:t>
-      </w:r>
-      <w:r>
-        <w:rPr>
-          <w:rFonts w:ascii="Arial Unicode MS" w:hAnsi="Arial Unicode MS" w:eastAsia="Arial Unicode MS"/>
-          <w:b w:val="0"/>
-          <w:color w:val="18212B"/>
-          <w:sz w:val="18"/>
-        </w:rPr>
-        <w:t>추론 지연시간과 오류 로그 기록</w:t>
-      </w:r>
-    </w:p>
-    <w:p>
-      <w:pPr>
-        <w:spacing w:after="50" w:line="259" w:lineRule="auto"/>
-        <w:ind w:left="312" w:hanging="227"/>
-      </w:pPr>
-      <w:r>
-        <w:rPr>
-          <w:rFonts w:ascii="Arial Unicode MS" w:hAnsi="Arial Unicode MS" w:eastAsia="Arial Unicode MS"/>
-          <w:b/>
-          <w:color w:val="2E74B5"/>
-          <w:sz w:val="18"/>
-        </w:rPr>
-        <w:t xml:space="preserve">☐ </w:t>
-      </w:r>
-      <w:r>
-        <w:rPr>
-          <w:rFonts w:ascii="Arial Unicode MS" w:hAnsi="Arial Unicode MS" w:eastAsia="Arial Unicode MS"/>
-          <w:b w:val="0"/>
-          <w:color w:val="18212B"/>
-          <w:sz w:val="18"/>
-        </w:rPr>
-        <w:t>실제 승패 확정 후 결측률·확률 품질·FP/FN 모니터링</w:t>
+        <w:t>향후 실제 사용자 미팅 데이터와 거래 승패가 축적되면 실제 결측률·누락 패턴을 바탕으로 마스킹 방식과 전처리를 조정하고 모델 하이퍼파라미터를 튜닝할 예정이다. 초기의 30% 결측 가정을 실제 서비스 데이터에 맞게 구체화하는 방향이다.</w:t>
       </w:r>
     </w:p>
     <w:sectPr>
@@ -6484,6 +5351,24 @@
   </w:num>
   <w:num w:numId="9">
     <w:abstractNumId w:val="0"/>
+  </w:num>
+  <w:num w:numId="10">
+    <w:abstractNumId w:val="7"/>
+    <w:lvlOverride w:ilvl="0">
+      <w:startOverride w:val="1"/>
+    </w:lvlOverride>
+  </w:num>
+  <w:num w:numId="11">
+    <w:abstractNumId w:val="7"/>
+    <w:lvlOverride w:ilvl="0">
+      <w:startOverride w:val="1"/>
+    </w:lvlOverride>
+  </w:num>
+  <w:num w:numId="12">
+    <w:abstractNumId w:val="7"/>
+    <w:lvlOverride w:ilvl="0">
+      <w:startOverride w:val="1"/>
+    </w:lvlOverride>
   </w:num>
 </w:numbering>
 </file>
